--- a/문서/2026_행감_질의서_전체.docx
+++ b/문서/2026_행감_질의서_전체.docx
@@ -44,7 +44,7 @@
           <w:color w:val="6B7280"/>
           <w:sz w:val="20"/>
         </w:rPr>
-        <w:t>문화체육관광국 및 산하기관 · 작성 2026. 09. 18. · 자료 기준 2026-09-18</w:t>
+        <w:t>문화체육관광국 및 산하기관 · 작성 2026. 09. 23. · 자료 기준 2026-09-23</w:t>
       </w:r>
     </w:p>
     <w:p>
@@ -1250,6 +1250,20 @@
           <w:b w:val="0"/>
           <w:sz w:val="20"/>
         </w:rPr>
+        <w:t>· (경북) 경북체육회, 태권도협회장 등 징계무효 판결에 항소 방침(2026.9.16). 경북태권도협회는 경북체육회에 공식사과·회장 사퇴 촉구</w:t>
+      </w:r>
+    </w:p>
+    <w:p>
+      <w:pPr>
+        <w:spacing w:after="0" w:before="0" w:line="324" w:lineRule="auto"/>
+        <w:ind w:left="283"/>
+      </w:pPr>
+      <w:r>
+        <w:rPr>
+          <w:rFonts w:ascii="맑은 고딕" w:hAnsi="맑은 고딕" w:eastAsia="맑은 고딕"/>
+          <w:b w:val="0"/>
+          <w:sz w:val="20"/>
+        </w:rPr>
         <w:t>· (경기도) 경기도체육회 격투대회 중상자 발생에도 ‘사고 없음’ 기록 의혹(8월), 선수단 관리·감독 시정요구 추진 중.</w:t>
       </w:r>
     </w:p>
@@ -1279,7 +1293,7 @@
           <w:color w:val="6B7280"/>
           <w:sz w:val="17"/>
         </w:rPr>
-        <w:t>출처: 세계일보 2026.9.17 https://www.segye.com/newsView/20260917516880 / 서울Pn 2026.9.7 https://go.seoul.co.kr/news/newsView.php?id=20260907500027 / 인천일보 https://www.incheonilbo.com/news/articleView.html?idxno=1330440</w:t>
+        <w:t>출처: 세계일보 2026.9.17 https://www.segye.com/newsView/20260917516880 / 서울Pn 2026.9.7 https://go.seoul.co.kr/news/newsView.php?id=20260907500027 / 인천일보 https://www.incheonilbo.com/news/articleView.html?idxno=1330440 / kyongbuk.co.kr 2026.9.16 https://news.google.com/rss/articles/CBMib0FVX3lxTE5mVFQ0NHB0VTJRaFhqZG1obkFlRFBjTVluQ185LXNiRXZkaGlWTk9oTy1IY3VHcUxubUVKVlJDWFVPdVFNWVRKYnh6c01CNXlGRHMwTEkwUXRPQ2w5NW9kcV8wekd6Y1JqbFM4c3poWQ?oc=5 / gukjenews.com 2026.9.16 https://news.google.com/rss/articles/CBMibkFVX3lxTE5PX0x4cHF5N0dQTEc0Wm5JcXg0NTdtTXoxWTdWeV9ZM041N0pMUGM4b0FvVmtMYnJPY0x1ZEhMMXljOElndmJEeVV2Q0JmcHBldDBpSmZlaXBrdHI5bFI3TTFSX19YUkprNFIzNE53?oc=5</w:t>
       </w:r>
     </w:p>
     <w:p>
@@ -1732,6 +1746,20 @@
           <w:b w:val="0"/>
           <w:sz w:val="20"/>
         </w:rPr>
+        <w:t>· (정부) 한경협·국회(김석기 의원)는 외국인 관광객이 서울에 편중되어 있다며 지역관광을 방문객 수가 아닌 체류·소비 중심으로 전환할 법·제도 개선이 필요하다고 지적(2026.9.22)</w:t>
+      </w:r>
+    </w:p>
+    <w:p>
+      <w:pPr>
+        <w:spacing w:after="0" w:before="0" w:line="324" w:lineRule="auto"/>
+        <w:ind w:left="283"/>
+      </w:pPr>
+      <w:r>
+        <w:rPr>
+          <w:rFonts w:ascii="맑은 고딕" w:hAnsi="맑은 고딕" w:eastAsia="맑은 고딕"/>
+          <w:b w:val="0"/>
+          <w:sz w:val="20"/>
+        </w:rPr>
         <w:t>· (제주) 자체 관광진흥기금 운용(정부 사업에서 별도 기금 보유 지역으로 분류)</w:t>
       </w:r>
     </w:p>
@@ -1789,7 +1817,7 @@
           <w:color w:val="6B7280"/>
           <w:sz w:val="17"/>
         </w:rPr>
-        <w:t>출처: 서울경제 https://www.sedaily.com/article/20045591 / 국가법령정보센터 https://www.law.go.kr/LSW/ordinInfoP.do?ordinSeq=1581389</w:t>
+        <w:t>출처: 서울경제 https://www.sedaily.com/article/20045591 / 국가법령정보센터 https://www.law.go.kr/LSW/ordinInfoP.do?ordinSeq=1581389 / 데일리안 2026.9.22 https://news.google.com/rss/articles/CBMiowJBVV95cUxPWnI2R0k5ZU14SnFQNzVmOXBQMnJmX0JIRXZudzlmZ3cxdUI0S0l5dmROTUx5MjlXdjY0aENPejB0V0lpQjQxbzdBT2RrS0tCaEJKQnRlekdZOTF6NmYtYXR4dFhWWGFOaGZDNXk0QTJhQWpvQjhvWFFfNmc3cng4eE83azBMeEpfSmtlSzcxcUNWc19JYkRHSDA4UXRGQmNVaUh1UjNpM1BWRVJGYzRGZ3cwWTJmY3V1dWpiMklZai1CNy1VTTdXVUNDU1NHZ19YY1ZKYlhJeFhFbTZlVklNendacE8zUlRhbTVNc0V4S2Juanp3RGc1NGFNTzBPVVFpOUVncnBuQ3RISlRoaFdGcXM5WUVWdFZ1OURxU3BrVkNQTEE?oc=5 / 세명일보 2026.9.22 https://news.google.com/rss/articles/CBMicEFVX3lxTFBldmVJdU5IWE5oY3JpcXpXY01RdXJsdVk5UlFJVEJfRVBZNlZldFZSYkVTUnpZOGRGblZsV1M4aVFVcGItV0JTSmNMZktxd0tKX2hvbmJ5QWc5aVJQT3JuM1dIeEtEdWc5SEp2UmZ0M1M?oc=5</w:t>
       </w:r>
     </w:p>
     <w:p>
@@ -4599,6 +4627,62 @@
     </w:p>
     <w:p>
       <w:pPr>
+        <w:spacing w:after="20" w:before="0" w:line="324" w:lineRule="auto"/>
+        <w:ind w:left="113"/>
+      </w:pPr>
+      <w:r>
+        <w:rPr>
+          <w:rFonts w:ascii="맑은 고딕" w:hAnsi="맑은 고딕" w:eastAsia="맑은 고딕"/>
+          <w:b/>
+          <w:sz w:val="21"/>
+        </w:rPr>
+        <w:t xml:space="preserve">6. </w:t>
+      </w:r>
+      <w:r>
+        <w:rPr>
+          <w:rFonts w:ascii="맑은 고딕" w:hAnsi="맑은 고딕" w:eastAsia="맑은 고딕"/>
+          <w:b/>
+          <w:sz w:val="21"/>
+        </w:rPr>
+        <w:t>웹툰페어 성과 확대</w:t>
+      </w:r>
+    </w:p>
+    <w:p>
+      <w:pPr>
+        <w:spacing w:after="20" w:before="0" w:line="324" w:lineRule="auto"/>
+        <w:ind w:left="454"/>
+      </w:pPr>
+      <w:r>
+        <w:rPr>
+          <w:rFonts w:ascii="맑은 고딕" w:hAnsi="맑은 고딕" w:eastAsia="맑은 고딕"/>
+          <w:b w:val="0"/>
+          <w:sz w:val="21"/>
+        </w:rPr>
+        <w:t>2026 경기국제웹툰페어가 B2B 전환 첫해 2,280만 달러 수출상담(전년대비 430만 달러 증가)이라는 역대 최대 성과를 냈습니다. 성과를 이끈 요인은 무엇이며, 이를 내년도에 어떻게 확대·발전시킬 계획입니까?</w:t>
+      </w:r>
+    </w:p>
+    <w:p>
+      <w:pPr>
+        <w:spacing w:after="0" w:before="0" w:line="324" w:lineRule="auto"/>
+        <w:ind w:left="454"/>
+      </w:pPr>
+      <w:r>
+        <w:rPr>
+          <w:rFonts w:ascii="맑은 고딕" w:hAnsi="맑은 고딕" w:eastAsia="맑은 고딕"/>
+          <w:b w:val="0"/>
+          <w:color w:val="6B7280"/>
+          <w:sz w:val="19"/>
+        </w:rPr>
+        <w:t>· 배경: 2026.9.22~23 다수 보도(역대 최대 실적)</w:t>
+      </w:r>
+    </w:p>
+    <w:p>
+      <w:pPr>
+        <w:spacing w:after="60" w:before="0" w:line="324" w:lineRule="auto"/>
+      </w:pPr>
+    </w:p>
+    <w:p>
+      <w:pPr>
         <w:spacing w:after="40" w:before="0" w:line="324" w:lineRule="auto"/>
       </w:pPr>
       <w:r>
@@ -7077,6 +7161,77 @@
     </w:p>
     <w:p>
       <w:pPr>
+        <w:spacing w:after="20" w:before="0" w:line="324" w:lineRule="auto"/>
+        <w:ind w:left="113"/>
+      </w:pPr>
+      <w:r>
+        <w:rPr>
+          <w:rFonts w:ascii="맑은 고딕" w:hAnsi="맑은 고딕" w:eastAsia="맑은 고딕"/>
+          <w:b/>
+          <w:sz w:val="21"/>
+        </w:rPr>
+        <w:t xml:space="preserve">6. </w:t>
+      </w:r>
+      <w:r>
+        <w:rPr>
+          <w:rFonts w:ascii="맑은 고딕" w:hAnsi="맑은 고딕" w:eastAsia="맑은 고딕"/>
+          <w:b/>
+          <w:sz w:val="21"/>
+        </w:rPr>
+        <w:t>관광 성과지표 전환</w:t>
+      </w:r>
+    </w:p>
+    <w:p>
+      <w:pPr>
+        <w:spacing w:after="20" w:before="0" w:line="324" w:lineRule="auto"/>
+        <w:ind w:left="454"/>
+      </w:pPr>
+      <w:r>
+        <w:rPr>
+          <w:rFonts w:ascii="맑은 고딕" w:hAnsi="맑은 고딕" w:eastAsia="맑은 고딕"/>
+          <w:b w:val="0"/>
+          <w:sz w:val="21"/>
+        </w:rPr>
+        <w:t>한경협과 국회(김석기 의원)에서 외국인 관광객의 서울 편중을 지적하며 지역관광은 방문객 수가 아닌 체류일수·소비액 중심으로 성과지표를 바꿔야 한다는 주장이 나왔습니다. 경기도 관광정책의 현재 성과지표는 무엇이며, 체류·소비 중심 지표 도입을 검토하고 있습니까?</w:t>
+      </w:r>
+    </w:p>
+    <w:p>
+      <w:pPr>
+        <w:spacing w:after="0" w:before="0" w:line="324" w:lineRule="auto"/>
+        <w:ind w:left="454"/>
+      </w:pPr>
+      <w:r>
+        <w:rPr>
+          <w:rFonts w:ascii="맑은 고딕" w:hAnsi="맑은 고딕" w:eastAsia="맑은 고딕"/>
+          <w:b w:val="0"/>
+          <w:color w:val="6B7280"/>
+          <w:sz w:val="19"/>
+        </w:rPr>
+        <w:t>· 배경: 한경협·김석기 의원(국회 문체위) 2026.9.22 보도</w:t>
+      </w:r>
+    </w:p>
+    <w:p>
+      <w:pPr>
+        <w:spacing w:after="0" w:before="0" w:line="324" w:lineRule="auto"/>
+        <w:ind w:left="454"/>
+      </w:pPr>
+      <w:r>
+        <w:rPr>
+          <w:rFonts w:ascii="맑은 고딕" w:hAnsi="맑은 고딕" w:eastAsia="맑은 고딕"/>
+          <w:b w:val="0"/>
+          <w:color w:val="6B7280"/>
+          <w:sz w:val="19"/>
+        </w:rPr>
+        <w:t>· 관련 자료요구: 관광산업-4</w:t>
+      </w:r>
+    </w:p>
+    <w:p>
+      <w:pPr>
+        <w:spacing w:after="60" w:before="0" w:line="324" w:lineRule="auto"/>
+      </w:pPr>
+    </w:p>
+    <w:p>
+      <w:pPr>
         <w:spacing w:after="40" w:before="0" w:line="324" w:lineRule="auto"/>
       </w:pPr>
       <w:r>
@@ -7231,6 +7386,53 @@
       </w:pPr>
     </w:p>
     <w:p>
+      <w:pPr>
+        <w:spacing w:after="0" w:before="0" w:line="324" w:lineRule="auto"/>
+        <w:ind w:left="113"/>
+      </w:pPr>
+      <w:r>
+        <w:rPr>
+          <w:rFonts w:ascii="맑은 고딕" w:hAnsi="맑은 고딕" w:eastAsia="맑은 고딕"/>
+          <w:b/>
+          <w:sz w:val="21"/>
+        </w:rPr>
+        <w:t>[관광산업-4] ∘ 경기도 관광 성과지표 현황 및 개편 검토</w:t>
+      </w:r>
+    </w:p>
+    <w:p>
+      <w:pPr>
+        <w:spacing w:after="0" w:before="0" w:line="324" w:lineRule="auto"/>
+        <w:ind w:left="510"/>
+      </w:pPr>
+      <w:r>
+        <w:rPr>
+          <w:rFonts w:ascii="맑은 고딕" w:hAnsi="맑은 고딕" w:eastAsia="맑은 고딕"/>
+          <w:b w:val="0"/>
+          <w:sz w:val="20"/>
+        </w:rPr>
+        <w:t>- 최근 3년 관광정책 성과지표(방문객수·체류일수·소비액 등) 관리 현황</w:t>
+      </w:r>
+    </w:p>
+    <w:p>
+      <w:pPr>
+        <w:spacing w:after="0" w:before="0" w:line="324" w:lineRule="auto"/>
+        <w:ind w:left="510"/>
+      </w:pPr>
+      <w:r>
+        <w:rPr>
+          <w:rFonts w:ascii="맑은 고딕" w:hAnsi="맑은 고딕" w:eastAsia="맑은 고딕"/>
+          <w:b w:val="0"/>
+          <w:sz w:val="20"/>
+        </w:rPr>
+        <w:t>- 체류·소비 중심 지표 도입 검토 여부</w:t>
+      </w:r>
+    </w:p>
+    <w:p>
+      <w:pPr>
+        <w:spacing w:after="40" w:before="0" w:line="324" w:lineRule="auto"/>
+      </w:pPr>
+    </w:p>
+    <w:p>
       <w:r>
         <w:br w:type="page"/>
       </w:r>
@@ -9663,6 +9865,133 @@
     </w:p>
     <w:p>
       <w:pPr>
+        <w:spacing w:after="20" w:before="0" w:line="324" w:lineRule="auto"/>
+        <w:ind w:left="113"/>
+      </w:pPr>
+      <w:r>
+        <w:rPr>
+          <w:rFonts w:ascii="맑은 고딕" w:hAnsi="맑은 고딕" w:eastAsia="맑은 고딕"/>
+          <w:b/>
+          <w:sz w:val="21"/>
+        </w:rPr>
+        <w:t xml:space="preserve">5. </w:t>
+      </w:r>
+      <w:r>
+        <w:rPr>
+          <w:rFonts w:ascii="맑은 고딕" w:hAnsi="맑은 고딕" w:eastAsia="맑은 고딕"/>
+          <w:b/>
+          <w:sz w:val="21"/>
+        </w:rPr>
+        <w:t>해외 불법유통 대응</w:t>
+      </w:r>
+    </w:p>
+    <w:p>
+      <w:pPr>
+        <w:spacing w:after="20" w:before="0" w:line="324" w:lineRule="auto"/>
+        <w:ind w:left="454"/>
+      </w:pPr>
+      <w:r>
+        <w:rPr>
+          <w:rFonts w:ascii="맑은 고딕" w:hAnsi="맑은 고딕" w:eastAsia="맑은 고딕"/>
+          <w:b w:val="0"/>
+          <w:sz w:val="21"/>
+        </w:rPr>
+        <w:t>국회 문화체육관광위원회에서 해외 불법 유통 K-콘텐츠가 1년 새 8천만 건 늘어 4억 9천만 건에 달한다는 지적이 나왔습니다. 경콘진이 지원하는 도내 창작자·기업의 해외 불법유통 피해 현황과 저작권 보호·구제 지원 실적은 어떻습니까?</w:t>
+      </w:r>
+    </w:p>
+    <w:p>
+      <w:pPr>
+        <w:spacing w:after="0" w:before="0" w:line="324" w:lineRule="auto"/>
+        <w:ind w:left="454"/>
+      </w:pPr>
+      <w:r>
+        <w:rPr>
+          <w:rFonts w:ascii="맑은 고딕" w:hAnsi="맑은 고딕" w:eastAsia="맑은 고딕"/>
+          <w:b w:val="0"/>
+          <w:color w:val="6B7280"/>
+          <w:sz w:val="19"/>
+        </w:rPr>
+        <w:t>· 배경: 임오경 의원(국회 문체위) 발표, 2026.9.22 보도</w:t>
+      </w:r>
+    </w:p>
+    <w:p>
+      <w:pPr>
+        <w:spacing w:after="0" w:before="0" w:line="324" w:lineRule="auto"/>
+        <w:ind w:left="454"/>
+      </w:pPr>
+      <w:r>
+        <w:rPr>
+          <w:rFonts w:ascii="맑은 고딕" w:hAnsi="맑은 고딕" w:eastAsia="맑은 고딕"/>
+          <w:b w:val="0"/>
+          <w:color w:val="6B7280"/>
+          <w:sz w:val="19"/>
+        </w:rPr>
+        <w:t>· 관련 자료요구: 콘진원-3</w:t>
+      </w:r>
+    </w:p>
+    <w:p>
+      <w:pPr>
+        <w:spacing w:after="60" w:before="0" w:line="324" w:lineRule="auto"/>
+      </w:pPr>
+    </w:p>
+    <w:p>
+      <w:pPr>
+        <w:spacing w:after="20" w:before="0" w:line="324" w:lineRule="auto"/>
+        <w:ind w:left="113"/>
+      </w:pPr>
+      <w:r>
+        <w:rPr>
+          <w:rFonts w:ascii="맑은 고딕" w:hAnsi="맑은 고딕" w:eastAsia="맑은 고딕"/>
+          <w:b/>
+          <w:sz w:val="21"/>
+        </w:rPr>
+        <w:t xml:space="preserve">6. </w:t>
+      </w:r>
+      <w:r>
+        <w:rPr>
+          <w:rFonts w:ascii="맑은 고딕" w:hAnsi="맑은 고딕" w:eastAsia="맑은 고딕"/>
+          <w:b/>
+          <w:sz w:val="21"/>
+        </w:rPr>
+        <w:t>저작권 지원 확대 성과</w:t>
+      </w:r>
+    </w:p>
+    <w:p>
+      <w:pPr>
+        <w:spacing w:after="20" w:before="0" w:line="324" w:lineRule="auto"/>
+        <w:ind w:left="454"/>
+      </w:pPr>
+      <w:r>
+        <w:rPr>
+          <w:rFonts w:ascii="맑은 고딕" w:hAnsi="맑은 고딕" w:eastAsia="맑은 고딕"/>
+          <w:b w:val="0"/>
+          <w:sz w:val="21"/>
+        </w:rPr>
+        <w:t>경콘진이 스타트업·창작자 대상 저작권·IP 실무 지원을 확대해 4개월간 50여 명이 참여했습니다. 구체적 지원 성과(계약·분쟁 해결 등)는 무엇이며, 내년도 지원 대상·예산을 확대할 계획입니까?</w:t>
+      </w:r>
+    </w:p>
+    <w:p>
+      <w:pPr>
+        <w:spacing w:after="0" w:before="0" w:line="324" w:lineRule="auto"/>
+        <w:ind w:left="454"/>
+      </w:pPr>
+      <w:r>
+        <w:rPr>
+          <w:rFonts w:ascii="맑은 고딕" w:hAnsi="맑은 고딕" w:eastAsia="맑은 고딕"/>
+          <w:b w:val="0"/>
+          <w:color w:val="6B7280"/>
+          <w:sz w:val="19"/>
+        </w:rPr>
+        <w:t>· 배경: 2026.9.22~23 보도</w:t>
+      </w:r>
+    </w:p>
+    <w:p>
+      <w:pPr>
+        <w:spacing w:after="60" w:before="0" w:line="324" w:lineRule="auto"/>
+      </w:pPr>
+    </w:p>
+    <w:p>
+      <w:pPr>
         <w:spacing w:after="40" w:before="0" w:line="324" w:lineRule="auto"/>
       </w:pPr>
       <w:r>
@@ -9748,6 +10077,53 @@
           <w:sz w:val="20"/>
         </w:rPr>
         <w:t>- 사업별 예산·성과지표, 보고 체계</w:t>
+      </w:r>
+    </w:p>
+    <w:p>
+      <w:pPr>
+        <w:spacing w:after="40" w:before="0" w:line="324" w:lineRule="auto"/>
+      </w:pPr>
+    </w:p>
+    <w:p>
+      <w:pPr>
+        <w:spacing w:after="0" w:before="0" w:line="324" w:lineRule="auto"/>
+        <w:ind w:left="113"/>
+      </w:pPr>
+      <w:r>
+        <w:rPr>
+          <w:rFonts w:ascii="맑은 고딕" w:hAnsi="맑은 고딕" w:eastAsia="맑은 고딕"/>
+          <w:b/>
+          <w:sz w:val="21"/>
+        </w:rPr>
+        <w:t>[콘진원-3] ∘ 도내 창작자·기업 해외 콘텐츠 불법유통 대응 현황</w:t>
+      </w:r>
+    </w:p>
+    <w:p>
+      <w:pPr>
+        <w:spacing w:after="0" w:before="0" w:line="324" w:lineRule="auto"/>
+        <w:ind w:left="510"/>
+      </w:pPr>
+      <w:r>
+        <w:rPr>
+          <w:rFonts w:ascii="맑은 고딕" w:hAnsi="맑은 고딕" w:eastAsia="맑은 고딕"/>
+          <w:b w:val="0"/>
+          <w:sz w:val="20"/>
+        </w:rPr>
+        <w:t>- 최근 3년 해외 불법유통 모니터링·신고 건수(연도별)</w:t>
+      </w:r>
+    </w:p>
+    <w:p>
+      <w:pPr>
+        <w:spacing w:after="0" w:before="0" w:line="324" w:lineRule="auto"/>
+        <w:ind w:left="510"/>
+      </w:pPr>
+      <w:r>
+        <w:rPr>
+          <w:rFonts w:ascii="맑은 고딕" w:hAnsi="맑은 고딕" w:eastAsia="맑은 고딕"/>
+          <w:b w:val="0"/>
+          <w:sz w:val="20"/>
+        </w:rPr>
+        <w:t>- 저작권 침해 법률자문·소송 지원 등 구제 실적</w:t>
       </w:r>
     </w:p>
     <w:p>

--- a/문서/2026_행감_질의서_전체.docx
+++ b/문서/2026_행감_질의서_전체.docx
@@ -44,7 +44,7 @@
           <w:color w:val="6B7280"/>
           <w:sz w:val="20"/>
         </w:rPr>
-        <w:t>문화체육관광국 및 산하기관 · 작성 2026. 09. 23. · 자료 기준 2026-09-23</w:t>
+        <w:t>문화체육관광국 및 산하기관 · 작성 2026. 09. 28. · 자료 기준 2026-09-28</w:t>
       </w:r>
     </w:p>
     <w:p>
@@ -1264,6 +1264,34 @@
           <w:b w:val="0"/>
           <w:sz w:val="20"/>
         </w:rPr>
+        <w:t>· (전국(대한체육회)) 이기흥 전 대한체육회장 부정채용·횡령 등 의혹, 경찰 수사 1년10개월 만에 증거불충분·공소시효로 불송치(2026.9.21) — 체육회 자체는 앞서 자격정지 4년 결정. 비위 처리에 오랜 시간이 걸리는 사례.</w:t>
+      </w:r>
+    </w:p>
+    <w:p>
+      <w:pPr>
+        <w:spacing w:after="0" w:before="0" w:line="324" w:lineRule="auto"/>
+        <w:ind w:left="283"/>
+      </w:pPr>
+      <w:r>
+        <w:rPr>
+          <w:rFonts w:ascii="맑은 고딕" w:hAnsi="맑은 고딕" w:eastAsia="맑은 고딕"/>
+          <w:b w:val="0"/>
+          <w:sz w:val="20"/>
+        </w:rPr>
+        <w:t>· (충남) 데플림픽 메달리스트 선수 유가족이 충남장애인체육회 상벌위 결정에 반발(2026.9.23) — 상벌위 운영의 공정성·투명성 논란.</w:t>
+      </w:r>
+    </w:p>
+    <w:p>
+      <w:pPr>
+        <w:spacing w:after="0" w:before="0" w:line="324" w:lineRule="auto"/>
+        <w:ind w:left="283"/>
+      </w:pPr>
+      <w:r>
+        <w:rPr>
+          <w:rFonts w:ascii="맑은 고딕" w:hAnsi="맑은 고딕" w:eastAsia="맑은 고딕"/>
+          <w:b w:val="0"/>
+          <w:sz w:val="20"/>
+        </w:rPr>
         <w:t>· (경기도) 경기도체육회 격투대회 중상자 발생에도 ‘사고 없음’ 기록 의혹(8월), 선수단 관리·감독 시정요구 추진 중.</w:t>
       </w:r>
     </w:p>
@@ -1293,7 +1321,7 @@
           <w:color w:val="6B7280"/>
           <w:sz w:val="17"/>
         </w:rPr>
-        <w:t>출처: 세계일보 2026.9.17 https://www.segye.com/newsView/20260917516880 / 서울Pn 2026.9.7 https://go.seoul.co.kr/news/newsView.php?id=20260907500027 / 인천일보 https://www.incheonilbo.com/news/articleView.html?idxno=1330440 / kyongbuk.co.kr 2026.9.16 https://news.google.com/rss/articles/CBMib0FVX3lxTE5mVFQ0NHB0VTJRaFhqZG1obkFlRFBjTVluQ185LXNiRXZkaGlWTk9oTy1IY3VHcUxubUVKVlJDWFVPdVFNWVRKYnh6c01CNXlGRHMwTEkwUXRPQ2w5NW9kcV8wekd6Y1JqbFM4c3poWQ?oc=5 / gukjenews.com 2026.9.16 https://news.google.com/rss/articles/CBMibkFVX3lxTE5PX0x4cHF5N0dQTEc0Wm5JcXg0NTdtTXoxWTdWeV9ZM041N0pMUGM4b0FvVmtMYnJPY0x1ZEhMMXljOElndmJEeVV2Q0JmcHBldDBpSmZlaXBrdHI5bFI3TTFSX19YUkprNFIzNE53?oc=5</w:t>
+        <w:t>출처: 세계일보 2026.9.17 https://www.segye.com/newsView/20260917516880 / 서울Pn 2026.9.7 https://go.seoul.co.kr/news/newsView.php?id=20260907500027 / 인천일보 https://www.incheonilbo.com/news/articleView.html?idxno=1330440 / kyongbuk.co.kr 2026.9.16 https://news.google.com/rss/articles/CBMib0FVX3lxTE5mVFQ0NHB0VTJRaFhqZG1obkFlRFBjTVluQ185LXNiRXZkaGlWTk9oTy1IY3VHcUxubUVKVlJDWFVPdVFNWVRKYnh6c01CNXlGRHMwTEkwUXRPQ2w5NW9kcV8wekd6Y1JqbFM4c3poWQ?oc=5 / gukjenews.com 2026.9.16 https://news.google.com/rss/articles/CBMibkFVX3lxTE5PX0x4cHF5N0dQTEc0Wm5JcXg0NTdtTXoxWTdWeV9ZM041N0pMUGM4b0FvVmtMYnJPY0x1ZEhMMXljOElndmJEeVV2Q0JmcHBldDBpSmZlaXBrdHI5bFI3TTFSX19YUkprNFIzNE53?oc=5 / 더팩트 2026.9.21 https://news.google.com/rss/articles/CBMiVkFVX3lxTFA4UF9PMXduWTQyZGVtbHNLZGRFdnRoMER4NkdqNkVZaDlMbW5qSXBiUFg3NGtkNEZOa1ZNdjVGWFVPMm1YWF9PRHJzZFJNMHJnNngzbmRB0gFQQVVfeXFMUEJVSVp2bzBYSFdzejBXTFlEU0lSWTRLb3FuS3VSa0M5QjR4MWJ1U0RJNjlrQlJWNHc1QlJEbXA1UWlnRzg2ZFdRVE96WWhjX0w?oc=5 / 에이블뉴스 2026.9.23 https://news.google.com/rss/articles/CBMibkFVX3lxTE00UHFCT0dXQ3lIVHNDVUl2YUdxcXBGWUgyTkRrTlJ0dC1DeDV0Y1BMZzZ3anl4TUU4UmVocng1S05kUWpySlFRUjVDRjFoZGlhQUI3allEXzUxM19ja0JYaGZnd0ZHSHlnVWZPOVZn0gFyQVVfeXFMTmFWdFZ6SWRfanJ2NFZwNjFfUHpySjA4TUhuWmtqRjBCVzRLc1prX2Fjb3gtOWx0elExcHI4VkZPM0FfYl9HakNmWjNOUDg0NkNoeDFSNnhucW9nN0ZJUW10YzVVNWltRU1DSFlkRUNoRW9B?oc=5</w:t>
       </w:r>
     </w:p>
     <w:p>
@@ -1821,6 +1849,176 @@
       </w:r>
     </w:p>
     <w:p>
+      <w:pPr>
+        <w:spacing w:after="20" w:before="80" w:line="324" w:lineRule="auto"/>
+      </w:pPr>
+      <w:r>
+        <w:rPr>
+          <w:rFonts w:ascii="맑은 고딕" w:hAnsi="맑은 고딕" w:eastAsia="맑은 고딕"/>
+          <w:b/>
+          <w:color w:val="185FA5"/>
+          <w:sz w:val="22"/>
+        </w:rPr>
+        <w:t>[B14] 게임 제작비 세액공제 사각지대 — 영상·웹툰은 대상, 게임은 제외</w:t>
+      </w:r>
+    </w:p>
+    <w:p>
+      <w:pPr>
+        <w:spacing w:after="0" w:before="0" w:line="324" w:lineRule="auto"/>
+        <w:ind w:left="283"/>
+      </w:pPr>
+      <w:r>
+        <w:rPr>
+          <w:rFonts w:ascii="맑은 고딕" w:hAnsi="맑은 고딕" w:eastAsia="맑은 고딕"/>
+          <w:b w:val="0"/>
+          <w:sz w:val="20"/>
+        </w:rPr>
+        <w:t>· (정부) 조세특례제한법상 영화·방송·OTT·웹툰 제작비는 세액공제 대상이나 게임 제작비는 별도 공제 규정 없음. 정부는 R&amp;D세액공제로 대체 가능하다는 입장이나, 한국콘텐츠진흥원 조사 결과 게임 제작·배급업체 1,398곳 중 R&amp;D세액공제 실제 이용 2.1%, 통합투자세액공제 이용 0.1%에 불과.</w:t>
+      </w:r>
+    </w:p>
+    <w:p>
+      <w:pPr>
+        <w:spacing w:after="0" w:before="0" w:line="324" w:lineRule="auto"/>
+        <w:ind w:left="283"/>
+      </w:pPr>
+      <w:r>
+        <w:rPr>
+          <w:rFonts w:ascii="맑은 고딕" w:hAnsi="맑은 고딕" w:eastAsia="맑은 고딕"/>
+          <w:b w:val="0"/>
+          <w:sz w:val="20"/>
+        </w:rPr>
+        <w:t>· (경기도) 경기콘텐츠진흥원이 게임·e스포츠·XR 사업을 미래성장산업국 보조금(76.6억)으로 운영(d-contents-3 게임 이원화 이슈와 연결). 세제 사각지대에 대한 도 차원 보완책은 별도 확인 필요.</w:t>
+      </w:r>
+    </w:p>
+    <w:p>
+      <w:pPr>
+        <w:spacing w:after="0" w:before="0" w:line="324" w:lineRule="auto"/>
+        <w:ind w:left="283"/>
+      </w:pPr>
+      <w:r>
+        <w:rPr>
+          <w:rFonts w:ascii="맑은 고딕" w:hAnsi="맑은 고딕" w:eastAsia="맑은 고딕"/>
+          <w:b/>
+          <w:sz w:val="20"/>
+        </w:rPr>
+        <w:t>▶ 시사점: 국비 세제지원에서 게임산업만 빠진 상황에서, 도가 경기게임아카데미 등으로 부분 보완하고 있는지, 정부 제도개선 건의 계획이 있는지 확인할 수 있다.</w:t>
+      </w:r>
+    </w:p>
+    <w:p>
+      <w:pPr>
+        <w:spacing w:after="60" w:before="0" w:line="324" w:lineRule="auto"/>
+        <w:ind w:left="283"/>
+      </w:pPr>
+      <w:r>
+        <w:rPr>
+          <w:rFonts w:ascii="맑은 고딕" w:hAnsi="맑은 고딕" w:eastAsia="맑은 고딕"/>
+          <w:b w:val="0"/>
+          <w:color w:val="6B7280"/>
+          <w:sz w:val="17"/>
+        </w:rPr>
+        <w:t>출처: 쿠키뉴스 2026.9.28 https://news.google.com/rss/articles/CBMiY0FVX3lxTE04ZUJGekNvU3FOMVJVMTNEeDBwZnRFNGV1THVZMW5TUV9YOGo4VFR3RWdzN1RDcHVVd1N4T2tYZWxjVWVnejdGb1RyRHVOSm9FN01wVEJtR0Y0MzNNa2N0eUNMdw?oc=5</w:t>
+      </w:r>
+    </w:p>
+    <w:p>
+      <w:pPr>
+        <w:spacing w:after="20" w:before="80" w:line="324" w:lineRule="auto"/>
+      </w:pPr>
+      <w:r>
+        <w:rPr>
+          <w:rFonts w:ascii="맑은 고딕" w:hAnsi="맑은 고딕" w:eastAsia="맑은 고딕"/>
+          <w:b/>
+          <w:color w:val="185FA5"/>
+          <w:sz w:val="22"/>
+        </w:rPr>
+        <w:t>[B15] 학교운동부 감소 — 경기도 66곳 폐부, 전국 최다권역</w:t>
+      </w:r>
+    </w:p>
+    <w:p>
+      <w:pPr>
+        <w:spacing w:after="0" w:before="0" w:line="324" w:lineRule="auto"/>
+        <w:ind w:left="283"/>
+      </w:pPr>
+      <w:r>
+        <w:rPr>
+          <w:rFonts w:ascii="맑은 고딕" w:hAnsi="맑은 고딕" w:eastAsia="맑은 고딕"/>
+          <w:b w:val="0"/>
+          <w:sz w:val="20"/>
+        </w:rPr>
+        <w:t>· (정부) 국회 문체위 자료: 최근 3년(2023~2025) 전국 학교운동부 신설 124곳 vs 폐부 233곳 — 1곳 창단 동안 2곳 가까이 폐부. 원인: 학교 안전관리 책임, 인건비·운영비 부담, 학생 수 감소에 따른 선수 수급난, 코로나19 영향.</w:t>
+      </w:r>
+    </w:p>
+    <w:p>
+      <w:pPr>
+        <w:spacing w:after="0" w:before="0" w:line="324" w:lineRule="auto"/>
+        <w:ind w:left="283"/>
+      </w:pPr>
+      <w:r>
+        <w:rPr>
+          <w:rFonts w:ascii="맑은 고딕" w:hAnsi="맑은 고딕" w:eastAsia="맑은 고딕"/>
+          <w:b w:val="0"/>
+          <w:sz w:val="20"/>
+        </w:rPr>
+        <w:t>· (서울) 5곳 신설·33곳 폐부</w:t>
+      </w:r>
+    </w:p>
+    <w:p>
+      <w:pPr>
+        <w:spacing w:after="0" w:before="0" w:line="324" w:lineRule="auto"/>
+        <w:ind w:left="283"/>
+      </w:pPr>
+      <w:r>
+        <w:rPr>
+          <w:rFonts w:ascii="맑은 고딕" w:hAnsi="맑은 고딕" w:eastAsia="맑은 고딕"/>
+          <w:b w:val="0"/>
+          <w:sz w:val="20"/>
+        </w:rPr>
+        <w:t>· (경남·제주) 경남 7곳, 제주 4곳 순증(전국 추세와 반대)</w:t>
+      </w:r>
+    </w:p>
+    <w:p>
+      <w:pPr>
+        <w:spacing w:after="0" w:before="0" w:line="324" w:lineRule="auto"/>
+        <w:ind w:left="283"/>
+      </w:pPr>
+      <w:r>
+        <w:rPr>
+          <w:rFonts w:ascii="맑은 고딕" w:hAnsi="맑은 고딕" w:eastAsia="맑은 고딕"/>
+          <w:b w:val="0"/>
+          <w:sz w:val="20"/>
+        </w:rPr>
+        <w:t>· (경기도) 경기도 9곳 신설·66곳 폐부 — 경기·서울 두 지역이 전국 폐부의 42.5%를 차지, 수도권 감소가 가장 심각.</w:t>
+      </w:r>
+    </w:p>
+    <w:p>
+      <w:pPr>
+        <w:spacing w:after="0" w:before="0" w:line="324" w:lineRule="auto"/>
+        <w:ind w:left="283"/>
+      </w:pPr>
+      <w:r>
+        <w:rPr>
+          <w:rFonts w:ascii="맑은 고딕" w:hAnsi="맑은 고딕" w:eastAsia="맑은 고딕"/>
+          <w:b/>
+          <w:sz w:val="20"/>
+        </w:rPr>
+        <w:t>▶ 시사점: 경기도가 전국에서 학교운동부 감소가 가장 심각한 지역으로 나타났다. 도교육청과의 협력 체계, 직장운동경기부·실업팀 연계, 감소 추세에 대한 도 차원 대응 계획을 확인해야 한다.</w:t>
+      </w:r>
+    </w:p>
+    <w:p>
+      <w:pPr>
+        <w:spacing w:after="60" w:before="0" w:line="324" w:lineRule="auto"/>
+        <w:ind w:left="283"/>
+      </w:pPr>
+      <w:r>
+        <w:rPr>
+          <w:rFonts w:ascii="맑은 고딕" w:hAnsi="맑은 고딕" w:eastAsia="맑은 고딕"/>
+          <w:b w:val="0"/>
+          <w:color w:val="6B7280"/>
+          <w:sz w:val="17"/>
+        </w:rPr>
+        <w:t>출처: 다음뉴스 2026.9.23 https://news.google.com/rss/articles/CBMiVEFVX3lxTFByUkhaNk9tajdRX0FsQzF1UkJNOFROUjJueUpYdFdaRzdqMkQ2OTlvdU83UE16X2dsSWNEcUUxQ25tdVdmYnFxWm1rMHpsaW5RczdBRg?oc=5</w:t>
+      </w:r>
+    </w:p>
+    <w:p>
       <w:r>
         <w:br w:type="page"/>
       </w:r>
@@ -5303,6 +5501,62 @@
     </w:p>
     <w:p>
       <w:pPr>
+        <w:spacing w:after="20" w:before="0" w:line="324" w:lineRule="auto"/>
+        <w:ind w:left="113"/>
+      </w:pPr>
+      <w:r>
+        <w:rPr>
+          <w:rFonts w:ascii="맑은 고딕" w:hAnsi="맑은 고딕" w:eastAsia="맑은 고딕"/>
+          <w:b/>
+          <w:sz w:val="21"/>
+        </w:rPr>
+        <w:t xml:space="preserve">6. </w:t>
+      </w:r>
+      <w:r>
+        <w:rPr>
+          <w:rFonts w:ascii="맑은 고딕" w:hAnsi="맑은 고딕" w:eastAsia="맑은 고딕"/>
+          <w:b/>
+          <w:sz w:val="21"/>
+        </w:rPr>
+        <w:t>예술활동증명 처리 지연이 도 예술인 기회소득 심사에 미치는 영향</w:t>
+      </w:r>
+    </w:p>
+    <w:p>
+      <w:pPr>
+        <w:spacing w:after="20" w:before="0" w:line="324" w:lineRule="auto"/>
+        <w:ind w:left="454"/>
+      </w:pPr>
+      <w:r>
+        <w:rPr>
+          <w:rFonts w:ascii="맑은 고딕" w:hAnsi="맑은 고딕" w:eastAsia="맑은 고딕"/>
+          <w:b w:val="0"/>
+          <w:sz w:val="21"/>
+        </w:rPr>
+        <w:t>한국예술인복지재단의 예술활동증명 담당 인력이 5명뿐이라 올해 신청 17만 건 처리가 크게 지연되고 있다는 지적이 나왔습니다(국회 문체위 이정문 의원). 경기도 예술인 기회소득 신청자 중 이 증명 발급 지연으로 심사·지급이 늦어진 사례가 있습니까? 있다면 도 차원의 대응 방안은 무엇입니까?</w:t>
+      </w:r>
+    </w:p>
+    <w:p>
+      <w:pPr>
+        <w:spacing w:after="0" w:before="0" w:line="324" w:lineRule="auto"/>
+        <w:ind w:left="454"/>
+      </w:pPr>
+      <w:r>
+        <w:rPr>
+          <w:rFonts w:ascii="맑은 고딕" w:hAnsi="맑은 고딕" w:eastAsia="맑은 고딕"/>
+          <w:b w:val="0"/>
+          <w:color w:val="6B7280"/>
+          <w:sz w:val="19"/>
+        </w:rPr>
+        <w:t>· 배경: 국회 문체위 이정문 의원실 자료, 연합뉴스 2026.9.23.</w:t>
+      </w:r>
+    </w:p>
+    <w:p>
+      <w:pPr>
+        <w:spacing w:after="60" w:before="0" w:line="324" w:lineRule="auto"/>
+      </w:pPr>
+    </w:p>
+    <w:p>
+      <w:pPr>
         <w:spacing w:after="40" w:before="0" w:line="324" w:lineRule="auto"/>
       </w:pPr>
       <w:r>
@@ -5992,6 +6246,119 @@
     </w:p>
     <w:p>
       <w:pPr>
+        <w:spacing w:after="20" w:before="0" w:line="324" w:lineRule="auto"/>
+        <w:ind w:left="113"/>
+      </w:pPr>
+      <w:r>
+        <w:rPr>
+          <w:rFonts w:ascii="맑은 고딕" w:hAnsi="맑은 고딕" w:eastAsia="맑은 고딕"/>
+          <w:b/>
+          <w:color w:val="B91C1C"/>
+          <w:sz w:val="21"/>
+        </w:rPr>
+        <w:t xml:space="preserve">7. 【중점】 </w:t>
+      </w:r>
+      <w:r>
+        <w:rPr>
+          <w:rFonts w:ascii="맑은 고딕" w:hAnsi="맑은 고딕" w:eastAsia="맑은 고딕"/>
+          <w:b/>
+          <w:sz w:val="21"/>
+        </w:rPr>
+        <w:t>학교운동부 감소 실태(경기도 66곳 폐부)</w:t>
+      </w:r>
+    </w:p>
+    <w:p>
+      <w:pPr>
+        <w:spacing w:after="20" w:before="0" w:line="324" w:lineRule="auto"/>
+        <w:ind w:left="454"/>
+      </w:pPr>
+      <w:r>
+        <w:rPr>
+          <w:rFonts w:ascii="맑은 고딕" w:hAnsi="맑은 고딕" w:eastAsia="맑은 고딕"/>
+          <w:b w:val="0"/>
+          <w:sz w:val="21"/>
+        </w:rPr>
+        <w:t>국회 문체위 자료에 따르면 최근 3년(2023~2025) 경기도 내 학교운동부는 9곳이 신설되는 동안 66곳이 폐부돼, 서울(5곳 신설·33곳 폐부)과 함께 전국 폐부의 42.5%를 차지했습니다. 폐부 사유(안전관리 부담·인건비·선수 수급난)를 도 차원에서 파악하고 있습니까? 도교육청과 협력한 학교운동부 존치·통합 지원 대책이나 직장운동경기부·실업팀 연계 방안이 있습니까?</w:t>
+      </w:r>
+    </w:p>
+    <w:p>
+      <w:pPr>
+        <w:spacing w:after="0" w:before="0" w:line="324" w:lineRule="auto"/>
+        <w:ind w:left="454"/>
+      </w:pPr>
+      <w:r>
+        <w:rPr>
+          <w:rFonts w:ascii="맑은 고딕" w:hAnsi="맑은 고딕" w:eastAsia="맑은 고딕"/>
+          <w:b w:val="0"/>
+          <w:color w:val="6B7280"/>
+          <w:sz w:val="19"/>
+        </w:rPr>
+        <w:t>· 배경: 국회 문체위 자료, 다음뉴스 2026.9.23 단독보도.</w:t>
+      </w:r>
+    </w:p>
+    <w:p>
+      <w:pPr>
+        <w:spacing w:after="60" w:before="0" w:line="324" w:lineRule="auto"/>
+      </w:pPr>
+    </w:p>
+    <w:p>
+      <w:pPr>
+        <w:spacing w:after="20" w:before="0" w:line="324" w:lineRule="auto"/>
+        <w:ind w:left="113"/>
+      </w:pPr>
+      <w:r>
+        <w:rPr>
+          <w:rFonts w:ascii="맑은 고딕" w:hAnsi="맑은 고딕" w:eastAsia="맑은 고딕"/>
+          <w:b/>
+          <w:sz w:val="21"/>
+        </w:rPr>
+        <w:t xml:space="preserve">8. </w:t>
+      </w:r>
+      <w:r>
+        <w:rPr>
+          <w:rFonts w:ascii="맑은 고딕" w:hAnsi="맑은 고딕" w:eastAsia="맑은 고딕"/>
+          <w:b/>
+          <w:sz w:val="21"/>
+        </w:rPr>
+        <w:t>은퇴선수 진로지원 실효성</w:t>
+      </w:r>
+    </w:p>
+    <w:p>
+      <w:pPr>
+        <w:spacing w:after="20" w:before="0" w:line="324" w:lineRule="auto"/>
+        <w:ind w:left="454"/>
+      </w:pPr>
+      <w:r>
+        <w:rPr>
+          <w:rFonts w:ascii="맑은 고딕" w:hAnsi="맑은 고딕" w:eastAsia="맑은 고딕"/>
+          <w:b w:val="0"/>
+          <w:sz w:val="21"/>
+        </w:rPr>
+        <w:t>최근 5년간 전국 은퇴선수(선수경력자) 4만437명 중 정부 지원사업으로 취·창업한 인원은 202명(연 1% 미만)에 그쳤고, 정부가 발표하는 '진로전환율'은 전체가 아닌 진로지원센터 등록자만을 기준으로 산정해 실제와 괴리가 있다는 지적이 나왔습니다(임오경 의원). 경기도 소속 직장운동경기부 등에서 계약 만료·은퇴한 선수의 진로지원 실적과 국민체육진흥공단 '체육인 직업안정 사업' 연계·안내 현황은 어떻습니까?</w:t>
+      </w:r>
+    </w:p>
+    <w:p>
+      <w:pPr>
+        <w:spacing w:after="0" w:before="0" w:line="324" w:lineRule="auto"/>
+        <w:ind w:left="454"/>
+      </w:pPr>
+      <w:r>
+        <w:rPr>
+          <w:rFonts w:ascii="맑은 고딕" w:hAnsi="맑은 고딕" w:eastAsia="맑은 고딕"/>
+          <w:b w:val="0"/>
+          <w:color w:val="6B7280"/>
+          <w:sz w:val="19"/>
+        </w:rPr>
+        <w:t>· 배경: 국회 문체위 임오경 의원실 자료, 쿠키뉴스 2026.9.25.</w:t>
+      </w:r>
+    </w:p>
+    <w:p>
+      <w:pPr>
+        <w:spacing w:after="60" w:before="0" w:line="324" w:lineRule="auto"/>
+      </w:pPr>
+    </w:p>
+    <w:p>
+      <w:pPr>
         <w:spacing w:after="40" w:before="0" w:line="324" w:lineRule="auto"/>
       </w:pPr>
       <w:r>
@@ -9992,6 +10359,62 @@
     </w:p>
     <w:p>
       <w:pPr>
+        <w:spacing w:after="20" w:before="0" w:line="324" w:lineRule="auto"/>
+        <w:ind w:left="113"/>
+      </w:pPr>
+      <w:r>
+        <w:rPr>
+          <w:rFonts w:ascii="맑은 고딕" w:hAnsi="맑은 고딕" w:eastAsia="맑은 고딕"/>
+          <w:b/>
+          <w:sz w:val="21"/>
+        </w:rPr>
+        <w:t xml:space="preserve">7. </w:t>
+      </w:r>
+      <w:r>
+        <w:rPr>
+          <w:rFonts w:ascii="맑은 고딕" w:hAnsi="맑은 고딕" w:eastAsia="맑은 고딕"/>
+          <w:b/>
+          <w:sz w:val="21"/>
+        </w:rPr>
+        <w:t>게임 제작비 세액공제 사각지대</w:t>
+      </w:r>
+    </w:p>
+    <w:p>
+      <w:pPr>
+        <w:spacing w:after="20" w:before="0" w:line="324" w:lineRule="auto"/>
+        <w:ind w:left="454"/>
+      </w:pPr>
+      <w:r>
+        <w:rPr>
+          <w:rFonts w:ascii="맑은 고딕" w:hAnsi="맑은 고딕" w:eastAsia="맑은 고딕"/>
+          <w:b w:val="0"/>
+          <w:sz w:val="21"/>
+        </w:rPr>
+        <w:t>영화·방송·웹툰은 제작비 세액공제를 받지만 게임은 현행 조세특례제한법상 별도 제작비 공제 대상이 아니며, 정부가 근거로 제시하는 R&amp;D 세액공제는 실제 이용 기업이 2.1%에 불과하다는 지적이 나왔습니다. 경콘진이 지원하는 도내 게임업체 중 이 세제 사각지대의 영향을 파악하고 있습니까? 경기게임아카데미 등 도 차원 지원사업으로 어느 정도 보완되고 있으며, 정부에 제도 개선을 건의할 계획이 있습니까?</w:t>
+      </w:r>
+    </w:p>
+    <w:p>
+      <w:pPr>
+        <w:spacing w:after="0" w:before="0" w:line="324" w:lineRule="auto"/>
+        <w:ind w:left="454"/>
+      </w:pPr>
+      <w:r>
+        <w:rPr>
+          <w:rFonts w:ascii="맑은 고딕" w:hAnsi="맑은 고딕" w:eastAsia="맑은 고딕"/>
+          <w:b w:val="0"/>
+          <w:color w:val="6B7280"/>
+          <w:sz w:val="19"/>
+        </w:rPr>
+        <w:t>· 배경: 쿠키뉴스 2026.9.28, 한국게임산업협회·조승래 의원실 자료.</w:t>
+      </w:r>
+    </w:p>
+    <w:p>
+      <w:pPr>
+        <w:spacing w:after="60" w:before="0" w:line="324" w:lineRule="auto"/>
+      </w:pPr>
+    </w:p>
+    <w:p>
+      <w:pPr>
         <w:spacing w:after="40" w:before="0" w:line="324" w:lineRule="auto"/>
       </w:pPr>
       <w:r>
@@ -12308,6 +12731,63 @@
           <w:sz w:val="19"/>
         </w:rPr>
         <w:t>· 관련 자료요구: DMZ-1</w:t>
+      </w:r>
+    </w:p>
+    <w:p>
+      <w:pPr>
+        <w:spacing w:after="60" w:before="0" w:line="324" w:lineRule="auto"/>
+      </w:pPr>
+    </w:p>
+    <w:p>
+      <w:pPr>
+        <w:spacing w:after="20" w:before="0" w:line="324" w:lineRule="auto"/>
+        <w:ind w:left="113"/>
+      </w:pPr>
+      <w:r>
+        <w:rPr>
+          <w:rFonts w:ascii="맑은 고딕" w:hAnsi="맑은 고딕" w:eastAsia="맑은 고딕"/>
+          <w:b/>
+          <w:color w:val="B91C1C"/>
+          <w:sz w:val="21"/>
+        </w:rPr>
+        <w:t xml:space="preserve">4. 【중점】 </w:t>
+      </w:r>
+      <w:r>
+        <w:rPr>
+          <w:rFonts w:ascii="맑은 고딕" w:hAnsi="맑은 고딕" w:eastAsia="맑은 고딕"/>
+          <w:b/>
+          <w:sz w:val="21"/>
+        </w:rPr>
+        <w:t>관객 수 집계 기준·의결 전 감액안 적용 경위</w:t>
+      </w:r>
+    </w:p>
+    <w:p>
+      <w:pPr>
+        <w:spacing w:after="20" w:before="0" w:line="324" w:lineRule="auto"/>
+        <w:ind w:left="454"/>
+      </w:pPr>
+      <w:r>
+        <w:rPr>
+          <w:rFonts w:ascii="맑은 고딕" w:hAnsi="맑은 고딕" w:eastAsia="맑은 고딕"/>
+          <w:b w:val="0"/>
+          <w:sz w:val="21"/>
+        </w:rPr>
+        <w:t>도와 영화제 측이 밝힌 관객 수에 차이가 있어 감액 근거로 쓰인 '관객 1인당 투입 예산' 계산이 정확한지 의문이 제기됐습니다. 각각 어떤 기준·범위로 집계했습니까? 또한 의회가 의결하지 않은 감액안을 영화제 현장에 먼저 적용한 것은 누구의 결정이며 어떤 권한에 근거합니까? 출품 규정에 공표된 시상·사업을 변경하면서 계약·인력·용역 관계에 대한 법률 검토는 거쳤습니까?</w:t>
+      </w:r>
+    </w:p>
+    <w:p>
+      <w:pPr>
+        <w:spacing w:after="0" w:before="0" w:line="324" w:lineRule="auto"/>
+        <w:ind w:left="454"/>
+      </w:pPr>
+      <w:r>
+        <w:rPr>
+          <w:rFonts w:ascii="맑은 고딕" w:hAnsi="맑은 고딕" w:eastAsia="맑은 고딕"/>
+          <w:b w:val="0"/>
+          <w:color w:val="6B7280"/>
+          <w:sz w:val="19"/>
+        </w:rPr>
+        <w:t>· 배경: 최규진 의원(문체위) 문제제기, 전자신문 2026.9.26. 김민석 더불어민주당 대표 '계약 파기' 비판 → 추미애 지사 반박 논쟁 진행 중.</w:t>
       </w:r>
     </w:p>
     <w:p>

--- a/문서/2026_행감_질의서_전체.docx
+++ b/문서/2026_행감_질의서_전체.docx
@@ -44,7 +44,7 @@
           <w:color w:val="6B7280"/>
           <w:sz w:val="20"/>
         </w:rPr>
-        <w:t>문화체육관광국 및 산하기관 · 작성 2026. 09. 28. · 자료 기준 2026-09-28</w:t>
+        <w:t>문화체육관광국 및 산하기관 · 작성 2026. 10. 01. · 자료 기준 2026-10-01</w:t>
       </w:r>
     </w:p>
     <w:p>
@@ -853,6 +853,20 @@
           <w:b w:val="0"/>
           <w:sz w:val="20"/>
         </w:rPr>
+        <w:t>· (인천) 2026년 청년문화예술패스(19~20세) 1,648명 선착순 추가 발급, 1인 15만 원(10.1부터 접수)</w:t>
+      </w:r>
+    </w:p>
+    <w:p>
+      <w:pPr>
+        <w:spacing w:after="0" w:before="0" w:line="324" w:lineRule="auto"/>
+        <w:ind w:left="283"/>
+      </w:pPr>
+      <w:r>
+        <w:rPr>
+          <w:rFonts w:ascii="맑은 고딕" w:hAnsi="맑은 고딕" w:eastAsia="맑은 고딕"/>
+          <w:b w:val="0"/>
+          <w:sz w:val="20"/>
+        </w:rPr>
         <w:t>· (경기도) 경기 청년문화예술패스 2026년 117.9억(국 78.6·도 11.8·시군 27.5), 19~20세 74,930명 발급. 대상이 34세까지 늘면 도·시군 매칭 부담이 급증한다. 도비 사업인 경기컬처패스(25억, 30% 감액)와 중복 문제도 생긴다.</w:t>
       </w:r>
     </w:p>
@@ -882,7 +896,7 @@
           <w:color w:val="6B7280"/>
           <w:sz w:val="17"/>
         </w:rPr>
-        <w:t>출처: 대한민국 정책브리핑 2026.9.4 https://www.korea.kr/news/policyNewsView.do?newsId=148971276 / 2026.9.4 https://m.news.nate.com/view/20260904n23954</w:t>
+        <w:t>출처: 대한민국 정책브리핑 2026.9.4 https://www.korea.kr/news/policyNewsView.do?newsId=148971276 / 2026.9.4 https://m.news.nate.com/view/20260904n23954 / 경향신문 2026.9.30 https://news.google.com/rss/articles/CBMiX0FVX3lxTE5nM3BvSS1RZ3JNX0txNThDeTlxT2NQZFhWMWtQWVNtT0poMkU4aUd6d0E5YnhHUk4wWm9lMm5tcDVIdnFCMUsyUmgtNmlmSVRBQndWQVdLWmo2X1NOMzg40gFfQVVfeXFMTmczcG9JLVFnck1fS3E1OEN5OXFPY1BkWFYxa1BZU21PSmgyRThpR3p3QTlieEdSTjBab2Uybm1wNUh2cUIxSzJSaC02aWZJVEFCd1ZBV0taajZfU04zODg?oc=5</w:t>
       </w:r>
     </w:p>
     <w:p>
@@ -938,6 +952,20 @@
           <w:b w:val="0"/>
           <w:sz w:val="20"/>
         </w:rPr>
+        <w:t>· (정부) 예술활동 증명 심의 기준 완화로 예술인 복지사업 참여 확대(정책브리핑 2026.9.30)</w:t>
+      </w:r>
+    </w:p>
+    <w:p>
+      <w:pPr>
+        <w:spacing w:after="0" w:before="0" w:line="324" w:lineRule="auto"/>
+        <w:ind w:left="283"/>
+      </w:pPr>
+      <w:r>
+        <w:rPr>
+          <w:rFonts w:ascii="맑은 고딕" w:hAnsi="맑은 고딕" w:eastAsia="맑은 고딕"/>
+          <w:b w:val="0"/>
+          <w:sz w:val="20"/>
+        </w:rPr>
         <w:t>· (경기도) 경기도 예술인 기회소득(연 150만 원, 중위소득 120% 이하)을 2026년 75만 원만 지급하고 하반기부터 폐지. 3년간 27,155명에게 406억 지급.</w:t>
       </w:r>
     </w:p>
@@ -967,7 +995,7 @@
           <w:color w:val="6B7280"/>
           <w:sz w:val="17"/>
         </w:rPr>
-        <w:t>출처: 한국예술인복지재단 https://kawf.kr/notice/sub01View.do?selIdx=19362 / 서플 2026.9.4 https://supple.kr/news/cmtm4t7y3000xdgkzqt4m9wmf</w:t>
+        <w:t>출처: 한국예술인복지재단 https://kawf.kr/notice/sub01View.do?selIdx=19362 / 서플 2026.9.4 https://supple.kr/news/cmtm4t7y3000xdgkzqt4m9wmf / 정책브리핑 2026.9.30 https://news.google.com/rss/articles/CBMihgFBVV95cUxNNmRLZC03djM5LUZWZG9NaFc4eFNhM2FHV01HYzJsMUdEZ3doYVpTeHNxalBPWER6bXlKbk1UOVZUS1l6TGpUZnhscFdJMzhYaVMwdUs4Ylg0TF9EU0tObGR2Y0czSDZIeG1lNGJscjhjaEQwYUhHMEY0TS1keWxnSEg3Nk9VZw?oc=5</w:t>
       </w:r>
     </w:p>
     <w:p>
@@ -1292,6 +1320,20 @@
           <w:b w:val="0"/>
           <w:sz w:val="20"/>
         </w:rPr>
+        <w:t>· (제주) 제주도체육회 업무추진비 횡령 의혹 — 관련 자료 대조 중(2026.9.30 보도)</w:t>
+      </w:r>
+    </w:p>
+    <w:p>
+      <w:pPr>
+        <w:spacing w:after="0" w:before="0" w:line="324" w:lineRule="auto"/>
+        <w:ind w:left="283"/>
+      </w:pPr>
+      <w:r>
+        <w:rPr>
+          <w:rFonts w:ascii="맑은 고딕" w:hAnsi="맑은 고딕" w:eastAsia="맑은 고딕"/>
+          <w:b w:val="0"/>
+          <w:sz w:val="20"/>
+        </w:rPr>
         <w:t>· (경기도) 경기도체육회 격투대회 중상자 발생에도 ‘사고 없음’ 기록 의혹(8월), 선수단 관리·감독 시정요구 추진 중.</w:t>
       </w:r>
     </w:p>
@@ -1321,7 +1363,7 @@
           <w:color w:val="6B7280"/>
           <w:sz w:val="17"/>
         </w:rPr>
-        <w:t>출처: 세계일보 2026.9.17 https://www.segye.com/newsView/20260917516880 / 서울Pn 2026.9.7 https://go.seoul.co.kr/news/newsView.php?id=20260907500027 / 인천일보 https://www.incheonilbo.com/news/articleView.html?idxno=1330440 / kyongbuk.co.kr 2026.9.16 https://news.google.com/rss/articles/CBMib0FVX3lxTE5mVFQ0NHB0VTJRaFhqZG1obkFlRFBjTVluQ185LXNiRXZkaGlWTk9oTy1IY3VHcUxubUVKVlJDWFVPdVFNWVRKYnh6c01CNXlGRHMwTEkwUXRPQ2w5NW9kcV8wekd6Y1JqbFM4c3poWQ?oc=5 / gukjenews.com 2026.9.16 https://news.google.com/rss/articles/CBMibkFVX3lxTE5PX0x4cHF5N0dQTEc0Wm5JcXg0NTdtTXoxWTdWeV9ZM041N0pMUGM4b0FvVmtMYnJPY0x1ZEhMMXljOElndmJEeVV2Q0JmcHBldDBpSmZlaXBrdHI5bFI3TTFSX19YUkprNFIzNE53?oc=5 / 더팩트 2026.9.21 https://news.google.com/rss/articles/CBMiVkFVX3lxTFA4UF9PMXduWTQyZGVtbHNLZGRFdnRoMER4NkdqNkVZaDlMbW5qSXBiUFg3NGtkNEZOa1ZNdjVGWFVPMm1YWF9PRHJzZFJNMHJnNngzbmRB0gFQQVVfeXFMUEJVSVp2bzBYSFdzejBXTFlEU0lSWTRLb3FuS3VSa0M5QjR4MWJ1U0RJNjlrQlJWNHc1QlJEbXA1UWlnRzg2ZFdRVE96WWhjX0w?oc=5 / 에이블뉴스 2026.9.23 https://news.google.com/rss/articles/CBMibkFVX3lxTE00UHFCT0dXQ3lIVHNDVUl2YUdxcXBGWUgyTkRrTlJ0dC1DeDV0Y1BMZzZ3anl4TUU4UmVocng1S05kUWpySlFRUjVDRjFoZGlhQUI3allEXzUxM19ja0JYaGZnd0ZHSHlnVWZPOVZn0gFyQVVfeXFMTmFWdFZ6SWRfanJ2NFZwNjFfUHpySjA4TUhuWmtqRjBCVzRLc1prX2Fjb3gtOWx0elExcHI4VkZPM0FfYl9HakNmWjNOUDg0NkNoeDFSNnhucW9nN0ZJUW10YzVVNWltRU1DSFlkRUNoRW9B?oc=5</w:t>
+        <w:t>출처: 세계일보 2026.9.17 https://www.segye.com/newsView/20260917516880 / 서울Pn 2026.9.7 https://go.seoul.co.kr/news/newsView.php?id=20260907500027 / 인천일보 https://www.incheonilbo.com/news/articleView.html?idxno=1330440 / kyongbuk.co.kr 2026.9.16 https://news.google.com/rss/articles/CBMib0FVX3lxTE5mVFQ0NHB0VTJRaFhqZG1obkFlRFBjTVluQ185LXNiRXZkaGlWTk9oTy1IY3VHcUxubUVKVlJDWFVPdVFNWVRKYnh6c01CNXlGRHMwTEkwUXRPQ2w5NW9kcV8wekd6Y1JqbFM4c3poWQ?oc=5 / gukjenews.com 2026.9.16 https://news.google.com/rss/articles/CBMibkFVX3lxTE5PX0x4cHF5N0dQTEc0Wm5JcXg0NTdtTXoxWTdWeV9ZM041N0pMUGM4b0FvVmtMYnJPY0x1ZEhMMXljOElndmJEeVV2Q0JmcHBldDBpSmZlaXBrdHI5bFI3TTFSX19YUkprNFIzNE53?oc=5 / 더팩트 2026.9.21 https://news.google.com/rss/articles/CBMiVkFVX3lxTFA4UF9PMXduWTQyZGVtbHNLZGRFdnRoMER4NkdqNkVZaDlMbW5qSXBiUFg3NGtkNEZOa1ZNdjVGWFVPMm1YWF9PRHJzZFJNMHJnNngzbmRB0gFQQVVfeXFMUEJVSVp2bzBYSFdzejBXTFlEU0lSWTRLb3FuS3VSa0M5QjR4MWJ1U0RJNjlrQlJWNHc1QlJEbXA1UWlnRzg2ZFdRVE96WWhjX0w?oc=5 / 에이블뉴스 2026.9.23 https://news.google.com/rss/articles/CBMibkFVX3lxTE00UHFCT0dXQ3lIVHNDVUl2YUdxcXBGWUgyTkRrTlJ0dC1DeDV0Y1BMZzZ3anl4TUU4UmVocng1S05kUWpySlFRUjVDRjFoZGlhQUI3allEXzUxM19ja0JYaGZnd0ZHSHlnVWZPOVZn0gFyQVVfeXFMTmFWdFZ6SWRfanJ2NFZwNjFfUHpySjA4TUhuWmtqRjBCVzRLc1prX2Fjb3gtOWx0elExcHI4VkZPM0FfYl9HakNmWjNOUDg0NkNoeDFSNnhucW9nN0ZJUW10YzVVNWltRU1DSFlkRUNoRW9B?oc=5 / 제주도민일보 2026.9.30 https://news.google.com/rss/articles/CBMib0FVX3lxTFAwRVg3cWlCLXFDSTZld1pKWjJsYW5aSWVsa1lhWmF3RnFQQ3BoOXA5enhQOUYtS3lYMlpJS3RiS3VZbmh5ODAxbnVtVVdKcUgyOHpHeTZsRGR5TmlyYW1fWHhFQTJrWmZQYWNPamVzYw?oc=5</w:t>
       </w:r>
     </w:p>
     <w:p>
@@ -1788,6 +1830,20 @@
           <w:b w:val="0"/>
           <w:sz w:val="20"/>
         </w:rPr>
+        <w:t>· (정부) 외국인 관광객 대상 ‘케이-투어 패스’ — 교통·관광지 이용 할인을 한 번에 제공(문체부 2026.10.1)</w:t>
+      </w:r>
+    </w:p>
+    <w:p>
+      <w:pPr>
+        <w:spacing w:after="0" w:before="0" w:line="324" w:lineRule="auto"/>
+        <w:ind w:left="283"/>
+      </w:pPr>
+      <w:r>
+        <w:rPr>
+          <w:rFonts w:ascii="맑은 고딕" w:hAnsi="맑은 고딕" w:eastAsia="맑은 고딕"/>
+          <w:b w:val="0"/>
+          <w:sz w:val="20"/>
+        </w:rPr>
         <w:t>· (제주) 자체 관광진흥기금 운용(정부 사업에서 별도 기금 보유 지역으로 분류)</w:t>
       </w:r>
     </w:p>
@@ -1845,7 +1901,7 @@
           <w:color w:val="6B7280"/>
           <w:sz w:val="17"/>
         </w:rPr>
-        <w:t>출처: 서울경제 https://www.sedaily.com/article/20045591 / 국가법령정보센터 https://www.law.go.kr/LSW/ordinInfoP.do?ordinSeq=1581389 / 데일리안 2026.9.22 https://news.google.com/rss/articles/CBMiowJBVV95cUxPWnI2R0k5ZU14SnFQNzVmOXBQMnJmX0JIRXZudzlmZ3cxdUI0S0l5dmROTUx5MjlXdjY0aENPejB0V0lpQjQxbzdBT2RrS0tCaEJKQnRlekdZOTF6NmYtYXR4dFhWWGFOaGZDNXk0QTJhQWpvQjhvWFFfNmc3cng4eE83azBMeEpfSmtlSzcxcUNWc19JYkRHSDA4UXRGQmNVaUh1UjNpM1BWRVJGYzRGZ3cwWTJmY3V1dWpiMklZai1CNy1VTTdXVUNDU1NHZ19YY1ZKYlhJeFhFbTZlVklNendacE8zUlRhbTVNc0V4S2Juanp3RGc1NGFNTzBPVVFpOUVncnBuQ3RISlRoaFdGcXM5WUVWdFZ1OURxU3BrVkNQTEE?oc=5 / 세명일보 2026.9.22 https://news.google.com/rss/articles/CBMicEFVX3lxTFBldmVJdU5IWE5oY3JpcXpXY01RdXJsdVk5UlFJVEJfRVBZNlZldFZSYkVTUnpZOGRGblZsV1M4aVFVcGItV0JTSmNMZktxd0tKX2hvbmJ5QWc5aVJQT3JuM1dIeEtEdWc5SEp2UmZ0M1M?oc=5</w:t>
+        <w:t>출처: 서울경제 https://www.sedaily.com/article/20045591 / 국가법령정보센터 https://www.law.go.kr/LSW/ordinInfoP.do?ordinSeq=1581389 / 데일리안 2026.9.22 https://news.google.com/rss/articles/CBMiowJBVV95cUxPWnI2R0k5ZU14SnFQNzVmOXBQMnJmX0JIRXZudzlmZ3cxdUI0S0l5dmROTUx5MjlXdjY0aENPejB0V0lpQjQxbzdBT2RrS0tCaEJKQnRlekdZOTF6NmYtYXR4dFhWWGFOaGZDNXk0QTJhQWpvQjhvWFFfNmc3cng4eE83azBMeEpfSmtlSzcxcUNWc19JYkRHSDA4UXRGQmNVaUh1UjNpM1BWRVJGYzRGZ3cwWTJmY3V1dWpiMklZai1CNy1VTTdXVUNDU1NHZ19YY1ZKYlhJeFhFbTZlVklNendacE8zUlRhbTVNc0V4S2Juanp3RGc1NGFNTzBPVVFpOUVncnBuQ3RISlRoaFdGcXM5WUVWdFZ1OURxU3BrVkNQTEE?oc=5 / 세명일보 2026.9.22 https://news.google.com/rss/articles/CBMicEFVX3lxTFBldmVJdU5IWE5oY3JpcXpXY01RdXJsdVk5UlFJVEJfRVBZNlZldFZSYkVTUnpZOGRGblZsV1M4aVFVcGItV0JTSmNMZktxd0tKX2hvbmJ5QWc5aVJQT3JuM1dIeEtEdWc5SEp2UmZ0M1M?oc=5 / 문화체육관광부 보도자료 2026.10.1 https://www.mcst.go.kr/kor/s_notice/press/pressView.jsp?pSeq=22746</w:t>
       </w:r>
     </w:p>
     <w:p>
@@ -2019,6 +2075,77 @@
       </w:r>
     </w:p>
     <w:p>
+      <w:pPr>
+        <w:spacing w:after="20" w:before="80" w:line="324" w:lineRule="auto"/>
+      </w:pPr>
+      <w:r>
+        <w:rPr>
+          <w:rFonts w:ascii="맑은 고딕" w:hAnsi="맑은 고딕" w:eastAsia="맑은 고딕"/>
+          <w:b/>
+          <w:color w:val="185FA5"/>
+          <w:sz w:val="22"/>
+        </w:rPr>
+        <w:t>[B16] 야영장 안전관리 — 위반 적발 후 미조치</w:t>
+      </w:r>
+    </w:p>
+    <w:p>
+      <w:pPr>
+        <w:spacing w:after="0" w:before="0" w:line="324" w:lineRule="auto"/>
+        <w:ind w:left="283"/>
+      </w:pPr>
+      <w:r>
+        <w:rPr>
+          <w:rFonts w:ascii="맑은 고딕" w:hAnsi="맑은 고딕" w:eastAsia="맑은 고딕"/>
+          <w:b w:val="0"/>
+          <w:sz w:val="20"/>
+        </w:rPr>
+        <w:t>· (충남(부여군)) 야영장 안전 위반 23건 중 22건 미조치, 무보험 드론 운용도 지적(2026.10.1 보도)</w:t>
+      </w:r>
+    </w:p>
+    <w:p>
+      <w:pPr>
+        <w:spacing w:after="0" w:before="0" w:line="324" w:lineRule="auto"/>
+        <w:ind w:left="283"/>
+      </w:pPr>
+      <w:r>
+        <w:rPr>
+          <w:rFonts w:ascii="맑은 고딕" w:hAnsi="맑은 고딕" w:eastAsia="맑은 고딕"/>
+          <w:b w:val="0"/>
+          <w:sz w:val="20"/>
+        </w:rPr>
+        <w:t>· (경기도) 도내 야영장 등록·점검은 시군 소관이며, 도의 점검 결과 취합과 후속조치 확인 체계는 확인이 필요하다.</w:t>
+      </w:r>
+    </w:p>
+    <w:p>
+      <w:pPr>
+        <w:spacing w:after="0" w:before="0" w:line="324" w:lineRule="auto"/>
+        <w:ind w:left="283"/>
+      </w:pPr>
+      <w:r>
+        <w:rPr>
+          <w:rFonts w:ascii="맑은 고딕" w:hAnsi="맑은 고딕" w:eastAsia="맑은 고딕"/>
+          <w:b/>
+          <w:sz w:val="20"/>
+        </w:rPr>
+        <w:t>▶ 시사점: 점검에서 위반을 적발해도 행정처분·시정으로 이어지지 않으면 점검이 형식에 그친다. 경기도 시군별 위반 적발 건수와 처분·시정 완료율, 도의 이행 확인 방식을 자료로 받아 볼 근거가 된다.</w:t>
+      </w:r>
+    </w:p>
+    <w:p>
+      <w:pPr>
+        <w:spacing w:after="60" w:before="0" w:line="324" w:lineRule="auto"/>
+        <w:ind w:left="283"/>
+      </w:pPr>
+      <w:r>
+        <w:rPr>
+          <w:rFonts w:ascii="맑은 고딕" w:hAnsi="맑은 고딕" w:eastAsia="맑은 고딕"/>
+          <w:b w:val="0"/>
+          <w:color w:val="6B7280"/>
+          <w:sz w:val="17"/>
+        </w:rPr>
+        <w:t>출처: 재경일보 2026.10.1 https://news.google.com/rss/articles/CBMiS0FVX3lxTE96eWNQM0VuOWw3Nnk5S3d2dUtUTzRwUFl6Tlh0REo1X0V1OFdJZ1ZFeDN5UFpYUmZOV3U2ZDg3YlVzWFJYTG5CcktGTQ?oc=5</w:t>
+      </w:r>
+    </w:p>
+    <w:p>
       <w:r>
         <w:br w:type="page"/>
       </w:r>
@@ -3611,6 +3738,62 @@
     </w:p>
     <w:p>
       <w:pPr>
+        <w:spacing w:after="20" w:before="0" w:line="324" w:lineRule="auto"/>
+        <w:ind w:left="113"/>
+      </w:pPr>
+      <w:r>
+        <w:rPr>
+          <w:rFonts w:ascii="맑은 고딕" w:hAnsi="맑은 고딕" w:eastAsia="맑은 고딕"/>
+          <w:b/>
+          <w:sz w:val="21"/>
+        </w:rPr>
+        <w:t xml:space="preserve">9. </w:t>
+      </w:r>
+      <w:r>
+        <w:rPr>
+          <w:rFonts w:ascii="맑은 고딕" w:hAnsi="맑은 고딕" w:eastAsia="맑은 고딕"/>
+          <w:b/>
+          <w:sz w:val="21"/>
+        </w:rPr>
+        <w:t>2026 청년문화예술패스 미사용분 활용</w:t>
+      </w:r>
+    </w:p>
+    <w:p>
+      <w:pPr>
+        <w:spacing w:after="20" w:before="0" w:line="324" w:lineRule="auto"/>
+        <w:ind w:left="454"/>
+      </w:pPr>
+      <w:r>
+        <w:rPr>
+          <w:rFonts w:ascii="맑은 고딕" w:hAnsi="맑은 고딕" w:eastAsia="맑은 고딕"/>
+          <w:b w:val="0"/>
+          <w:sz w:val="21"/>
+        </w:rPr>
+        <w:t>인천시는 2026년 청년문화예술패스 미발급·미사용분을 활용해 1,648명에게 1인 15만 원을 추가 발급했습니다. 경기도의 2026년 청년문화예술패스 발급률과 사용률은 얼마이고, 연말까지 남는 예산을 추가 발급 등으로 활용할 계획이 있습니까?</w:t>
+      </w:r>
+    </w:p>
+    <w:p>
+      <w:pPr>
+        <w:spacing w:after="0" w:before="0" w:line="324" w:lineRule="auto"/>
+        <w:ind w:left="454"/>
+      </w:pPr>
+      <w:r>
+        <w:rPr>
+          <w:rFonts w:ascii="맑은 고딕" w:hAnsi="맑은 고딕" w:eastAsia="맑은 고딕"/>
+          <w:b w:val="0"/>
+          <w:color w:val="6B7280"/>
+          <w:sz w:val="19"/>
+        </w:rPr>
+        <w:t>· 배경: 인천시 청년문화예술패스 1,648명 추가 발급(경향신문 등 2026.9.30), 경기 2026년 117.9억·74,930명 발급(B2)</w:t>
+      </w:r>
+    </w:p>
+    <w:p>
+      <w:pPr>
+        <w:spacing w:after="60" w:before="0" w:line="324" w:lineRule="auto"/>
+      </w:pPr>
+    </w:p>
+    <w:p>
+      <w:pPr>
         <w:spacing w:after="40" w:before="0" w:line="324" w:lineRule="auto"/>
       </w:pPr>
       <w:r>
@@ -7599,6 +7782,77 @@
     </w:p>
     <w:p>
       <w:pPr>
+        <w:spacing w:after="20" w:before="0" w:line="324" w:lineRule="auto"/>
+        <w:ind w:left="113"/>
+      </w:pPr>
+      <w:r>
+        <w:rPr>
+          <w:rFonts w:ascii="맑은 고딕" w:hAnsi="맑은 고딕" w:eastAsia="맑은 고딕"/>
+          <w:b/>
+          <w:sz w:val="21"/>
+        </w:rPr>
+        <w:t xml:space="preserve">7. </w:t>
+      </w:r>
+      <w:r>
+        <w:rPr>
+          <w:rFonts w:ascii="맑은 고딕" w:hAnsi="맑은 고딕" w:eastAsia="맑은 고딕"/>
+          <w:b/>
+          <w:sz w:val="21"/>
+        </w:rPr>
+        <w:t>도내 야영장 안전점검 후속조치</w:t>
+      </w:r>
+    </w:p>
+    <w:p>
+      <w:pPr>
+        <w:spacing w:after="20" w:before="0" w:line="324" w:lineRule="auto"/>
+        <w:ind w:left="454"/>
+      </w:pPr>
+      <w:r>
+        <w:rPr>
+          <w:rFonts w:ascii="맑은 고딕" w:hAnsi="맑은 고딕" w:eastAsia="맑은 고딕"/>
+          <w:b w:val="0"/>
+          <w:sz w:val="21"/>
+        </w:rPr>
+        <w:t>충남 부여군은 야영장 안전 위반 23건 중 22건을 확인하고도 조치하지 않았다는 지적을 받았습니다. 경기도와 시군의 야영장 안전점검에서 적발된 위반 건수와 행정처분·시정 완료율은 얼마이며, 도는 시군의 후속조치 이행을 어떻게 확인합니까?</w:t>
+      </w:r>
+    </w:p>
+    <w:p>
+      <w:pPr>
+        <w:spacing w:after="0" w:before="0" w:line="324" w:lineRule="auto"/>
+        <w:ind w:left="454"/>
+      </w:pPr>
+      <w:r>
+        <w:rPr>
+          <w:rFonts w:ascii="맑은 고딕" w:hAnsi="맑은 고딕" w:eastAsia="맑은 고딕"/>
+          <w:b w:val="0"/>
+          <w:color w:val="6B7280"/>
+          <w:sz w:val="19"/>
+        </w:rPr>
+        <w:t>· 배경: 부여군 야영장 위반 23건 중 22건 미조치 보도(재경일보 등 2026.10.1)</w:t>
+      </w:r>
+    </w:p>
+    <w:p>
+      <w:pPr>
+        <w:spacing w:after="0" w:before="0" w:line="324" w:lineRule="auto"/>
+        <w:ind w:left="454"/>
+      </w:pPr>
+      <w:r>
+        <w:rPr>
+          <w:rFonts w:ascii="맑은 고딕" w:hAnsi="맑은 고딕" w:eastAsia="맑은 고딕"/>
+          <w:b w:val="0"/>
+          <w:color w:val="6B7280"/>
+          <w:sz w:val="19"/>
+        </w:rPr>
+        <w:t>· 관련 자료요구: 관광산업-5</w:t>
+      </w:r>
+    </w:p>
+    <w:p>
+      <w:pPr>
+        <w:spacing w:after="60" w:before="0" w:line="324" w:lineRule="auto"/>
+      </w:pPr>
+    </w:p>
+    <w:p>
+      <w:pPr>
         <w:spacing w:after="40" w:before="0" w:line="324" w:lineRule="auto"/>
       </w:pPr>
       <w:r>
@@ -7800,6 +8054,81 @@
       </w:pPr>
     </w:p>
     <w:p>
+      <w:pPr>
+        <w:spacing w:after="0" w:before="0" w:line="324" w:lineRule="auto"/>
+        <w:ind w:left="113"/>
+      </w:pPr>
+      <w:r>
+        <w:rPr>
+          <w:rFonts w:ascii="맑은 고딕" w:hAnsi="맑은 고딕" w:eastAsia="맑은 고딕"/>
+          <w:b/>
+          <w:sz w:val="21"/>
+        </w:rPr>
+        <w:t>[관광산업-5] ∘ 도내 야영장 안전점검 및 후속조치 현황(2024~2026.9.)</w:t>
+      </w:r>
+    </w:p>
+    <w:p>
+      <w:pPr>
+        <w:spacing w:after="0" w:before="0" w:line="324" w:lineRule="auto"/>
+        <w:ind w:left="510"/>
+      </w:pPr>
+      <w:r>
+        <w:rPr>
+          <w:rFonts w:ascii="맑은 고딕" w:hAnsi="맑은 고딕" w:eastAsia="맑은 고딕"/>
+          <w:b w:val="0"/>
+          <w:sz w:val="20"/>
+        </w:rPr>
+        <w:t>- 시군별 등록 야영장 수</w:t>
+      </w:r>
+    </w:p>
+    <w:p>
+      <w:pPr>
+        <w:spacing w:after="0" w:before="0" w:line="324" w:lineRule="auto"/>
+        <w:ind w:left="510"/>
+      </w:pPr>
+      <w:r>
+        <w:rPr>
+          <w:rFonts w:ascii="맑은 고딕" w:hAnsi="맑은 고딕" w:eastAsia="맑은 고딕"/>
+          <w:b w:val="0"/>
+          <w:sz w:val="20"/>
+        </w:rPr>
+        <w:t>- 안전점검 실시 및 위반 적발 건수</w:t>
+      </w:r>
+    </w:p>
+    <w:p>
+      <w:pPr>
+        <w:spacing w:after="0" w:before="0" w:line="324" w:lineRule="auto"/>
+        <w:ind w:left="510"/>
+      </w:pPr>
+      <w:r>
+        <w:rPr>
+          <w:rFonts w:ascii="맑은 고딕" w:hAnsi="맑은 고딕" w:eastAsia="맑은 고딕"/>
+          <w:b w:val="0"/>
+          <w:sz w:val="20"/>
+        </w:rPr>
+        <w:t>- 행정처분·시정명령 및 이행 완료 현황</w:t>
+      </w:r>
+    </w:p>
+    <w:p>
+      <w:pPr>
+        <w:spacing w:after="0" w:before="0" w:line="324" w:lineRule="auto"/>
+        <w:ind w:left="510"/>
+      </w:pPr>
+      <w:r>
+        <w:rPr>
+          <w:rFonts w:ascii="맑은 고딕" w:hAnsi="맑은 고딕" w:eastAsia="맑은 고딕"/>
+          <w:b w:val="0"/>
+          <w:sz w:val="20"/>
+        </w:rPr>
+        <w:t>- 미등록 야영장 단속 실적</w:t>
+      </w:r>
+    </w:p>
+    <w:p>
+      <w:pPr>
+        <w:spacing w:after="40" w:before="0" w:line="324" w:lineRule="auto"/>
+      </w:pPr>
+    </w:p>
+    <w:p>
       <w:r>
         <w:br w:type="page"/>
       </w:r>
@@ -8616,6 +8945,62 @@
     </w:p>
     <w:p>
       <w:pPr>
+        <w:spacing w:after="20" w:before="0" w:line="324" w:lineRule="auto"/>
+        <w:ind w:left="113"/>
+      </w:pPr>
+      <w:r>
+        <w:rPr>
+          <w:rFonts w:ascii="맑은 고딕" w:hAnsi="맑은 고딕" w:eastAsia="맑은 고딕"/>
+          <w:b/>
+          <w:sz w:val="21"/>
+        </w:rPr>
+        <w:t xml:space="preserve">6. </w:t>
+      </w:r>
+      <w:r>
+        <w:rPr>
+          <w:rFonts w:ascii="맑은 고딕" w:hAnsi="맑은 고딕" w:eastAsia="맑은 고딕"/>
+          <w:b/>
+          <w:sz w:val="21"/>
+        </w:rPr>
+        <w:t>정부 ‘케이-투어 패스’와 경기 관광 연계</w:t>
+      </w:r>
+    </w:p>
+    <w:p>
+      <w:pPr>
+        <w:spacing w:after="20" w:before="0" w:line="324" w:lineRule="auto"/>
+        <w:ind w:left="454"/>
+      </w:pPr>
+      <w:r>
+        <w:rPr>
+          <w:rFonts w:ascii="맑은 고딕" w:hAnsi="맑은 고딕" w:eastAsia="맑은 고딕"/>
+          <w:b w:val="0"/>
+          <w:sz w:val="21"/>
+        </w:rPr>
+        <w:t>문체부가 외국인 관광객이 교통·관광지 할인을 한 번에 받는 ‘케이-투어 패스’를 내놓았습니다. 경기도 관광지와 교통수단이 이 패스에 얼마나 참여하고 있으며, 공사가 검토해 온 수도권 통합 관광패스와는 어떻게 연계하거나 정리할 계획입니까?</w:t>
+      </w:r>
+    </w:p>
+    <w:p>
+      <w:pPr>
+        <w:spacing w:after="0" w:before="0" w:line="324" w:lineRule="auto"/>
+        <w:ind w:left="454"/>
+      </w:pPr>
+      <w:r>
+        <w:rPr>
+          <w:rFonts w:ascii="맑은 고딕" w:hAnsi="맑은 고딕" w:eastAsia="맑은 고딕"/>
+          <w:b w:val="0"/>
+          <w:color w:val="6B7280"/>
+          <w:sz w:val="19"/>
+        </w:rPr>
+        <w:t>· 배경: 문체부 보도자료 2026.10.1 ‘외국인 관광객, 케이-투어 패스로 교통·관광지 이용 할인 한 번에’</w:t>
+      </w:r>
+    </w:p>
+    <w:p>
+      <w:pPr>
+        <w:spacing w:after="60" w:before="0" w:line="324" w:lineRule="auto"/>
+      </w:pPr>
+    </w:p>
+    <w:p>
+      <w:pPr>
         <w:spacing w:after="40" w:before="0" w:line="324" w:lineRule="auto"/>
       </w:pPr>
       <w:r>
@@ -9204,6 +9589,77 @@
     </w:p>
     <w:p>
       <w:pPr>
+        <w:spacing w:after="20" w:before="0" w:line="324" w:lineRule="auto"/>
+        <w:ind w:left="113"/>
+      </w:pPr>
+      <w:r>
+        <w:rPr>
+          <w:rFonts w:ascii="맑은 고딕" w:hAnsi="맑은 고딕" w:eastAsia="맑은 고딕"/>
+          <w:b/>
+          <w:sz w:val="21"/>
+        </w:rPr>
+        <w:t xml:space="preserve">6. </w:t>
+      </w:r>
+      <w:r>
+        <w:rPr>
+          <w:rFonts w:ascii="맑은 고딕" w:hAnsi="맑은 고딕" w:eastAsia="맑은 고딕"/>
+          <w:b/>
+          <w:sz w:val="21"/>
+        </w:rPr>
+        <w:t>경기창작캠퍼스 레지던시 재개 계획</w:t>
+      </w:r>
+    </w:p>
+    <w:p>
+      <w:pPr>
+        <w:spacing w:after="20" w:before="0" w:line="324" w:lineRule="auto"/>
+        <w:ind w:left="454"/>
+      </w:pPr>
+      <w:r>
+        <w:rPr>
+          <w:rFonts w:ascii="맑은 고딕" w:hAnsi="맑은 고딕" w:eastAsia="맑은 고딕"/>
+          <w:b w:val="0"/>
+          <w:sz w:val="21"/>
+        </w:rPr>
+        <w:t>경기창작캠퍼스 레지던시를 2027년 정규 운영으로 재개하는 것은 예술인 창작 기반을 되살리는 의미 있는 결정입니다. 다만 출연금이 줄어드는 상황에서 2027년 운영 예산·입주 규모·선정 방식은 어떻게 계획하고 있으며, 중단 기간 동안의 공간 관리 비용과 재개 후 지속 운영 재원은 어떻게 확보합니까?</w:t>
+      </w:r>
+    </w:p>
+    <w:p>
+      <w:pPr>
+        <w:spacing w:after="0" w:before="0" w:line="324" w:lineRule="auto"/>
+        <w:ind w:left="454"/>
+      </w:pPr>
+      <w:r>
+        <w:rPr>
+          <w:rFonts w:ascii="맑은 고딕" w:hAnsi="맑은 고딕" w:eastAsia="맑은 고딕"/>
+          <w:b w:val="0"/>
+          <w:color w:val="6B7280"/>
+          <w:sz w:val="19"/>
+        </w:rPr>
+        <w:t>· 배경: 경기문화재단 2027 정규 레지던시 재개 발표(2026.9.30 보도), 재단 출연금 축소(a-ggcf-2)</w:t>
+      </w:r>
+    </w:p>
+    <w:p>
+      <w:pPr>
+        <w:spacing w:after="0" w:before="0" w:line="324" w:lineRule="auto"/>
+        <w:ind w:left="454"/>
+      </w:pPr>
+      <w:r>
+        <w:rPr>
+          <w:rFonts w:ascii="맑은 고딕" w:hAnsi="맑은 고딕" w:eastAsia="맑은 고딕"/>
+          <w:b w:val="0"/>
+          <w:color w:val="6B7280"/>
+          <w:sz w:val="19"/>
+        </w:rPr>
+        <w:t>· 관련 자료요구: 문화재단-3</w:t>
+      </w:r>
+    </w:p>
+    <w:p>
+      <w:pPr>
+        <w:spacing w:after="60" w:before="0" w:line="324" w:lineRule="auto"/>
+      </w:pPr>
+    </w:p>
+    <w:p>
+      <w:pPr>
         <w:spacing w:after="40" w:before="0" w:line="324" w:lineRule="auto"/>
       </w:pPr>
       <w:r>
@@ -9311,6 +9767,67 @@
       </w:pPr>
     </w:p>
     <w:p>
+      <w:pPr>
+        <w:spacing w:after="0" w:before="0" w:line="324" w:lineRule="auto"/>
+        <w:ind w:left="113"/>
+      </w:pPr>
+      <w:r>
+        <w:rPr>
+          <w:rFonts w:ascii="맑은 고딕" w:hAnsi="맑은 고딕" w:eastAsia="맑은 고딕"/>
+          <w:b/>
+          <w:sz w:val="21"/>
+        </w:rPr>
+        <w:t>[문화재단-3] ∘ 경기창작캠퍼스 운영 현황 및 2027 레지던시 재개 계획</w:t>
+      </w:r>
+    </w:p>
+    <w:p>
+      <w:pPr>
+        <w:spacing w:after="0" w:before="0" w:line="324" w:lineRule="auto"/>
+        <w:ind w:left="510"/>
+      </w:pPr>
+      <w:r>
+        <w:rPr>
+          <w:rFonts w:ascii="맑은 고딕" w:hAnsi="맑은 고딕" w:eastAsia="맑은 고딕"/>
+          <w:b w:val="0"/>
+          <w:sz w:val="20"/>
+        </w:rPr>
+        <w:t>- 최근 3년 레지던시 운영 실적(입주 작가 수·예산)</w:t>
+      </w:r>
+    </w:p>
+    <w:p>
+      <w:pPr>
+        <w:spacing w:after="0" w:before="0" w:line="324" w:lineRule="auto"/>
+        <w:ind w:left="510"/>
+      </w:pPr>
+      <w:r>
+        <w:rPr>
+          <w:rFonts w:ascii="맑은 고딕" w:hAnsi="맑은 고딕" w:eastAsia="맑은 고딕"/>
+          <w:b w:val="0"/>
+          <w:sz w:val="20"/>
+        </w:rPr>
+        <w:t>- 운영 중단 기간·사유 및 공간 관리 비용</w:t>
+      </w:r>
+    </w:p>
+    <w:p>
+      <w:pPr>
+        <w:spacing w:after="0" w:before="0" w:line="324" w:lineRule="auto"/>
+        <w:ind w:left="510"/>
+      </w:pPr>
+      <w:r>
+        <w:rPr>
+          <w:rFonts w:ascii="맑은 고딕" w:hAnsi="맑은 고딕" w:eastAsia="맑은 고딕"/>
+          <w:b w:val="0"/>
+          <w:sz w:val="20"/>
+        </w:rPr>
+        <w:t>- 2027 정규 레지던시 예산·입주 규모·선정 절차·재원</w:t>
+      </w:r>
+    </w:p>
+    <w:p>
+      <w:pPr>
+        <w:spacing w:after="40" w:before="0" w:line="324" w:lineRule="auto"/>
+      </w:pPr>
+    </w:p>
+    <w:p>
       <w:r>
         <w:br w:type="page"/>
       </w:r>
@@ -11934,6 +12451,62 @@
           <w:sz w:val="19"/>
         </w:rPr>
         <w:t>· 관련 자료요구: 도체육회-3</w:t>
+      </w:r>
+    </w:p>
+    <w:p>
+      <w:pPr>
+        <w:spacing w:after="60" w:before="0" w:line="324" w:lineRule="auto"/>
+      </w:pPr>
+    </w:p>
+    <w:p>
+      <w:pPr>
+        <w:spacing w:after="20" w:before="0" w:line="324" w:lineRule="auto"/>
+        <w:ind w:left="113"/>
+      </w:pPr>
+      <w:r>
+        <w:rPr>
+          <w:rFonts w:ascii="맑은 고딕" w:hAnsi="맑은 고딕" w:eastAsia="맑은 고딕"/>
+          <w:b/>
+          <w:sz w:val="21"/>
+        </w:rPr>
+        <w:t xml:space="preserve">7. </w:t>
+      </w:r>
+      <w:r>
+        <w:rPr>
+          <w:rFonts w:ascii="맑은 고딕" w:hAnsi="맑은 고딕" w:eastAsia="맑은 고딕"/>
+          <w:b/>
+          <w:sz w:val="21"/>
+        </w:rPr>
+        <w:t>업무추진비 관리 — 타 시도 체육회 횡령 의혹</w:t>
+      </w:r>
+    </w:p>
+    <w:p>
+      <w:pPr>
+        <w:spacing w:after="20" w:before="0" w:line="324" w:lineRule="auto"/>
+        <w:ind w:left="454"/>
+      </w:pPr>
+      <w:r>
+        <w:rPr>
+          <w:rFonts w:ascii="맑은 고딕" w:hAnsi="맑은 고딕" w:eastAsia="맑은 고딕"/>
+          <w:b w:val="0"/>
+          <w:sz w:val="21"/>
+        </w:rPr>
+        <w:t>제주도체육회에서 업무추진비 횡령 의혹이 불거져 자료 대조가 진행 중입니다. 경기도체육회와 시군체육회의 업무추진비 집행 증빙·사후 점검 체계는 어떻게 운영되고 있으며, 최근 3년간 부적정 집행으로 환수·징계한 사례가 있습니까?</w:t>
+      </w:r>
+    </w:p>
+    <w:p>
+      <w:pPr>
+        <w:spacing w:after="0" w:before="0" w:line="324" w:lineRule="auto"/>
+        <w:ind w:left="454"/>
+      </w:pPr>
+      <w:r>
+        <w:rPr>
+          <w:rFonts w:ascii="맑은 고딕" w:hAnsi="맑은 고딕" w:eastAsia="맑은 고딕"/>
+          <w:b w:val="0"/>
+          <w:color w:val="6B7280"/>
+          <w:sz w:val="19"/>
+        </w:rPr>
+        <w:t>· 배경: 제주도민일보 2026.9.30 ‘제주도체육회 업추비 횡령 의혹 자료 대조중’</w:t>
       </w:r>
     </w:p>
     <w:p>

--- a/문서/2026_행감_질의서_전체.docx
+++ b/문서/2026_행감_질의서_전체.docx
@@ -44,7 +44,7 @@
           <w:color w:val="6B7280"/>
           <w:sz w:val="20"/>
         </w:rPr>
-        <w:t>문화체육관광국 및 산하기관 · 작성 2026. 10. 01. · 자료 기준 2026-10-01</w:t>
+        <w:t>문화체육관광국 및 산하기관 · 작성 2026. 10. 02. · 자료 기준 2026-10-02</w:t>
       </w:r>
     </w:p>
     <w:p>
@@ -1334,6 +1334,20 @@
           <w:b w:val="0"/>
           <w:sz w:val="20"/>
         </w:rPr>
+        <w:t>· (경기 시군) 고양시체육회는 자격정지 종목단체 5곳에도 관리단체 지정 0건(1년 넘게 유예), 의정부시체육회는 49개 중 10개 지정 — 시군별 제재 기준 편차(2026.9.28 보도)</w:t>
+      </w:r>
+    </w:p>
+    <w:p>
+      <w:pPr>
+        <w:spacing w:after="0" w:before="0" w:line="324" w:lineRule="auto"/>
+        <w:ind w:left="283"/>
+      </w:pPr>
+      <w:r>
+        <w:rPr>
+          <w:rFonts w:ascii="맑은 고딕" w:hAnsi="맑은 고딕" w:eastAsia="맑은 고딕"/>
+          <w:b w:val="0"/>
+          <w:sz w:val="20"/>
+        </w:rPr>
         <w:t>· (경기도) 경기도체육회 격투대회 중상자 발생에도 ‘사고 없음’ 기록 의혹(8월), 선수단 관리·감독 시정요구 추진 중.</w:t>
       </w:r>
     </w:p>
@@ -1363,7 +1377,7 @@
           <w:color w:val="6B7280"/>
           <w:sz w:val="17"/>
         </w:rPr>
-        <w:t>출처: 세계일보 2026.9.17 https://www.segye.com/newsView/20260917516880 / 서울Pn 2026.9.7 https://go.seoul.co.kr/news/newsView.php?id=20260907500027 / 인천일보 https://www.incheonilbo.com/news/articleView.html?idxno=1330440 / kyongbuk.co.kr 2026.9.16 https://news.google.com/rss/articles/CBMib0FVX3lxTE5mVFQ0NHB0VTJRaFhqZG1obkFlRFBjTVluQ185LXNiRXZkaGlWTk9oTy1IY3VHcUxubUVKVlJDWFVPdVFNWVRKYnh6c01CNXlGRHMwTEkwUXRPQ2w5NW9kcV8wekd6Y1JqbFM4c3poWQ?oc=5 / gukjenews.com 2026.9.16 https://news.google.com/rss/articles/CBMibkFVX3lxTE5PX0x4cHF5N0dQTEc0Wm5JcXg0NTdtTXoxWTdWeV9ZM041N0pMUGM4b0FvVmtMYnJPY0x1ZEhMMXljOElndmJEeVV2Q0JmcHBldDBpSmZlaXBrdHI5bFI3TTFSX19YUkprNFIzNE53?oc=5 / 더팩트 2026.9.21 https://news.google.com/rss/articles/CBMiVkFVX3lxTFA4UF9PMXduWTQyZGVtbHNLZGRFdnRoMER4NkdqNkVZaDlMbW5qSXBiUFg3NGtkNEZOa1ZNdjVGWFVPMm1YWF9PRHJzZFJNMHJnNngzbmRB0gFQQVVfeXFMUEJVSVp2bzBYSFdzejBXTFlEU0lSWTRLb3FuS3VSa0M5QjR4MWJ1U0RJNjlrQlJWNHc1QlJEbXA1UWlnRzg2ZFdRVE96WWhjX0w?oc=5 / 에이블뉴스 2026.9.23 https://news.google.com/rss/articles/CBMibkFVX3lxTE00UHFCT0dXQ3lIVHNDVUl2YUdxcXBGWUgyTkRrTlJ0dC1DeDV0Y1BMZzZ3anl4TUU4UmVocng1S05kUWpySlFRUjVDRjFoZGlhQUI3allEXzUxM19ja0JYaGZnd0ZHSHlnVWZPOVZn0gFyQVVfeXFMTmFWdFZ6SWRfanJ2NFZwNjFfUHpySjA4TUhuWmtqRjBCVzRLc1prX2Fjb3gtOWx0elExcHI4VkZPM0FfYl9HakNmWjNOUDg0NkNoeDFSNnhucW9nN0ZJUW10YzVVNWltRU1DSFlkRUNoRW9B?oc=5 / 제주도민일보 2026.9.30 https://news.google.com/rss/articles/CBMib0FVX3lxTFAwRVg3cWlCLXFDSTZld1pKWjJsYW5aSWVsa1lhWmF3RnFQQ3BoOXA5enhQOUYtS3lYMlpJS3RiS3VZbmh5ODAxbnVtVVdKcUgyOHpHeTZsRGR5TmlyYW1fWHhFQTJrWmZQYWNPamVzYw?oc=5</w:t>
+        <w:t>출처: 세계일보 2026.9.17 https://www.segye.com/newsView/20260917516880 / 서울Pn 2026.9.7 https://go.seoul.co.kr/news/newsView.php?id=20260907500027 / 인천일보 https://www.incheonilbo.com/news/articleView.html?idxno=1330440 / kyongbuk.co.kr 2026.9.16 https://news.google.com/rss/articles/CBMib0FVX3lxTE5mVFQ0NHB0VTJRaFhqZG1obkFlRFBjTVluQ185LXNiRXZkaGlWTk9oTy1IY3VHcUxubUVKVlJDWFVPdVFNWVRKYnh6c01CNXlGRHMwTEkwUXRPQ2w5NW9kcV8wekd6Y1JqbFM4c3poWQ?oc=5 / gukjenews.com 2026.9.16 https://news.google.com/rss/articles/CBMibkFVX3lxTE5PX0x4cHF5N0dQTEc0Wm5JcXg0NTdtTXoxWTdWeV9ZM041N0pMUGM4b0FvVmtMYnJPY0x1ZEhMMXljOElndmJEeVV2Q0JmcHBldDBpSmZlaXBrdHI5bFI3TTFSX19YUkprNFIzNE53?oc=5 / 더팩트 2026.9.21 https://news.google.com/rss/articles/CBMiVkFVX3lxTFA4UF9PMXduWTQyZGVtbHNLZGRFdnRoMER4NkdqNkVZaDlMbW5qSXBiUFg3NGtkNEZOa1ZNdjVGWFVPMm1YWF9PRHJzZFJNMHJnNngzbmRB0gFQQVVfeXFMUEJVSVp2bzBYSFdzejBXTFlEU0lSWTRLb3FuS3VSa0M5QjR4MWJ1U0RJNjlrQlJWNHc1QlJEbXA1UWlnRzg2ZFdRVE96WWhjX0w?oc=5 / 에이블뉴스 2026.9.23 https://news.google.com/rss/articles/CBMibkFVX3lxTE00UHFCT0dXQ3lIVHNDVUl2YUdxcXBGWUgyTkRrTlJ0dC1DeDV0Y1BMZzZ3anl4TUU4UmVocng1S05kUWpySlFRUjVDRjFoZGlhQUI3allEXzUxM19ja0JYaGZnd0ZHSHlnVWZPOVZn0gFyQVVfeXFMTmFWdFZ6SWRfanJ2NFZwNjFfUHpySjA4TUhuWmtqRjBCVzRLc1prX2Fjb3gtOWx0elExcHI4VkZPM0FfYl9HakNmWjNOUDg0NkNoeDFSNnhucW9nN0ZJUW10YzVVNWltRU1DSFlkRUNoRW9B?oc=5 / 제주도민일보 2026.9.30 https://news.google.com/rss/articles/CBMib0FVX3lxTFAwRVg3cWlCLXFDSTZld1pKWjJsYW5aSWVsa1lhWmF3RnFQQ3BoOXA5enhQOUYtS3lYMlpJS3RiS3VZbmh5ODAxbnVtVVdKcUgyOHpHeTZsRGR5TmlyYW1fWHhFQTJrWmZQYWNPamVzYw?oc=5 / 인천일보 2026.9.28 https://news.google.com/rss/articles/CBMicEFVX3lxTE1QN3pRd1daYk00WTlCMXpaX2MwWnprOE9vdTNxa0pHVnJaX0RJRUVuUEJNTExJeDVXWGtuZ2RvWlQtd3hWanJla3FTNko3b0RqcEEtaHFwaVZwcDlKaHMtbzBhbXFXSzNJLUNXbm5lcHc?oc=5</w:t>
       </w:r>
     </w:p>
     <w:p>
@@ -1490,6 +1504,20 @@
           <w:b w:val="0"/>
           <w:sz w:val="20"/>
         </w:rPr>
+        <w:t>· (부천) 부천시정연구원 ‘부천 미래정책포럼 2026’ — 국제영화제 다년도 지원제·지원 확대·독립 정책영역 필요 제안, 개선안을 부천시·중앙정부에 제시 예정(2026.10.1 보도)</w:t>
+      </w:r>
+    </w:p>
+    <w:p>
+      <w:pPr>
+        <w:spacing w:after="0" w:before="0" w:line="324" w:lineRule="auto"/>
+        <w:ind w:left="283"/>
+      </w:pPr>
+      <w:r>
+        <w:rPr>
+          <w:rFonts w:ascii="맑은 고딕" w:hAnsi="맑은 고딕" w:eastAsia="맑은 고딕"/>
+          <w:b w:val="0"/>
+          <w:sz w:val="20"/>
+        </w:rPr>
         <w:t>· (경기도) DMZ영화제 도비 31억 → 24.47억(△21.1%), 영화제 기간 중 선축소.</w:t>
       </w:r>
     </w:p>
@@ -1519,7 +1547,7 @@
           <w:color w:val="6B7280"/>
           <w:sz w:val="17"/>
         </w:rPr>
-        <w:t>출처: 경향신문 2026.8.19 https://www.khan.co.kr/article/202608192033015/</w:t>
+        <w:t>출처: 경향신문 2026.8.19 https://www.khan.co.kr/article/202608192033015/ / 웹이코노미 2026.10.1 https://news.google.com/rss/articles/CBMickFVX3lxTE1XUFdvN2ZQNVJmcGxPSjJqZ1A0Qi1Ca3JTYTJzeHZ6RmNDTG1JX2prY1pnTWkwelJ0YTMweXJWQ0IzS2JLVkZxMllHOVYzem9sOFdmOVA3SlFKX2RSaS1BRGpYTGxwMEJJVlBMX1otY3hkQQ?oc=5</w:t>
       </w:r>
     </w:p>
     <w:p>
@@ -1646,6 +1674,20 @@
           <w:b w:val="0"/>
           <w:sz w:val="20"/>
         </w:rPr>
+        <w:t>· (대전) 대전문화재단, 세입세출외현금 관리 부실을 2019·2022 시 종합감사에서 연이어 지적받고도 미개선 → ‘기관경고’(2026.10.1 보도)</w:t>
+      </w:r>
+    </w:p>
+    <w:p>
+      <w:pPr>
+        <w:spacing w:after="0" w:before="0" w:line="324" w:lineRule="auto"/>
+        <w:ind w:left="283"/>
+      </w:pPr>
+      <w:r>
+        <w:rPr>
+          <w:rFonts w:ascii="맑은 고딕" w:hAnsi="맑은 고딕" w:eastAsia="맑은 고딕"/>
+          <w:b w:val="0"/>
+          <w:sz w:val="20"/>
+        </w:rPr>
         <w:t>· (경기도) 경기문화재단 도 출연금 521억 → 239억, 기본재산 292억 전출. 경기아트센터 유료관람 실적 부풀리기 의혹.</w:t>
       </w:r>
     </w:p>
@@ -1675,7 +1717,7 @@
           <w:color w:val="6B7280"/>
           <w:sz w:val="17"/>
         </w:rPr>
-        <w:t>출처: 라이브뉴스 https://www.livesnews.com/news/article.html?no=64017 / 서울Pn 2025.11.14 https://go.seoul.co.kr/news/newsView.php?id=20251114500040</w:t>
+        <w:t>출처: 라이브뉴스 https://www.livesnews.com/news/article.html?no=64017 / 서울Pn 2025.11.14 https://go.seoul.co.kr/news/newsView.php?id=20251114500040 / 뉴스1 2026.10.1 https://news.google.com/rss/articles/CBMiZkFVX3lxTFBDVjdrUk9sNnhDU0pSYXY3WVBHTm54Sk04ZWNTTDhJSUdYQzVJOE1nWDhNNWVmWlRNeU85eG5odzdQeDNCU21TdnJGamwyZ2dObkp0RlR5WWd1SHZMWGwwaHlDMkgxZ9IBZkFVX3lxTFBDVjdrUk9sNnhDU0pSYXY3WVBHTm54Sk04ZWNTTDhJSUdYQzVJOE1nWDhNNWVmWlRNeU85eG5odzdQeDNCU21TdnJGamwyZ2dObkp0RlR5WWd1SHZMWGwwaHlDMkgxZw?oc=5</w:t>
       </w:r>
     </w:p>
     <w:p>
@@ -2146,6 +2188,91 @@
       </w:r>
     </w:p>
     <w:p>
+      <w:pPr>
+        <w:spacing w:after="20" w:before="80" w:line="324" w:lineRule="auto"/>
+      </w:pPr>
+      <w:r>
+        <w:rPr>
+          <w:rFonts w:ascii="맑은 고딕" w:hAnsi="맑은 고딕" w:eastAsia="맑은 고딕"/>
+          <w:b/>
+          <w:color w:val="185FA5"/>
+          <w:sz w:val="22"/>
+        </w:rPr>
+        <w:t>[B17] 게임산업법 개정 — 이용자 보호 의무, 국내 게임사까지 확대</w:t>
+      </w:r>
+    </w:p>
+    <w:p>
+      <w:pPr>
+        <w:spacing w:after="0" w:before="0" w:line="324" w:lineRule="auto"/>
+        <w:ind w:left="283"/>
+      </w:pPr>
+      <w:r>
+        <w:rPr>
+          <w:rFonts w:ascii="맑은 고딕" w:hAnsi="맑은 고딕" w:eastAsia="맑은 고딕"/>
+          <w:b w:val="0"/>
+          <w:sz w:val="20"/>
+        </w:rPr>
+        <w:t>· (정부) 게임산업법 개정안 국회 본회의 통과(2026.10.1): 해외 게임사 국내대리인은 자사 설립·지배 국내 법인 우선 지정, 대리인 관리·감독 의무와 시정명령 근거 신설</w:t>
+      </w:r>
+    </w:p>
+    <w:p>
+      <w:pPr>
+        <w:spacing w:after="0" w:before="0" w:line="324" w:lineRule="auto"/>
+        <w:ind w:left="283"/>
+      </w:pPr>
+      <w:r>
+        <w:rPr>
+          <w:rFonts w:ascii="맑은 고딕" w:hAnsi="맑은 고딕" w:eastAsia="맑은 고딕"/>
+          <w:b w:val="0"/>
+          <w:sz w:val="20"/>
+        </w:rPr>
+        <w:t>· (정부) 게임사업자 준수사항에 국내 이용자 피해 보호·불만 처리 의무 신설 — 조문상 국내 게임사에도 적용</w:t>
+      </w:r>
+    </w:p>
+    <w:p>
+      <w:pPr>
+        <w:spacing w:after="0" w:before="0" w:line="324" w:lineRule="auto"/>
+        <w:ind w:left="283"/>
+      </w:pPr>
+      <w:r>
+        <w:rPr>
+          <w:rFonts w:ascii="맑은 고딕" w:hAnsi="맑은 고딕" w:eastAsia="맑은 고딕"/>
+          <w:b w:val="0"/>
+          <w:sz w:val="20"/>
+        </w:rPr>
+        <w:t>· (경기도) 도내에는 판교 등에 중소·인디 게임사가 모여 있고, 경기콘텐츠진흥원이 게임 제작·사업화를 지원한다. 개정 의무에 대한 안내·컨설팅 계획은 확인이 필요하다.</w:t>
+      </w:r>
+    </w:p>
+    <w:p>
+      <w:pPr>
+        <w:spacing w:after="0" w:before="0" w:line="324" w:lineRule="auto"/>
+        <w:ind w:left="283"/>
+      </w:pPr>
+      <w:r>
+        <w:rPr>
+          <w:rFonts w:ascii="맑은 고딕" w:hAnsi="맑은 고딕" w:eastAsia="맑은 고딕"/>
+          <w:b/>
+          <w:sz w:val="20"/>
+        </w:rPr>
+        <w:t>▶ 시사점: 새 의무는 대형사보다 전담 인력이 없는 중소·인디 게임사에 부담이 크다. 진흥원 지원사업에 이용자 보호 체계 구축(약관·고객응대·환불) 컨설팅을 포함하는지 물어볼 근거가 된다.</w:t>
+      </w:r>
+    </w:p>
+    <w:p>
+      <w:pPr>
+        <w:spacing w:after="60" w:before="0" w:line="324" w:lineRule="auto"/>
+        <w:ind w:left="283"/>
+      </w:pPr>
+      <w:r>
+        <w:rPr>
+          <w:rFonts w:ascii="맑은 고딕" w:hAnsi="맑은 고딕" w:eastAsia="맑은 고딕"/>
+          <w:b w:val="0"/>
+          <w:color w:val="6B7280"/>
+          <w:sz w:val="17"/>
+        </w:rPr>
+        <w:t>출처: 디일렉 2026.10.1 https://news.google.com/rss/articles/CBMiZkFVX3lxTE1FZ2xMRDhuMHpUZ1Mya1lXbjVvSmc4ZFlTNjFGaDV1TjQ5NmF3NFJDYTRlNDM5VHR6RktGYmhzUWpDcGVqbkZaVFUtVUpHblRTNnZvSWYzVDk5c1lXYzVHUnRURTVjUQ?oc=5 / 아이뉴스24 2026.10.1 https://news.google.com/rss/articles/CBMiS0FVX3lxTE9DNlozeTV1ejFHaWVrTHVyOHI2eTNyUmhZYi1IVjRhMU10eHdydmE3ZXZTcm5WYlQxSk1xb09FZXhIa0lzSWQ5a0tFMA?oc=5</w:t>
+      </w:r>
+    </w:p>
+    <w:p>
       <w:r>
         <w:br w:type="page"/>
       </w:r>
@@ -5064,6 +5191,77 @@
     </w:p>
     <w:p>
       <w:pPr>
+        <w:spacing w:after="20" w:before="0" w:line="324" w:lineRule="auto"/>
+        <w:ind w:left="113"/>
+      </w:pPr>
+      <w:r>
+        <w:rPr>
+          <w:rFonts w:ascii="맑은 고딕" w:hAnsi="맑은 고딕" w:eastAsia="맑은 고딕"/>
+          <w:b/>
+          <w:sz w:val="21"/>
+        </w:rPr>
+        <w:t xml:space="preserve">7. </w:t>
+      </w:r>
+      <w:r>
+        <w:rPr>
+          <w:rFonts w:ascii="맑은 고딕" w:hAnsi="맑은 고딕" w:eastAsia="맑은 고딕"/>
+          <w:b/>
+          <w:sz w:val="21"/>
+        </w:rPr>
+        <w:t>도내 국제영화제 지원체계(다년도 지원)</w:t>
+      </w:r>
+    </w:p>
+    <w:p>
+      <w:pPr>
+        <w:spacing w:after="20" w:before="0" w:line="324" w:lineRule="auto"/>
+        <w:ind w:left="454"/>
+      </w:pPr>
+      <w:r>
+        <w:rPr>
+          <w:rFonts w:ascii="맑은 고딕" w:hAnsi="맑은 고딕" w:eastAsia="맑은 고딕"/>
+          <w:b w:val="0"/>
+          <w:sz w:val="21"/>
+        </w:rPr>
+        <w:t>부천시정연구원 포럼에서 국제영화제 지원을 다년도 지원제와 독립 정책영역으로 바꾸자는 제안이 나왔습니다. 경기도는 DMZ국제다큐영화제와 부천국제판타스틱영화제 등 도내 국제영화제에 어떤 기준으로 도비를 지원하고 있으며, 해마다 금액이 바뀌는 단년도 방식 대신 성과평가에 연동한 다년도 협약을 검토한 적이 있습니까?</w:t>
+      </w:r>
+    </w:p>
+    <w:p>
+      <w:pPr>
+        <w:spacing w:after="0" w:before="0" w:line="324" w:lineRule="auto"/>
+        <w:ind w:left="454"/>
+      </w:pPr>
+      <w:r>
+        <w:rPr>
+          <w:rFonts w:ascii="맑은 고딕" w:hAnsi="맑은 고딕" w:eastAsia="맑은 고딕"/>
+          <w:b w:val="0"/>
+          <w:color w:val="6B7280"/>
+          <w:sz w:val="19"/>
+        </w:rPr>
+        <w:t>· 배경: 웹이코노미 2026.10.1 ‘부천시정연구원, 국제영화제 지원제도 대전환 방향 제시’(부천 미래정책포럼 2026), DMZ영화제 도비 21.1% 감액</w:t>
+      </w:r>
+    </w:p>
+    <w:p>
+      <w:pPr>
+        <w:spacing w:after="0" w:before="0" w:line="324" w:lineRule="auto"/>
+        <w:ind w:left="454"/>
+      </w:pPr>
+      <w:r>
+        <w:rPr>
+          <w:rFonts w:ascii="맑은 고딕" w:hAnsi="맑은 고딕" w:eastAsia="맑은 고딕"/>
+          <w:b w:val="0"/>
+          <w:color w:val="6B7280"/>
+          <w:sz w:val="19"/>
+        </w:rPr>
+        <w:t>· 관련 자료요구: 콘텐츠-5</w:t>
+      </w:r>
+    </w:p>
+    <w:p>
+      <w:pPr>
+        <w:spacing w:after="60" w:before="0" w:line="324" w:lineRule="auto"/>
+      </w:pPr>
+    </w:p>
+    <w:p>
+      <w:pPr>
         <w:spacing w:after="40" w:before="0" w:line="324" w:lineRule="auto"/>
       </w:pPr>
       <w:r>
@@ -5279,6 +5477,53 @@
       </w:pPr>
     </w:p>
     <w:p>
+      <w:pPr>
+        <w:spacing w:after="0" w:before="0" w:line="324" w:lineRule="auto"/>
+        <w:ind w:left="113"/>
+      </w:pPr>
+      <w:r>
+        <w:rPr>
+          <w:rFonts w:ascii="맑은 고딕" w:hAnsi="맑은 고딕" w:eastAsia="맑은 고딕"/>
+          <w:b/>
+          <w:sz w:val="21"/>
+        </w:rPr>
+        <w:t>[콘텐츠-5] ∘ 도내 국제영화제 도비 지원 현황(2022~2027 계획)</w:t>
+      </w:r>
+    </w:p>
+    <w:p>
+      <w:pPr>
+        <w:spacing w:after="0" w:before="0" w:line="324" w:lineRule="auto"/>
+        <w:ind w:left="510"/>
+      </w:pPr>
+      <w:r>
+        <w:rPr>
+          <w:rFonts w:ascii="맑은 고딕" w:hAnsi="맑은 고딕" w:eastAsia="맑은 고딕"/>
+          <w:b w:val="0"/>
+          <w:sz w:val="20"/>
+        </w:rPr>
+        <w:t>- 영화제별 도비·국비·시군비 연도별 금액</w:t>
+      </w:r>
+    </w:p>
+    <w:p>
+      <w:pPr>
+        <w:spacing w:after="0" w:before="0" w:line="324" w:lineRule="auto"/>
+        <w:ind w:left="510"/>
+      </w:pPr>
+      <w:r>
+        <w:rPr>
+          <w:rFonts w:ascii="맑은 고딕" w:hAnsi="맑은 고딕" w:eastAsia="맑은 고딕"/>
+          <w:b w:val="0"/>
+          <w:sz w:val="20"/>
+        </w:rPr>
+        <w:t>- 지원 기준·성과평가 방식, 협약 기간</w:t>
+      </w:r>
+    </w:p>
+    <w:p>
+      <w:pPr>
+        <w:spacing w:after="40" w:before="0" w:line="324" w:lineRule="auto"/>
+      </w:pPr>
+    </w:p>
+    <w:p>
       <w:r>
         <w:br w:type="page"/>
       </w:r>
@@ -7166,6 +7411,77 @@
     </w:p>
     <w:p>
       <w:pPr>
+        <w:spacing w:after="20" w:before="0" w:line="324" w:lineRule="auto"/>
+        <w:ind w:left="113"/>
+      </w:pPr>
+      <w:r>
+        <w:rPr>
+          <w:rFonts w:ascii="맑은 고딕" w:hAnsi="맑은 고딕" w:eastAsia="맑은 고딕"/>
+          <w:b/>
+          <w:sz w:val="21"/>
+        </w:rPr>
+        <w:t xml:space="preserve">5. </w:t>
+      </w:r>
+      <w:r>
+        <w:rPr>
+          <w:rFonts w:ascii="맑은 고딕" w:hAnsi="맑은 고딕" w:eastAsia="맑은 고딕"/>
+          <w:b/>
+          <w:sz w:val="21"/>
+        </w:rPr>
+        <w:t>도 발주 공사 중 매장유산 발견 시 보고 체계</w:t>
+      </w:r>
+    </w:p>
+    <w:p>
+      <w:pPr>
+        <w:spacing w:after="20" w:before="0" w:line="324" w:lineRule="auto"/>
+        <w:ind w:left="454"/>
+      </w:pPr>
+      <w:r>
+        <w:rPr>
+          <w:rFonts w:ascii="맑은 고딕" w:hAnsi="맑은 고딕" w:eastAsia="맑은 고딕"/>
+          <w:b w:val="0"/>
+          <w:sz w:val="21"/>
+        </w:rPr>
+        <w:t>강원도청 신축 부지에서 유물 388점이 발견됐는데 국가유산청에 축소 보고했다는 의혹이 보도됐습니다. 경기도와 산하기관이 발주한 공사에서 매장유산이 발견된 사례가 최근 3년간 몇 건이며, 신고·보고와 공사 중지 등 조치는 누가 어떻게 확인합니까?</w:t>
+      </w:r>
+    </w:p>
+    <w:p>
+      <w:pPr>
+        <w:spacing w:after="0" w:before="0" w:line="324" w:lineRule="auto"/>
+        <w:ind w:left="454"/>
+      </w:pPr>
+      <w:r>
+        <w:rPr>
+          <w:rFonts w:ascii="맑은 고딕" w:hAnsi="맑은 고딕" w:eastAsia="맑은 고딕"/>
+          <w:b w:val="0"/>
+          <w:color w:val="6B7280"/>
+          <w:sz w:val="19"/>
+        </w:rPr>
+        <w:t>· 배경: 2026.10.1 보도(단독) ‘춘천시, 공사 중단된 도청 부지서 유물 388점 발견…강원도청, 국가유산청에 축소 보고 의혹’</w:t>
+      </w:r>
+    </w:p>
+    <w:p>
+      <w:pPr>
+        <w:spacing w:after="0" w:before="0" w:line="324" w:lineRule="auto"/>
+        <w:ind w:left="454"/>
+      </w:pPr>
+      <w:r>
+        <w:rPr>
+          <w:rFonts w:ascii="맑은 고딕" w:hAnsi="맑은 고딕" w:eastAsia="맑은 고딕"/>
+          <w:b w:val="0"/>
+          <w:color w:val="6B7280"/>
+          <w:sz w:val="19"/>
+        </w:rPr>
+        <w:t>· 관련 자료요구: 문화유산-4</w:t>
+      </w:r>
+    </w:p>
+    <w:p>
+      <w:pPr>
+        <w:spacing w:after="60" w:before="0" w:line="324" w:lineRule="auto"/>
+      </w:pPr>
+    </w:p>
+    <w:p>
+      <w:pPr>
         <w:spacing w:after="40" w:before="0" w:line="324" w:lineRule="auto"/>
       </w:pPr>
       <w:r>
@@ -7292,6 +7608,53 @@
       </w:pPr>
     </w:p>
     <w:p>
+      <w:pPr>
+        <w:spacing w:after="0" w:before="0" w:line="324" w:lineRule="auto"/>
+        <w:ind w:left="113"/>
+      </w:pPr>
+      <w:r>
+        <w:rPr>
+          <w:rFonts w:ascii="맑은 고딕" w:hAnsi="맑은 고딕" w:eastAsia="맑은 고딕"/>
+          <w:b/>
+          <w:sz w:val="21"/>
+        </w:rPr>
+        <w:t>[문화유산-4] ∘ 도·산하기관 발주 공사 매장유산 발견 및 조치 현황(2023~2026.9.)</w:t>
+      </w:r>
+    </w:p>
+    <w:p>
+      <w:pPr>
+        <w:spacing w:after="0" w:before="0" w:line="324" w:lineRule="auto"/>
+        <w:ind w:left="510"/>
+      </w:pPr>
+      <w:r>
+        <w:rPr>
+          <w:rFonts w:ascii="맑은 고딕" w:hAnsi="맑은 고딕" w:eastAsia="맑은 고딕"/>
+          <w:b w:val="0"/>
+          <w:sz w:val="20"/>
+        </w:rPr>
+        <w:t>- 공사명, 발견 유물 수량, 신고일·보고 내용</w:t>
+      </w:r>
+    </w:p>
+    <w:p>
+      <w:pPr>
+        <w:spacing w:after="0" w:before="0" w:line="324" w:lineRule="auto"/>
+        <w:ind w:left="510"/>
+      </w:pPr>
+      <w:r>
+        <w:rPr>
+          <w:rFonts w:ascii="맑은 고딕" w:hAnsi="맑은 고딕" w:eastAsia="맑은 고딕"/>
+          <w:b w:val="0"/>
+          <w:sz w:val="20"/>
+        </w:rPr>
+        <w:t>- 공사 중지·조사 결과와 처리</w:t>
+      </w:r>
+    </w:p>
+    <w:p>
+      <w:pPr>
+        <w:spacing w:after="40" w:before="0" w:line="324" w:lineRule="auto"/>
+      </w:pPr>
+    </w:p>
+    <w:p>
       <w:r>
         <w:br w:type="page"/>
       </w:r>
@@ -9660,6 +10023,77 @@
     </w:p>
     <w:p>
       <w:pPr>
+        <w:spacing w:after="20" w:before="0" w:line="324" w:lineRule="auto"/>
+        <w:ind w:left="113"/>
+      </w:pPr>
+      <w:r>
+        <w:rPr>
+          <w:rFonts w:ascii="맑은 고딕" w:hAnsi="맑은 고딕" w:eastAsia="맑은 고딕"/>
+          <w:b/>
+          <w:sz w:val="21"/>
+        </w:rPr>
+        <w:t xml:space="preserve">7. </w:t>
+      </w:r>
+      <w:r>
+        <w:rPr>
+          <w:rFonts w:ascii="맑은 고딕" w:hAnsi="맑은 고딕" w:eastAsia="맑은 고딕"/>
+          <w:b/>
+          <w:sz w:val="21"/>
+        </w:rPr>
+        <w:t>세입세출외현금(보관금) 관리 — 대전문화재단 기관경고</w:t>
+      </w:r>
+    </w:p>
+    <w:p>
+      <w:pPr>
+        <w:spacing w:after="20" w:before="0" w:line="324" w:lineRule="auto"/>
+        <w:ind w:left="454"/>
+      </w:pPr>
+      <w:r>
+        <w:rPr>
+          <w:rFonts w:ascii="맑은 고딕" w:hAnsi="맑은 고딕" w:eastAsia="맑은 고딕"/>
+          <w:b w:val="0"/>
+          <w:sz w:val="21"/>
+        </w:rPr>
+        <w:t>대전문화재단이 세입세출외현금 관리 부실을 2019·2022년 종합감사에서 연이어 지적받고도 개선하지 않아 ‘기관경고’를 받았습니다. 경기문화재단의 계약보증금·보관금 등 세입세출외현금은 어떤 계좌·절차로 관리되고 있으며, 최근 도 감사에서 관련 지적을 받은 적이 있습니까? 장기 미반환·미정리 잔액은 얼마입니까?</w:t>
+      </w:r>
+    </w:p>
+    <w:p>
+      <w:pPr>
+        <w:spacing w:after="0" w:before="0" w:line="324" w:lineRule="auto"/>
+        <w:ind w:left="454"/>
+      </w:pPr>
+      <w:r>
+        <w:rPr>
+          <w:rFonts w:ascii="맑은 고딕" w:hAnsi="맑은 고딕" w:eastAsia="맑은 고딕"/>
+          <w:b w:val="0"/>
+          <w:color w:val="6B7280"/>
+          <w:sz w:val="19"/>
+        </w:rPr>
+        <w:t>· 배경: 뉴스1 2026.10.1 ‘대전문화재단, 세입세출외현금 관리 부실로 기관경고’(2019·2022 대전시 종합감사 반복 지적)</w:t>
+      </w:r>
+    </w:p>
+    <w:p>
+      <w:pPr>
+        <w:spacing w:after="0" w:before="0" w:line="324" w:lineRule="auto"/>
+        <w:ind w:left="454"/>
+      </w:pPr>
+      <w:r>
+        <w:rPr>
+          <w:rFonts w:ascii="맑은 고딕" w:hAnsi="맑은 고딕" w:eastAsia="맑은 고딕"/>
+          <w:b w:val="0"/>
+          <w:color w:val="6B7280"/>
+          <w:sz w:val="19"/>
+        </w:rPr>
+        <w:t>· 관련 자료요구: 공통-18</w:t>
+      </w:r>
+    </w:p>
+    <w:p>
+      <w:pPr>
+        <w:spacing w:after="60" w:before="0" w:line="324" w:lineRule="auto"/>
+      </w:pPr>
+    </w:p>
+    <w:p>
+      <w:pPr>
         <w:spacing w:after="40" w:before="0" w:line="324" w:lineRule="auto"/>
       </w:pPr>
       <w:r>
@@ -10932,6 +11366,62 @@
     </w:p>
     <w:p>
       <w:pPr>
+        <w:spacing w:after="20" w:before="0" w:line="324" w:lineRule="auto"/>
+        <w:ind w:left="113"/>
+      </w:pPr>
+      <w:r>
+        <w:rPr>
+          <w:rFonts w:ascii="맑은 고딕" w:hAnsi="맑은 고딕" w:eastAsia="맑은 고딕"/>
+          <w:b/>
+          <w:sz w:val="21"/>
+        </w:rPr>
+        <w:t xml:space="preserve">8. </w:t>
+      </w:r>
+      <w:r>
+        <w:rPr>
+          <w:rFonts w:ascii="맑은 고딕" w:hAnsi="맑은 고딕" w:eastAsia="맑은 고딕"/>
+          <w:b/>
+          <w:sz w:val="21"/>
+        </w:rPr>
+        <w:t>게임산업법 개정 — 도내 게임사 이용자 보호 의무 대응</w:t>
+      </w:r>
+    </w:p>
+    <w:p>
+      <w:pPr>
+        <w:spacing w:after="20" w:before="0" w:line="324" w:lineRule="auto"/>
+        <w:ind w:left="454"/>
+      </w:pPr>
+      <w:r>
+        <w:rPr>
+          <w:rFonts w:ascii="맑은 고딕" w:hAnsi="맑은 고딕" w:eastAsia="맑은 고딕"/>
+          <w:b w:val="0"/>
+          <w:sz w:val="21"/>
+        </w:rPr>
+        <w:t>10월 1일 국회를 통과한 게임산업법 개정안은 해외 게임사 국내대리인 책임을 강화하는 동시에 국내 게임사에도 이용자 피해 보호·불만 처리 의무를 새로 지웁니다. 진흥원이 지원하는 도내 중소·인디 게임사가 이 의무를 이행할 수 있도록 안내·법률 컨설팅 계획이 있습니까?</w:t>
+      </w:r>
+    </w:p>
+    <w:p>
+      <w:pPr>
+        <w:spacing w:after="0" w:before="0" w:line="324" w:lineRule="auto"/>
+        <w:ind w:left="454"/>
+      </w:pPr>
+      <w:r>
+        <w:rPr>
+          <w:rFonts w:ascii="맑은 고딕" w:hAnsi="맑은 고딕" w:eastAsia="맑은 고딕"/>
+          <w:b w:val="0"/>
+          <w:color w:val="6B7280"/>
+          <w:sz w:val="19"/>
+        </w:rPr>
+        <w:t>· 배경: 디일렉·아이뉴스24 2026.10.1 게임산업법 개정안 본회의 통과 보도</w:t>
+      </w:r>
+    </w:p>
+    <w:p>
+      <w:pPr>
+        <w:spacing w:after="60" w:before="0" w:line="324" w:lineRule="auto"/>
+      </w:pPr>
+    </w:p>
+    <w:p>
+      <w:pPr>
         <w:spacing w:after="40" w:before="0" w:line="324" w:lineRule="auto"/>
       </w:pPr>
       <w:r>
@@ -12516,6 +13006,92 @@
     </w:p>
     <w:p>
       <w:pPr>
+        <w:spacing w:after="20" w:before="0" w:line="324" w:lineRule="auto"/>
+        <w:ind w:left="113"/>
+      </w:pPr>
+      <w:r>
+        <w:rPr>
+          <w:rFonts w:ascii="맑은 고딕" w:hAnsi="맑은 고딕" w:eastAsia="맑은 고딕"/>
+          <w:b/>
+          <w:sz w:val="21"/>
+        </w:rPr>
+        <w:t xml:space="preserve">8. </w:t>
+      </w:r>
+      <w:r>
+        <w:rPr>
+          <w:rFonts w:ascii="맑은 고딕" w:hAnsi="맑은 고딕" w:eastAsia="맑은 고딕"/>
+          <w:b/>
+          <w:sz w:val="21"/>
+        </w:rPr>
+        <w:t>시군체육회 관리단체 지정 기준 편차</w:t>
+      </w:r>
+    </w:p>
+    <w:p>
+      <w:pPr>
+        <w:spacing w:after="20" w:before="0" w:line="324" w:lineRule="auto"/>
+        <w:ind w:left="454"/>
+      </w:pPr>
+      <w:r>
+        <w:rPr>
+          <w:rFonts w:ascii="맑은 고딕" w:hAnsi="맑은 고딕" w:eastAsia="맑은 고딕"/>
+          <w:b w:val="0"/>
+          <w:sz w:val="21"/>
+        </w:rPr>
+        <w:t>고양시체육회는 회장 선거 미실시로 대의원 자격정지된 종목단체가 5곳인데도 1년 넘게 관리단체 지정이 없고, 의정부시체육회는 49개 중 10개 단체를 관리단체로 지정했습니다. 같은 도 안에서 시군체육회마다 제재 기준이 다른 데 대해 도체육회는 어떤 지도·점검을 하고 있습니까? 2025 지적(관리단체 정상화 지원체계)의 이행과 함께 시군 단위 관리단체 현황을 파악하고 있습니까?</w:t>
+      </w:r>
+    </w:p>
+    <w:p>
+      <w:pPr>
+        <w:spacing w:after="0" w:before="0" w:line="324" w:lineRule="auto"/>
+        <w:ind w:left="454"/>
+      </w:pPr>
+      <w:r>
+        <w:rPr>
+          <w:rFonts w:ascii="맑은 고딕" w:hAnsi="맑은 고딕" w:eastAsia="맑은 고딕"/>
+          <w:b w:val="0"/>
+          <w:color w:val="6B7280"/>
+          <w:sz w:val="19"/>
+        </w:rPr>
+        <w:t>· 배경: 인천일보 2026.9.28 ‘고양시체육회, 5개 단체 자격정지에도 관리단체 지정 전무…의정부시체육회는 10개’</w:t>
+      </w:r>
+    </w:p>
+    <w:p>
+      <w:pPr>
+        <w:spacing w:after="0" w:before="0" w:line="324" w:lineRule="auto"/>
+        <w:ind w:left="454"/>
+      </w:pPr>
+      <w:r>
+        <w:rPr>
+          <w:rFonts w:ascii="맑은 고딕" w:hAnsi="맑은 고딕" w:eastAsia="맑은 고딕"/>
+          <w:b w:val="0"/>
+          <w:color w:val="6B7280"/>
+          <w:sz w:val="19"/>
+        </w:rPr>
+        <w:t>· 2025 지적: 처리-2(추진 중)</w:t>
+      </w:r>
+    </w:p>
+    <w:p>
+      <w:pPr>
+        <w:spacing w:after="0" w:before="0" w:line="324" w:lineRule="auto"/>
+        <w:ind w:left="454"/>
+      </w:pPr>
+      <w:r>
+        <w:rPr>
+          <w:rFonts w:ascii="맑은 고딕" w:hAnsi="맑은 고딕" w:eastAsia="맑은 고딕"/>
+          <w:b w:val="0"/>
+          <w:color w:val="6B7280"/>
+          <w:sz w:val="19"/>
+        </w:rPr>
+        <w:t>· 관련 자료요구: 도체육회-4</w:t>
+      </w:r>
+    </w:p>
+    <w:p>
+      <w:pPr>
+        <w:spacing w:after="60" w:before="0" w:line="324" w:lineRule="auto"/>
+      </w:pPr>
+    </w:p>
+    <w:p>
+      <w:pPr>
         <w:spacing w:after="40" w:before="0" w:line="324" w:lineRule="auto"/>
       </w:pPr>
       <w:r>
@@ -12648,6 +13224,53 @@
           <w:sz w:val="20"/>
         </w:rPr>
         <w:t>- 기한(90일) 초과 건과 사유</w:t>
+      </w:r>
+    </w:p>
+    <w:p>
+      <w:pPr>
+        <w:spacing w:after="40" w:before="0" w:line="324" w:lineRule="auto"/>
+      </w:pPr>
+    </w:p>
+    <w:p>
+      <w:pPr>
+        <w:spacing w:after="0" w:before="0" w:line="324" w:lineRule="auto"/>
+        <w:ind w:left="113"/>
+      </w:pPr>
+      <w:r>
+        <w:rPr>
+          <w:rFonts w:ascii="맑은 고딕" w:hAnsi="맑은 고딕" w:eastAsia="맑은 고딕"/>
+          <w:b/>
+          <w:sz w:val="21"/>
+        </w:rPr>
+        <w:t>[도체육회-4] ∘ 시군체육회 종목단체 관리단체 지정 현황(2024~2026.9.)</w:t>
+      </w:r>
+    </w:p>
+    <w:p>
+      <w:pPr>
+        <w:spacing w:after="0" w:before="0" w:line="324" w:lineRule="auto"/>
+        <w:ind w:left="510"/>
+      </w:pPr>
+      <w:r>
+        <w:rPr>
+          <w:rFonts w:ascii="맑은 고딕" w:hAnsi="맑은 고딕" w:eastAsia="맑은 고딕"/>
+          <w:b w:val="0"/>
+          <w:sz w:val="20"/>
+        </w:rPr>
+        <w:t>- 시군별 종목단체 수, 자격정지·관리단체 지정 건수와 사유</w:t>
+      </w:r>
+    </w:p>
+    <w:p>
+      <w:pPr>
+        <w:spacing w:after="0" w:before="0" w:line="324" w:lineRule="auto"/>
+        <w:ind w:left="510"/>
+      </w:pPr>
+      <w:r>
+        <w:rPr>
+          <w:rFonts w:ascii="맑은 고딕" w:hAnsi="맑은 고딕" w:eastAsia="맑은 고딕"/>
+          <w:b w:val="0"/>
+          <w:sz w:val="20"/>
+        </w:rPr>
+        <w:t>- 지정 유예 단체와 유예 사유, 도체육회 지도·점검 내역</w:t>
       </w:r>
     </w:p>
     <w:p>

--- a/문서/2026_행감_질의서_전체.docx
+++ b/문서/2026_행감_질의서_전체.docx
@@ -44,7 +44,7 @@
           <w:color w:val="6B7280"/>
           <w:sz w:val="20"/>
         </w:rPr>
-        <w:t>문화체육관광국 및 산하기관 · 작성 2026. 10. 02. · 자료 기준 2026-10-02</w:t>
+        <w:t>문화체육관광국 및 산하기관 · 작성 2026. 10. 19. · 자료 기준 2026-10-19</w:t>
       </w:r>
     </w:p>
     <w:p>
@@ -400,7 +400,7 @@
           <w:b w:val="0"/>
           <w:sz w:val="20"/>
         </w:rPr>
-        <w:t>격투대회 중상 사고의 ‘사고 없음’ 기록 의혹, 선수단 관리 시정요구 미이행, 시군체육회 선거 개입이 있다. 전국적으로 스포츠윤리센터 징계요구의 24.8%가 미처리 상태다.</w:t>
+        <w:t>격투대회 중상자 '사고 없음' 처리, 시군체육회 임원 선거 개입에 더해 용인 태권도장 불법촬영·아동학대 사건까지 겹쳤다. 민간 도장은 체육회 관리 밖이고, 타 시도에서도 체육회 회계·비위 관리 부실이 연달아 드러났다.</w:t>
       </w:r>
     </w:p>
     <w:p>
@@ -415,7 +415,7 @@
           <w:color w:val="6B7280"/>
           <w:sz w:val="19"/>
         </w:rPr>
-        <w:t>· 관련: 경기도체육회, 경기도장애인체육회, 체육진흥과 / 진행: 질의 + 도체육회-1·2, 스포츠윤리센터 징계요구 처리현황 추가 요구</w:t>
+        <w:t>· 관련: 경기도체육회, 경기도장애인체육회, 체육진흥과 / 진행: ① 용인 사건의 관리 범위와 지도자 결격·취업제한 확인 실적을 먼저 묻고 ② 스포츠윤리센터 징계요구 처리 지연과 묶어 ③ 시군체육회·종목단체 보조금 정산·세무 점검까지 한 흐름으로 확인한다.</w:t>
       </w:r>
     </w:p>
     <w:p>
@@ -1348,6 +1348,48 @@
           <w:b w:val="0"/>
           <w:sz w:val="20"/>
         </w:rPr>
+        <w:t>· (세종) 시체육회 가맹 야구협회가 10년간 심판수당을 원천징수하지 않아 시의회가 관리·감독 부실 질타(10.14)</w:t>
+      </w:r>
+    </w:p>
+    <w:p>
+      <w:pPr>
+        <w:spacing w:after="0" w:before="0" w:line="324" w:lineRule="auto"/>
+        <w:ind w:left="283"/>
+      </w:pPr>
+      <w:r>
+        <w:rPr>
+          <w:rFonts w:ascii="맑은 고딕" w:hAnsi="맑은 고딕" w:eastAsia="맑은 고딕"/>
+          <w:b w:val="0"/>
+          <w:sz w:val="20"/>
+        </w:rPr>
+        <w:t>· (강원 영월) 대한체육회가 군체육회 공금 유용 의혹 조사 착수(10.15)</w:t>
+      </w:r>
+    </w:p>
+    <w:p>
+      <w:pPr>
+        <w:spacing w:after="0" w:before="0" w:line="324" w:lineRule="auto"/>
+        <w:ind w:left="283"/>
+      </w:pPr>
+      <w:r>
+        <w:rPr>
+          <w:rFonts w:ascii="맑은 고딕" w:hAnsi="맑은 고딕" w:eastAsia="맑은 고딕"/>
+          <w:b w:val="0"/>
+          <w:sz w:val="20"/>
+        </w:rPr>
+        <w:t>· (충남 부여) 군체육회 보조사업 18건 정산 지연 — 행정사무감사에서 군 관리 부실 지적(10.14)</w:t>
+      </w:r>
+    </w:p>
+    <w:p>
+      <w:pPr>
+        <w:spacing w:after="0" w:before="0" w:line="324" w:lineRule="auto"/>
+        <w:ind w:left="283"/>
+      </w:pPr>
+      <w:r>
+        <w:rPr>
+          <w:rFonts w:ascii="맑은 고딕" w:hAnsi="맑은 고딕" w:eastAsia="맑은 고딕"/>
+          <w:b w:val="0"/>
+          <w:sz w:val="20"/>
+        </w:rPr>
         <w:t>· (경기도) 경기도체육회 격투대회 중상자 발생에도 ‘사고 없음’ 기록 의혹(8월), 선수단 관리·감독 시정요구 추진 중.</w:t>
       </w:r>
     </w:p>
@@ -1362,7 +1404,7 @@
           <w:b/>
           <w:sz w:val="20"/>
         </w:rPr>
-        <w:t>▶ 시사점: 스포츠윤리센터 징계요구에 대한 경기도체육회·장애인체육회·종목단체의 처리·회신 현황을 요구하고, 서울처럼 도의 보조금 감사 실효성(회수·중단)을 점검할 수 있다.</w:t>
+        <w:t>▶ 시사점: 체육단체 비위는 특정 지역 문제가 아니라 상급 단체의 정산·세무 점검 체계가 비어 있는 구조적 문제다. 경기도체육회의 시군체육회·종목단체 점검 주기와 적발 실적을 확인해야 한다.</w:t>
       </w:r>
     </w:p>
     <w:p>
@@ -1377,7 +1419,7 @@
           <w:color w:val="6B7280"/>
           <w:sz w:val="17"/>
         </w:rPr>
-        <w:t>출처: 세계일보 2026.9.17 https://www.segye.com/newsView/20260917516880 / 서울Pn 2026.9.7 https://go.seoul.co.kr/news/newsView.php?id=20260907500027 / 인천일보 https://www.incheonilbo.com/news/articleView.html?idxno=1330440 / kyongbuk.co.kr 2026.9.16 https://news.google.com/rss/articles/CBMib0FVX3lxTE5mVFQ0NHB0VTJRaFhqZG1obkFlRFBjTVluQ185LXNiRXZkaGlWTk9oTy1IY3VHcUxubUVKVlJDWFVPdVFNWVRKYnh6c01CNXlGRHMwTEkwUXRPQ2w5NW9kcV8wekd6Y1JqbFM4c3poWQ?oc=5 / gukjenews.com 2026.9.16 https://news.google.com/rss/articles/CBMibkFVX3lxTE5PX0x4cHF5N0dQTEc0Wm5JcXg0NTdtTXoxWTdWeV9ZM041N0pMUGM4b0FvVmtMYnJPY0x1ZEhMMXljOElndmJEeVV2Q0JmcHBldDBpSmZlaXBrdHI5bFI3TTFSX19YUkprNFIzNE53?oc=5 / 더팩트 2026.9.21 https://news.google.com/rss/articles/CBMiVkFVX3lxTFA4UF9PMXduWTQyZGVtbHNLZGRFdnRoMER4NkdqNkVZaDlMbW5qSXBiUFg3NGtkNEZOa1ZNdjVGWFVPMm1YWF9PRHJzZFJNMHJnNngzbmRB0gFQQVVfeXFMUEJVSVp2bzBYSFdzejBXTFlEU0lSWTRLb3FuS3VSa0M5QjR4MWJ1U0RJNjlrQlJWNHc1QlJEbXA1UWlnRzg2ZFdRVE96WWhjX0w?oc=5 / 에이블뉴스 2026.9.23 https://news.google.com/rss/articles/CBMibkFVX3lxTE00UHFCT0dXQ3lIVHNDVUl2YUdxcXBGWUgyTkRrTlJ0dC1DeDV0Y1BMZzZ3anl4TUU4UmVocng1S05kUWpySlFRUjVDRjFoZGlhQUI3allEXzUxM19ja0JYaGZnd0ZHSHlnVWZPOVZn0gFyQVVfeXFMTmFWdFZ6SWRfanJ2NFZwNjFfUHpySjA4TUhuWmtqRjBCVzRLc1prX2Fjb3gtOWx0elExcHI4VkZPM0FfYl9HakNmWjNOUDg0NkNoeDFSNnhucW9nN0ZJUW10YzVVNWltRU1DSFlkRUNoRW9B?oc=5 / 제주도민일보 2026.9.30 https://news.google.com/rss/articles/CBMib0FVX3lxTFAwRVg3cWlCLXFDSTZld1pKWjJsYW5aSWVsa1lhWmF3RnFQQ3BoOXA5enhQOUYtS3lYMlpJS3RiS3VZbmh5ODAxbnVtVVdKcUgyOHpHeTZsRGR5TmlyYW1fWHhFQTJrWmZQYWNPamVzYw?oc=5 / 인천일보 2026.9.28 https://news.google.com/rss/articles/CBMicEFVX3lxTE1QN3pRd1daYk00WTlCMXpaX2MwWnprOE9vdTNxa0pHVnJaX0RJRUVuUEJNTExJeDVXWGtuZ2RvWlQtd3hWanJla3FTNko3b0RqcEEtaHFwaVZwcDlKaHMtbzBhbXFXSzNJLUNXbm5lcHc?oc=5</w:t>
+        <w:t>출처: 세계일보 2026.9.17 https://www.segye.com/newsView/20260917516880 / 서울Pn 2026.9.7 https://go.seoul.co.kr/news/newsView.php?id=20260907500027 / 인천일보 https://www.incheonilbo.com/news/articleView.html?idxno=1330440 / kyongbuk.co.kr 2026.9.16 https://news.google.com/rss/articles/CBMib0FVX3lxTE5mVFQ0NHB0VTJRaFhqZG1obkFlRFBjTVluQ185LXNiRXZkaGlWTk9oTy1IY3VHcUxubUVKVlJDWFVPdVFNWVRKYnh6c01CNXlGRHMwTEkwUXRPQ2w5NW9kcV8wekd6Y1JqbFM4c3poWQ?oc=5 / gukjenews.com 2026.9.16 https://news.google.com/rss/articles/CBMibkFVX3lxTE5PX0x4cHF5N0dQTEc0Wm5JcXg0NTdtTXoxWTdWeV9ZM041N0pMUGM4b0FvVmtMYnJPY0x1ZEhMMXljOElndmJEeVV2Q0JmcHBldDBpSmZlaXBrdHI5bFI3TTFSX19YUkprNFIzNE53?oc=5 / 더팩트 2026.9.21 https://news.google.com/rss/articles/CBMiVkFVX3lxTFA4UF9PMXduWTQyZGVtbHNLZGRFdnRoMER4NkdqNkVZaDlMbW5qSXBiUFg3NGtkNEZOa1ZNdjVGWFVPMm1YWF9PRHJzZFJNMHJnNngzbmRB0gFQQVVfeXFMUEJVSVp2bzBYSFdzejBXTFlEU0lSWTRLb3FuS3VSa0M5QjR4MWJ1U0RJNjlrQlJWNHc1QlJEbXA1UWlnRzg2ZFdRVE96WWhjX0w?oc=5 / 에이블뉴스 2026.9.23 https://news.google.com/rss/articles/CBMibkFVX3lxTE00UHFCT0dXQ3lIVHNDVUl2YUdxcXBGWUgyTkRrTlJ0dC1DeDV0Y1BMZzZ3anl4TUU4UmVocng1S05kUWpySlFRUjVDRjFoZGlhQUI3allEXzUxM19ja0JYaGZnd0ZHSHlnVWZPOVZn0gFyQVVfeXFMTmFWdFZ6SWRfanJ2NFZwNjFfUHpySjA4TUhuWmtqRjBCVzRLc1prX2Fjb3gtOWx0elExcHI4VkZPM0FfYl9HakNmWjNOUDg0NkNoeDFSNnhucW9nN0ZJUW10YzVVNWltRU1DSFlkRUNoRW9B?oc=5 / 제주도민일보 2026.9.30 https://news.google.com/rss/articles/CBMib0FVX3lxTFAwRVg3cWlCLXFDSTZld1pKWjJsYW5aSWVsa1lhWmF3RnFQQ3BoOXA5enhQOUYtS3lYMlpJS3RiS3VZbmh5ODAxbnVtVVdKcUgyOHpHeTZsRGR5TmlyYW1fWHhFQTJrWmZQYWNPamVzYw?oc=5 / 인천일보 2026.9.28 https://news.google.com/rss/articles/CBMicEFVX3lxTE1QN3pRd1daYk00WTlCMXpaX2MwWnprOE9vdTNxa0pHVnJaX0RJRUVuUEJNTExJeDVXWGtuZ2RvWlQtd3hWanJla3FTNko3b0RqcEEtaHFwaVZwcDlKaHMtbzBhbXFXSzNJLUNXbm5lcHc?oc=5 / 웹이코노미 2026-10-14 https://news.google.com/rss/articles/CBMickFVX3lxTE9ZNVlxd0haZk5QakxDbGh3dXU2TVpHQW1ZUUd5Tmh4blkyVjFtNzdnTmVpSjFsdDMwaE1nRlpsYUVDNW1tQVZNa2YyTlJCbXdlcDlGa0xGRFpNdWFXWHB6VkthejA1M0wyNnhmaGFmNEFiUQ?oc=5 / KBS 뉴스 2026-10-15 https://news.google.com/rss/articles/CBMiZkFVX3lxTE5pUG04NUdfc2F5RGZSUHg4YkxXMW5pcWdmbGh6bkszekYtZ1JTYVRkd2hxeXEya2E2WTN1QkRUSWdzbmpUSEp1U1Zub2dvOVF6TFliamZlOXVCM0t1RWxpcElNQ01sZw?oc=5 / 로컬투데이 2026-10-14 https://news.google.com/rss/articles/CBMicEFVX3lxTE44N0lMTldDSFNYVHRPNkZLYnBnSnVCVUlZekZLV3RDUk0zNTd2U2c2NXBwTW94ZXZpU2R4eHRkdnF2RjQ5bE0wYlJhVHJEOGNPWEhkZUpLSWpQeXVXb3F5WUpocmUwLWpZeDNQTDBXc2g?oc=5</w:t>
       </w:r>
     </w:p>
     <w:p>
@@ -2155,6 +2197,20 @@
           <w:b w:val="0"/>
           <w:sz w:val="20"/>
         </w:rPr>
+        <w:t>· (경남) 가을 행락철 특별사법경찰 투입해 미등록 야영장 불법영업 집중단속(10.15)</w:t>
+      </w:r>
+    </w:p>
+    <w:p>
+      <w:pPr>
+        <w:spacing w:after="0" w:before="0" w:line="324" w:lineRule="auto"/>
+        <w:ind w:left="283"/>
+      </w:pPr>
+      <w:r>
+        <w:rPr>
+          <w:rFonts w:ascii="맑은 고딕" w:hAnsi="맑은 고딕" w:eastAsia="맑은 고딕"/>
+          <w:b w:val="0"/>
+          <w:sz w:val="20"/>
+        </w:rPr>
         <w:t>· (경기도) 도내 야영장 등록·점검은 시군 소관이며, 도의 점검 결과 취합과 후속조치 확인 체계는 확인이 필요하다.</w:t>
       </w:r>
     </w:p>
@@ -2184,7 +2240,7 @@
           <w:color w:val="6B7280"/>
           <w:sz w:val="17"/>
         </w:rPr>
-        <w:t>출처: 재경일보 2026.10.1 https://news.google.com/rss/articles/CBMiS0FVX3lxTE96eWNQM0VuOWw3Nnk5S3d2dUtUTzRwUFl6Tlh0REo1X0V1OFdJZ1ZFeDN5UFpYUmZOV3U2ZDg3YlVzWFJYTG5CcktGTQ?oc=5</w:t>
+        <w:t>출처: 재경일보 2026.10.1 https://news.google.com/rss/articles/CBMiS0FVX3lxTE96eWNQM0VuOWw3Nnk5S3d2dUtUTzRwUFl6Tlh0REo1X0V1OFdJZ1ZFeDN5UFpYUmZOV3U2ZDg3YlVzWFJYTG5CcktGTQ?oc=5 / 진주신문 2026-10-15 https://news.google.com/rss/articles/CBMibEFVX3lxTE9GRlFNSHJhTnVQUlZ1Q2lCdERUckRpRnpsbXBqLVNvcmR2U3ZjT2RwQ0hDWFloaVRTelU0bVhRT1hJMXVaVlJXT0lLdWpBdnVHU3dmZThVS0JFV1lEazZIRFNpS20wWHFlUlRiM9IBbEFVX3lxTE9GRlFNSHJhTnVQUlZ1Q2lCdERUckRpRnpsbXBqLVNvcmR2U3ZjT2RwQ0hDWFloaVRTelU0bVhRT1hJMXVaVlJXT0lLdWpBdnVHU3dmZThVS0JFV1lEazZIRFNpS20wWHFlUlRiMw?oc=5</w:t>
       </w:r>
     </w:p>
     <w:p>
@@ -2273,6 +2329,105 @@
       </w:r>
     </w:p>
     <w:p>
+      <w:pPr>
+        <w:spacing w:after="20" w:before="80" w:line="324" w:lineRule="auto"/>
+      </w:pPr>
+      <w:r>
+        <w:rPr>
+          <w:rFonts w:ascii="맑은 고딕" w:hAnsi="맑은 고딕" w:eastAsia="맑은 고딕"/>
+          <w:b/>
+          <w:color w:val="185FA5"/>
+          <w:sz w:val="22"/>
+        </w:rPr>
+        <w:t>[B18] 공립 문화기반시설 — 타당성조사 없는 건립과 사후 활용 실패</w:t>
+      </w:r>
+    </w:p>
+    <w:p>
+      <w:pPr>
+        <w:spacing w:after="0" w:before="0" w:line="324" w:lineRule="auto"/>
+        <w:ind w:left="283"/>
+      </w:pPr>
+      <w:r>
+        <w:rPr>
+          <w:rFonts w:ascii="맑은 고딕" w:hAnsi="맑은 고딕" w:eastAsia="맑은 고딕"/>
+          <w:b w:val="0"/>
+          <w:sz w:val="20"/>
+        </w:rPr>
+        <w:t>· (정부) 감사원이 지방자치단체 문화시설 건립 사업 6건에 '주의'를 통보하고, 타당성 조사 없이 강행한 인천 연수구 문예회관의 예산 낭비 18억원을 지적(2026.10)</w:t>
+      </w:r>
+    </w:p>
+    <w:p>
+      <w:pPr>
+        <w:spacing w:after="0" w:before="0" w:line="324" w:lineRule="auto"/>
+        <w:ind w:left="283"/>
+      </w:pPr>
+      <w:r>
+        <w:rPr>
+          <w:rFonts w:ascii="맑은 고딕" w:hAnsi="맑은 고딕" w:eastAsia="맑은 고딕"/>
+          <w:b w:val="0"/>
+          <w:sz w:val="20"/>
+        </w:rPr>
+        <w:t>· (인천 연수구) 타당성 조사 없이 문예회관 건립 강행 — 감사원 주의, 18억원 예산 낭비</w:t>
+      </w:r>
+    </w:p>
+    <w:p>
+      <w:pPr>
+        <w:spacing w:after="0" w:before="0" w:line="324" w:lineRule="auto"/>
+        <w:ind w:left="283"/>
+      </w:pPr>
+      <w:r>
+        <w:rPr>
+          <w:rFonts w:ascii="맑은 고딕" w:hAnsi="맑은 고딕" w:eastAsia="맑은 고딕"/>
+          <w:b w:val="0"/>
+          <w:sz w:val="20"/>
+        </w:rPr>
+        <w:t>· (충남 천안) 문화도시센터 무상사용 계획을 철회하고 활용 방안 재검토(10.15)</w:t>
+      </w:r>
+    </w:p>
+    <w:p>
+      <w:pPr>
+        <w:spacing w:after="0" w:before="0" w:line="324" w:lineRule="auto"/>
+        <w:ind w:left="283"/>
+      </w:pPr>
+      <w:r>
+        <w:rPr>
+          <w:rFonts w:ascii="맑은 고딕" w:hAnsi="맑은 고딕" w:eastAsia="맑은 고딕"/>
+          <w:b w:val="0"/>
+          <w:sz w:val="20"/>
+        </w:rPr>
+        <w:t>· (경기도) 경기도는 공립박물관·문예회관 건립에 도비를 약정·교부하면서 평택박물관은 60억 중 55억을 감액했다. 타당성조사와 운영계획 확인 기준, 감액 뒤 공정 관리가 점검 대상이다.</w:t>
+      </w:r>
+    </w:p>
+    <w:p>
+      <w:pPr>
+        <w:spacing w:after="0" w:before="0" w:line="324" w:lineRule="auto"/>
+        <w:ind w:left="283"/>
+      </w:pPr>
+      <w:r>
+        <w:rPr>
+          <w:rFonts w:ascii="맑은 고딕" w:hAnsi="맑은 고딕" w:eastAsia="맑은 고딕"/>
+          <w:b/>
+          <w:sz w:val="20"/>
+        </w:rPr>
+        <w:t>▶ 시사점: 건립은 밀어붙이고 운영은 비는 전형적 실패가 전국에서 반복된다. 도비 교부 단계에서 타당성조사·운영계획·인력 확보를 확인했는지 물어야 한다.</w:t>
+      </w:r>
+    </w:p>
+    <w:p>
+      <w:pPr>
+        <w:spacing w:after="60" w:before="0" w:line="324" w:lineRule="auto"/>
+        <w:ind w:left="283"/>
+      </w:pPr>
+      <w:r>
+        <w:rPr>
+          <w:rFonts w:ascii="맑은 고딕" w:hAnsi="맑은 고딕" w:eastAsia="맑은 고딕"/>
+          <w:b w:val="0"/>
+          <w:color w:val="6B7280"/>
+          <w:sz w:val="17"/>
+        </w:rPr>
+        <w:t>출처: 경기일보 2026-10-13 https://news.google.com/rss/articles/CBMiW0FVX3lxTFBOckFRY255NFlRMDZ5VDVlMDY5ekh4YTJyMTZwVV81cUlnOHJpSF9UWFhzX1hFNDctd0Nqc0o3QjViaFhqa1hpTERYSjlnU1FYMGw3dTNvVm85cW8?oc=5 / 천안신문 2026-10-15 https://news.google.com/rss/articles/CBMiQ0FVX3lxTE9PV2dfV00wRW1KaHFnaWRZM3YyQzBRNnFuS3Ryc2xjVDZmalk5TXhEZmRKcHBzeHYtXzVOY2tjOG40OEE?oc=5</w:t>
+      </w:r>
+    </w:p>
+    <w:p>
       <w:r>
         <w:br w:type="page"/>
       </w:r>
@@ -3921,6 +4076,119 @@
     </w:p>
     <w:p>
       <w:pPr>
+        <w:spacing w:after="20" w:before="0" w:line="324" w:lineRule="auto"/>
+        <w:ind w:left="113"/>
+      </w:pPr>
+      <w:r>
+        <w:rPr>
+          <w:rFonts w:ascii="맑은 고딕" w:hAnsi="맑은 고딕" w:eastAsia="맑은 고딕"/>
+          <w:b/>
+          <w:sz w:val="21"/>
+        </w:rPr>
+        <w:t xml:space="preserve">10. </w:t>
+      </w:r>
+      <w:r>
+        <w:rPr>
+          <w:rFonts w:ascii="맑은 고딕" w:hAnsi="맑은 고딕" w:eastAsia="맑은 고딕"/>
+          <w:b/>
+          <w:sz w:val="21"/>
+        </w:rPr>
+        <w:t>청년문화예술패스 지역 격차</w:t>
+      </w:r>
+    </w:p>
+    <w:p>
+      <w:pPr>
+        <w:spacing w:after="20" w:before="0" w:line="324" w:lineRule="auto"/>
+        <w:ind w:left="454"/>
+      </w:pPr>
+      <w:r>
+        <w:rPr>
+          <w:rFonts w:ascii="맑은 고딕" w:hAnsi="맑은 고딕" w:eastAsia="맑은 고딕"/>
+          <w:b w:val="0"/>
+          <w:sz w:val="21"/>
+        </w:rPr>
+        <w:t>국정감사에서 청년문화예술패스의 지역 격차 문제가 지적됐습니다. 경기도 내 시군별 발급·사용률 편차는 어느 정도이고, 사용처가 적은 시군에 대한 대책은 무엇입니까? 경기컬처패스와 대상·사용처가 겹치는 부분은 어떻게 조정하고 있습니까?</w:t>
+      </w:r>
+    </w:p>
+    <w:p>
+      <w:pPr>
+        <w:spacing w:after="0" w:before="0" w:line="324" w:lineRule="auto"/>
+        <w:ind w:left="454"/>
+      </w:pPr>
+      <w:r>
+        <w:rPr>
+          <w:rFonts w:ascii="맑은 고딕" w:hAnsi="맑은 고딕" w:eastAsia="맑은 고딕"/>
+          <w:b w:val="0"/>
+          <w:color w:val="6B7280"/>
+          <w:sz w:val="19"/>
+        </w:rPr>
+        <w:t>· 배경: 2026.10.8 국정감사 지적 보도(정준호 의원) — 문화예술 자율성·청년문화예술패스 지역 격차</w:t>
+      </w:r>
+    </w:p>
+    <w:p>
+      <w:pPr>
+        <w:spacing w:after="60" w:before="0" w:line="324" w:lineRule="auto"/>
+      </w:pPr>
+    </w:p>
+    <w:p>
+      <w:pPr>
+        <w:spacing w:after="20" w:before="0" w:line="324" w:lineRule="auto"/>
+        <w:ind w:left="113"/>
+      </w:pPr>
+      <w:r>
+        <w:rPr>
+          <w:rFonts w:ascii="맑은 고딕" w:hAnsi="맑은 고딕" w:eastAsia="맑은 고딕"/>
+          <w:b/>
+          <w:color w:val="B91C1C"/>
+          <w:sz w:val="21"/>
+        </w:rPr>
+        <w:t xml:space="preserve">11. 【중점】 </w:t>
+      </w:r>
+      <w:r>
+        <w:rPr>
+          <w:rFonts w:ascii="맑은 고딕" w:hAnsi="맑은 고딕" w:eastAsia="맑은 고딕"/>
+          <w:b/>
+          <w:sz w:val="21"/>
+        </w:rPr>
+        <w:t>문화기반시설 건립 타당성조사와 사후 활용</w:t>
+      </w:r>
+    </w:p>
+    <w:p>
+      <w:pPr>
+        <w:spacing w:after="20" w:before="0" w:line="324" w:lineRule="auto"/>
+        <w:ind w:left="454"/>
+      </w:pPr>
+      <w:r>
+        <w:rPr>
+          <w:rFonts w:ascii="맑은 고딕" w:hAnsi="맑은 고딕" w:eastAsia="맑은 고딕"/>
+          <w:b w:val="0"/>
+          <w:sz w:val="21"/>
+        </w:rPr>
+        <w:t>인천 연수구가 타당성 조사 없이 문예회관 건립을 강행해 18억 원을 낭비했다는 감사원 지적을 받았고, 천안은 문화도시센터 무상사용 계획을 철회했습니다. 경기도가 도비를 지원하는 공립박물관·문예회관은 타당성조사와 운영계획을 어떤 기준으로 확인하고 교부합니까? 평택박물관처럼 도비가 대폭 감액된 시설의 공정과 운영 준비는 어떻게 관리하고 있습니까?</w:t>
+      </w:r>
+    </w:p>
+    <w:p>
+      <w:pPr>
+        <w:spacing w:after="0" w:before="0" w:line="324" w:lineRule="auto"/>
+        <w:ind w:left="454"/>
+      </w:pPr>
+      <w:r>
+        <w:rPr>
+          <w:rFonts w:ascii="맑은 고딕" w:hAnsi="맑은 고딕" w:eastAsia="맑은 고딕"/>
+          <w:b w:val="0"/>
+          <w:color w:val="6B7280"/>
+          <w:sz w:val="19"/>
+        </w:rPr>
+        <w:t>· 배경: 인천 연수구 문예회관 감사원 주의(2026.10.13), 천안문화도시센터 무상사용 철회(10.15)</w:t>
+      </w:r>
+    </w:p>
+    <w:p>
+      <w:pPr>
+        <w:spacing w:after="60" w:before="0" w:line="324" w:lineRule="auto"/>
+      </w:pPr>
+    </w:p>
+    <w:p>
+      <w:pPr>
         <w:spacing w:after="40" w:before="0" w:line="324" w:lineRule="auto"/>
       </w:pPr>
       <w:r>
@@ -5262,6 +5530,77 @@
     </w:p>
     <w:p>
       <w:pPr>
+        <w:spacing w:after="20" w:before="0" w:line="324" w:lineRule="auto"/>
+        <w:ind w:left="113"/>
+      </w:pPr>
+      <w:r>
+        <w:rPr>
+          <w:rFonts w:ascii="맑은 고딕" w:hAnsi="맑은 고딕" w:eastAsia="맑은 고딕"/>
+          <w:b/>
+          <w:sz w:val="21"/>
+        </w:rPr>
+        <w:t xml:space="preserve">8. </w:t>
+      </w:r>
+      <w:r>
+        <w:rPr>
+          <w:rFonts w:ascii="맑은 고딕" w:hAnsi="맑은 고딕" w:eastAsia="맑은 고딕"/>
+          <w:b/>
+          <w:sz w:val="21"/>
+        </w:rPr>
+        <w:t>도 제작지원 콘텐츠의 저작권·수익배분 조건</w:t>
+      </w:r>
+    </w:p>
+    <w:p>
+      <w:pPr>
+        <w:spacing w:after="20" w:before="0" w:line="324" w:lineRule="auto"/>
+        <w:ind w:left="454"/>
+      </w:pPr>
+      <w:r>
+        <w:rPr>
+          <w:rFonts w:ascii="맑은 고딕" w:hAnsi="맑은 고딕" w:eastAsia="맑은 고딕"/>
+          <w:b w:val="0"/>
+          <w:sz w:val="21"/>
+        </w:rPr>
+        <w:t>넷플릭스가 국내 매출의 81%를 본사로 보내 K-콘텐츠 수익배분 논란이 커지고 있습니다. 도와 경기콘텐츠진흥원이 제작비를 지원한 콘텐츠는 저작권과 수익배분을 어떻게 정하고 있습니까? 플랫폼에 IP가 귀속되는 계약이 몇 건이고, 지원금 회수나 수익 공유 조항을 두고 있습니까?</w:t>
+      </w:r>
+    </w:p>
+    <w:p>
+      <w:pPr>
+        <w:spacing w:after="0" w:before="0" w:line="324" w:lineRule="auto"/>
+        <w:ind w:left="454"/>
+      </w:pPr>
+      <w:r>
+        <w:rPr>
+          <w:rFonts w:ascii="맑은 고딕" w:hAnsi="맑은 고딕" w:eastAsia="맑은 고딕"/>
+          <w:b w:val="0"/>
+          <w:color w:val="6B7280"/>
+          <w:sz w:val="19"/>
+        </w:rPr>
+        <w:t>· 배경: 넷플릭스 K-콘텐츠 수익배분 논란 보도(2026.10.15)</w:t>
+      </w:r>
+    </w:p>
+    <w:p>
+      <w:pPr>
+        <w:spacing w:after="0" w:before="0" w:line="324" w:lineRule="auto"/>
+        <w:ind w:left="454"/>
+      </w:pPr>
+      <w:r>
+        <w:rPr>
+          <w:rFonts w:ascii="맑은 고딕" w:hAnsi="맑은 고딕" w:eastAsia="맑은 고딕"/>
+          <w:b w:val="0"/>
+          <w:color w:val="6B7280"/>
+          <w:sz w:val="19"/>
+        </w:rPr>
+        <w:t>· 관련 자료요구: 콘텐츠-6</w:t>
+      </w:r>
+    </w:p>
+    <w:p>
+      <w:pPr>
+        <w:spacing w:after="60" w:before="0" w:line="324" w:lineRule="auto"/>
+      </w:pPr>
+    </w:p>
+    <w:p>
+      <w:pPr>
         <w:spacing w:after="40" w:before="0" w:line="324" w:lineRule="auto"/>
       </w:pPr>
       <w:r>
@@ -5524,6 +5863,81 @@
       </w:pPr>
     </w:p>
     <w:p>
+      <w:pPr>
+        <w:spacing w:after="0" w:before="0" w:line="324" w:lineRule="auto"/>
+        <w:ind w:left="113"/>
+      </w:pPr>
+      <w:r>
+        <w:rPr>
+          <w:rFonts w:ascii="맑은 고딕" w:hAnsi="맑은 고딕" w:eastAsia="맑은 고딕"/>
+          <w:b/>
+          <w:sz w:val="21"/>
+        </w:rPr>
+        <w:t>[콘텐츠-6] ∘ 도 지원 콘텐츠의 저작권·수익배분 조건 (2024~2026. 10.)</w:t>
+      </w:r>
+    </w:p>
+    <w:p>
+      <w:pPr>
+        <w:spacing w:after="0" w:before="0" w:line="324" w:lineRule="auto"/>
+        <w:ind w:left="510"/>
+      </w:pPr>
+      <w:r>
+        <w:rPr>
+          <w:rFonts w:ascii="맑은 고딕" w:hAnsi="맑은 고딕" w:eastAsia="맑은 고딕"/>
+          <w:b w:val="0"/>
+          <w:sz w:val="20"/>
+        </w:rPr>
+        <w:t>- 제작지원 사업별 협약서상 저작권 귀속과 수익배분 조항</w:t>
+      </w:r>
+    </w:p>
+    <w:p>
+      <w:pPr>
+        <w:spacing w:after="0" w:before="0" w:line="324" w:lineRule="auto"/>
+        <w:ind w:left="510"/>
+      </w:pPr>
+      <w:r>
+        <w:rPr>
+          <w:rFonts w:ascii="맑은 고딕" w:hAnsi="맑은 고딕" w:eastAsia="맑은 고딕"/>
+          <w:b w:val="0"/>
+          <w:sz w:val="20"/>
+        </w:rPr>
+        <w:t>- 플랫폼(OTT 등)에 IP가 귀속된 사업 건수와 지원금 규모</w:t>
+      </w:r>
+    </w:p>
+    <w:p>
+      <w:pPr>
+        <w:spacing w:after="0" w:before="0" w:line="324" w:lineRule="auto"/>
+        <w:ind w:left="510"/>
+      </w:pPr>
+      <w:r>
+        <w:rPr>
+          <w:rFonts w:ascii="맑은 고딕" w:hAnsi="맑은 고딕" w:eastAsia="맑은 고딕"/>
+          <w:b w:val="0"/>
+          <w:sz w:val="20"/>
+        </w:rPr>
+        <w:t>- 수익 발생 시 도·진흥원 환수 또는 재투자 실적</w:t>
+      </w:r>
+    </w:p>
+    <w:p>
+      <w:pPr>
+        <w:spacing w:after="0" w:before="0" w:line="324" w:lineRule="auto"/>
+        <w:ind w:left="510"/>
+      </w:pPr>
+      <w:r>
+        <w:rPr>
+          <w:rFonts w:ascii="맑은 고딕" w:hAnsi="맑은 고딕" w:eastAsia="맑은 고딕"/>
+          <w:b w:val="0"/>
+          <w:sz w:val="20"/>
+        </w:rPr>
+        <w:t>- 창작자 권리 보호를 위한 표준계약서 사용 여부와 점검 결과</w:t>
+      </w:r>
+    </w:p>
+    <w:p>
+      <w:pPr>
+        <w:spacing w:after="40" w:before="0" w:line="324" w:lineRule="auto"/>
+      </w:pPr>
+    </w:p>
+    <w:p>
       <w:r>
         <w:br w:type="page"/>
       </w:r>
@@ -5985,6 +6399,119 @@
     </w:p>
     <w:p>
       <w:pPr>
+        <w:spacing w:after="20" w:before="0" w:line="324" w:lineRule="auto"/>
+        <w:ind w:left="113"/>
+      </w:pPr>
+      <w:r>
+        <w:rPr>
+          <w:rFonts w:ascii="맑은 고딕" w:hAnsi="맑은 고딕" w:eastAsia="맑은 고딕"/>
+          <w:b/>
+          <w:color w:val="B91C1C"/>
+          <w:sz w:val="21"/>
+        </w:rPr>
+        <w:t xml:space="preserve">7. 【중점】 </w:t>
+      </w:r>
+      <w:r>
+        <w:rPr>
+          <w:rFonts w:ascii="맑은 고딕" w:hAnsi="맑은 고딕" w:eastAsia="맑은 고딕"/>
+          <w:b/>
+          <w:sz w:val="21"/>
+        </w:rPr>
+        <w:t>기회소득 집행액 급감의 실제 규모</w:t>
+      </w:r>
+    </w:p>
+    <w:p>
+      <w:pPr>
+        <w:spacing w:after="20" w:before="0" w:line="324" w:lineRule="auto"/>
+        <w:ind w:left="454"/>
+      </w:pPr>
+      <w:r>
+        <w:rPr>
+          <w:rFonts w:ascii="맑은 고딕" w:hAnsi="맑은 고딕" w:eastAsia="맑은 고딕"/>
+          <w:b w:val="0"/>
+          <w:sz w:val="21"/>
+        </w:rPr>
+        <w:t>예술인 기회소득 집행액이 전년의 절반 수준으로 줄었다는 보도가 있습니다. 연도별 예산·집행액과 지급 인원을 시군별로 제시하고, 당초 계획 대비 몇 명이 얼마를 받지 못했는지 밝혀 주십시오.</w:t>
+      </w:r>
+    </w:p>
+    <w:p>
+      <w:pPr>
+        <w:spacing w:after="0" w:before="0" w:line="324" w:lineRule="auto"/>
+        <w:ind w:left="454"/>
+      </w:pPr>
+      <w:r>
+        <w:rPr>
+          <w:rFonts w:ascii="맑은 고딕" w:hAnsi="맑은 고딕" w:eastAsia="맑은 고딕"/>
+          <w:b w:val="0"/>
+          <w:color w:val="6B7280"/>
+          <w:sz w:val="19"/>
+        </w:rPr>
+        <w:t>· 배경: 2026.10.17 보도 — 예술인 기회소득 반토막</w:t>
+      </w:r>
+    </w:p>
+    <w:p>
+      <w:pPr>
+        <w:spacing w:after="60" w:before="0" w:line="324" w:lineRule="auto"/>
+      </w:pPr>
+    </w:p>
+    <w:p>
+      <w:pPr>
+        <w:spacing w:after="20" w:before="0" w:line="324" w:lineRule="auto"/>
+        <w:ind w:left="113"/>
+      </w:pPr>
+      <w:r>
+        <w:rPr>
+          <w:rFonts w:ascii="맑은 고딕" w:hAnsi="맑은 고딕" w:eastAsia="맑은 고딕"/>
+          <w:b/>
+          <w:sz w:val="21"/>
+        </w:rPr>
+        <w:t xml:space="preserve">8. </w:t>
+      </w:r>
+      <w:r>
+        <w:rPr>
+          <w:rFonts w:ascii="맑은 고딕" w:hAnsi="맑은 고딕" w:eastAsia="맑은 고딕"/>
+          <w:b/>
+          <w:sz w:val="21"/>
+        </w:rPr>
+        <w:t>예술인 복지 지원의 지역 격차</w:t>
+      </w:r>
+    </w:p>
+    <w:p>
+      <w:pPr>
+        <w:spacing w:after="20" w:before="0" w:line="324" w:lineRule="auto"/>
+        <w:ind w:left="454"/>
+      </w:pPr>
+      <w:r>
+        <w:rPr>
+          <w:rFonts w:ascii="맑은 고딕" w:hAnsi="맑은 고딕" w:eastAsia="맑은 고딕"/>
+          <w:b w:val="0"/>
+          <w:sz w:val="21"/>
+        </w:rPr>
+        <w:t>국회에서 지역 예술인이 차별 없이 지원받아야 한다는 지적이 나왔습니다. 경기도 예술인 지원사업의 시군별 신청·선정 비율을 보면 북부와 농촌 시군이 낮지 않습니까? 접수 창구와 심사 기준에서 지역 격차를 줄일 방법을 어떻게 검토하고 있습니까?</w:t>
+      </w:r>
+    </w:p>
+    <w:p>
+      <w:pPr>
+        <w:spacing w:after="0" w:before="0" w:line="324" w:lineRule="auto"/>
+        <w:ind w:left="454"/>
+      </w:pPr>
+      <w:r>
+        <w:rPr>
+          <w:rFonts w:ascii="맑은 고딕" w:hAnsi="맑은 고딕" w:eastAsia="맑은 고딕"/>
+          <w:b w:val="0"/>
+          <w:color w:val="6B7280"/>
+          <w:sz w:val="19"/>
+        </w:rPr>
+        <w:t>· 배경: 김윤덕 의원 예술인 복지정책 개선 촉구 보도(2026.10.18)</w:t>
+      </w:r>
+    </w:p>
+    <w:p>
+      <w:pPr>
+        <w:spacing w:after="60" w:before="0" w:line="324" w:lineRule="auto"/>
+      </w:pPr>
+    </w:p>
+    <w:p>
+      <w:pPr>
         <w:spacing w:after="40" w:before="0" w:line="324" w:lineRule="auto"/>
       </w:pPr>
       <w:r>
@@ -6787,6 +7314,62 @@
     </w:p>
     <w:p>
       <w:pPr>
+        <w:spacing w:after="20" w:before="0" w:line="324" w:lineRule="auto"/>
+        <w:ind w:left="113"/>
+      </w:pPr>
+      <w:r>
+        <w:rPr>
+          <w:rFonts w:ascii="맑은 고딕" w:hAnsi="맑은 고딕" w:eastAsia="맑은 고딕"/>
+          <w:b/>
+          <w:sz w:val="21"/>
+        </w:rPr>
+        <w:t xml:space="preserve">9. </w:t>
+      </w:r>
+      <w:r>
+        <w:rPr>
+          <w:rFonts w:ascii="맑은 고딕" w:hAnsi="맑은 고딕" w:eastAsia="맑은 고딕"/>
+          <w:b/>
+          <w:sz w:val="21"/>
+        </w:rPr>
+        <w:t>공공체육시설 사용료 감면 형평성과 유지관리</w:t>
+      </w:r>
+    </w:p>
+    <w:p>
+      <w:pPr>
+        <w:spacing w:after="20" w:before="0" w:line="324" w:lineRule="auto"/>
+        <w:ind w:left="454"/>
+      </w:pPr>
+      <w:r>
+        <w:rPr>
+          <w:rFonts w:ascii="맑은 고딕" w:hAnsi="맑은 고딕" w:eastAsia="맑은 고딕"/>
+          <w:b w:val="0"/>
+          <w:sz w:val="21"/>
+        </w:rPr>
+        <w:t>세종시에서 공공체육시설 바닥 파손과 장기 방치, 특정 종목에 치우친 사용료 감면 특혜가 지적됐습니다. 경기도와 시군의 공공체육시설도 같은 문제가 없는지 확인이 필요합니다. 시설별 감면 대상·감면액을 종목과 단체별로 제시하고, 최근 3년 안전점검에서 지적된 파손·노후 시설의 보수 완료율은 얼마입니까?</w:t>
+      </w:r>
+    </w:p>
+    <w:p>
+      <w:pPr>
+        <w:spacing w:after="0" w:before="0" w:line="324" w:lineRule="auto"/>
+        <w:ind w:left="454"/>
+      </w:pPr>
+      <w:r>
+        <w:rPr>
+          <w:rFonts w:ascii="맑은 고딕" w:hAnsi="맑은 고딕" w:eastAsia="맑은 고딕"/>
+          <w:b w:val="0"/>
+          <w:color w:val="6B7280"/>
+          <w:sz w:val="19"/>
+        </w:rPr>
+        <w:t>· 배경: 세종시 공공체육시설 감면 특혜·파손 방치 보도(2026.10.14~15)</w:t>
+      </w:r>
+    </w:p>
+    <w:p>
+      <w:pPr>
+        <w:spacing w:after="60" w:before="0" w:line="324" w:lineRule="auto"/>
+      </w:pPr>
+    </w:p>
+    <w:p>
+      <w:pPr>
         <w:spacing w:after="40" w:before="0" w:line="324" w:lineRule="auto"/>
       </w:pPr>
       <w:r>
@@ -8216,6 +8799,62 @@
     </w:p>
     <w:p>
       <w:pPr>
+        <w:spacing w:after="20" w:before="0" w:line="324" w:lineRule="auto"/>
+        <w:ind w:left="113"/>
+      </w:pPr>
+      <w:r>
+        <w:rPr>
+          <w:rFonts w:ascii="맑은 고딕" w:hAnsi="맑은 고딕" w:eastAsia="맑은 고딕"/>
+          <w:b/>
+          <w:sz w:val="21"/>
+        </w:rPr>
+        <w:t xml:space="preserve">8. </w:t>
+      </w:r>
+      <w:r>
+        <w:rPr>
+          <w:rFonts w:ascii="맑은 고딕" w:hAnsi="맑은 고딕" w:eastAsia="맑은 고딕"/>
+          <w:b/>
+          <w:sz w:val="21"/>
+        </w:rPr>
+        <w:t>미등록 야영장·불법 숙박 단속</w:t>
+      </w:r>
+    </w:p>
+    <w:p>
+      <w:pPr>
+        <w:spacing w:after="20" w:before="0" w:line="324" w:lineRule="auto"/>
+        <w:ind w:left="454"/>
+      </w:pPr>
+      <w:r>
+        <w:rPr>
+          <w:rFonts w:ascii="맑은 고딕" w:hAnsi="맑은 고딕" w:eastAsia="맑은 고딕"/>
+          <w:b w:val="0"/>
+          <w:sz w:val="21"/>
+        </w:rPr>
+        <w:t>경남은 가을 행락철을 앞두고 특별사법경찰을 투입해 미등록 야영장 불법영업을 집중 단속했습니다. 경기도는 도내 야영장 중 미등록 업소를 몇 곳으로 파악하고 있고, 최근 3년 단속·고발 실적은 어떻습니까? 2025년 행감에서 지적된 야영장 안전관리 위반 미조치 건은 지금 어떻게 정리됐습니까?</w:t>
+      </w:r>
+    </w:p>
+    <w:p>
+      <w:pPr>
+        <w:spacing w:after="0" w:before="0" w:line="324" w:lineRule="auto"/>
+        <w:ind w:left="454"/>
+      </w:pPr>
+      <w:r>
+        <w:rPr>
+          <w:rFonts w:ascii="맑은 고딕" w:hAnsi="맑은 고딕" w:eastAsia="맑은 고딕"/>
+          <w:b w:val="0"/>
+          <w:color w:val="6B7280"/>
+          <w:sz w:val="19"/>
+        </w:rPr>
+        <w:t>· 배경: 경남 특사경 미등록 야영장 집중단속(2026.10.15)</w:t>
+      </w:r>
+    </w:p>
+    <w:p>
+      <w:pPr>
+        <w:spacing w:after="60" w:before="0" w:line="324" w:lineRule="auto"/>
+      </w:pPr>
+    </w:p>
+    <w:p>
+      <w:pPr>
         <w:spacing w:after="40" w:before="0" w:line="324" w:lineRule="auto"/>
       </w:pPr>
       <w:r>
@@ -9364,6 +10003,62 @@
     </w:p>
     <w:p>
       <w:pPr>
+        <w:spacing w:after="20" w:before="0" w:line="324" w:lineRule="auto"/>
+        <w:ind w:left="113"/>
+      </w:pPr>
+      <w:r>
+        <w:rPr>
+          <w:rFonts w:ascii="맑은 고딕" w:hAnsi="맑은 고딕" w:eastAsia="맑은 고딕"/>
+          <w:b/>
+          <w:sz w:val="21"/>
+        </w:rPr>
+        <w:t xml:space="preserve">7. </w:t>
+      </w:r>
+      <w:r>
+        <w:rPr>
+          <w:rFonts w:ascii="맑은 고딕" w:hAnsi="맑은 고딕" w:eastAsia="맑은 고딕"/>
+          <w:b/>
+          <w:sz w:val="21"/>
+        </w:rPr>
+        <w:t>지역 특화 관광상품의 지속 운영 계획</w:t>
+      </w:r>
+    </w:p>
+    <w:p>
+      <w:pPr>
+        <w:spacing w:after="20" w:before="0" w:line="324" w:lineRule="auto"/>
+        <w:ind w:left="454"/>
+      </w:pPr>
+      <w:r>
+        <w:rPr>
+          <w:rFonts w:ascii="맑은 고딕" w:hAnsi="맑은 고딕" w:eastAsia="맑은 고딕"/>
+          <w:b w:val="0"/>
+          <w:sz w:val="21"/>
+        </w:rPr>
+        <w:t>제부도·전곡항을 묶은 '화성 지오로드' 특화 상품 홍보는 지역 자원을 관광상품으로 연결한 좋은 시도입니다. 다만 홍보 이후 실제 송출 실적과 재방문으로 이어졌는지가 중요합니다. 상품별 판매·이용 실적과 지역 사업체 참여·수익 배분 현황, 내년 지속 운영 계획을 밝혀 주십시오.</w:t>
+      </w:r>
+    </w:p>
+    <w:p>
+      <w:pPr>
+        <w:spacing w:after="0" w:before="0" w:line="324" w:lineRule="auto"/>
+        <w:ind w:left="454"/>
+      </w:pPr>
+      <w:r>
+        <w:rPr>
+          <w:rFonts w:ascii="맑은 고딕" w:hAnsi="맑은 고딕" w:eastAsia="맑은 고딕"/>
+          <w:b w:val="0"/>
+          <w:color w:val="6B7280"/>
+          <w:sz w:val="19"/>
+        </w:rPr>
+        <w:t>· 배경: 2026.10.15 보도 — 경기관광공사 '화성 지오로드' 특화 관광상품 홍보</w:t>
+      </w:r>
+    </w:p>
+    <w:p>
+      <w:pPr>
+        <w:spacing w:after="60" w:before="0" w:line="324" w:lineRule="auto"/>
+      </w:pPr>
+    </w:p>
+    <w:p>
+      <w:pPr>
         <w:spacing w:after="40" w:before="0" w:line="324" w:lineRule="auto"/>
       </w:pPr>
       <w:r>
@@ -11864,6 +12559,78 @@
     </w:p>
     <w:p>
       <w:pPr>
+        <w:spacing w:after="20" w:before="0" w:line="324" w:lineRule="auto"/>
+        <w:ind w:left="113"/>
+      </w:pPr>
+      <w:r>
+        <w:rPr>
+          <w:rFonts w:ascii="맑은 고딕" w:hAnsi="맑은 고딕" w:eastAsia="맑은 고딕"/>
+          <w:b/>
+          <w:color w:val="B91C1C"/>
+          <w:sz w:val="21"/>
+        </w:rPr>
+        <w:t xml:space="preserve">5. 【중점】 </w:t>
+      </w:r>
+      <w:r>
+        <w:rPr>
+          <w:rFonts w:ascii="맑은 고딕" w:hAnsi="맑은 고딕" w:eastAsia="맑은 고딕"/>
+          <w:b/>
+          <w:sz w:val="21"/>
+        </w:rPr>
+        <w:t>직원 비위 징계 처분의 적정성</w:t>
+      </w:r>
+    </w:p>
+    <w:p>
+      <w:pPr>
+        <w:spacing w:after="20" w:before="0" w:line="324" w:lineRule="auto"/>
+        <w:ind w:left="454"/>
+      </w:pPr>
+      <w:r>
+        <w:rPr>
+          <w:rFonts w:ascii="맑은 고딕" w:hAnsi="맑은 고딕" w:eastAsia="맑은 고딕"/>
+          <w:b w:val="0"/>
+          <w:sz w:val="21"/>
+        </w:rPr>
+        <w:t>재단 직원 비위에 대한 처분이 '제 식구 감싸기'라는 지적이 행감에서 나왔습니다. 최근 3년 징계 요구 건별로 요구 수위와 실제 처분이 어떻게 달랐는지, 감경한 사유는 무엇인지 설명해 주십시오. 인사위원회 구성에 외부위원은 몇 명이고, 재심에서 수위가 낮아진 사례는 몇 건입니까?</w:t>
+      </w:r>
+    </w:p>
+    <w:p>
+      <w:pPr>
+        <w:spacing w:after="0" w:before="0" w:line="324" w:lineRule="auto"/>
+        <w:ind w:left="454"/>
+      </w:pPr>
+      <w:r>
+        <w:rPr>
+          <w:rFonts w:ascii="맑은 고딕" w:hAnsi="맑은 고딕" w:eastAsia="맑은 고딕"/>
+          <w:b w:val="0"/>
+          <w:color w:val="6B7280"/>
+          <w:sz w:val="19"/>
+        </w:rPr>
+        <w:t>· 배경: 2026.10.17 행감 지적 보도(최만식 의원)</w:t>
+      </w:r>
+    </w:p>
+    <w:p>
+      <w:pPr>
+        <w:spacing w:after="0" w:before="0" w:line="324" w:lineRule="auto"/>
+        <w:ind w:left="454"/>
+      </w:pPr>
+      <w:r>
+        <w:rPr>
+          <w:rFonts w:ascii="맑은 고딕" w:hAnsi="맑은 고딕" w:eastAsia="맑은 고딕"/>
+          <w:b w:val="0"/>
+          <w:color w:val="6B7280"/>
+          <w:sz w:val="19"/>
+        </w:rPr>
+        <w:t>· 관련 자료요구: 도자재단-3</w:t>
+      </w:r>
+    </w:p>
+    <w:p>
+      <w:pPr>
+        <w:spacing w:after="60" w:before="0" w:line="324" w:lineRule="auto"/>
+      </w:pPr>
+    </w:p>
+    <w:p>
+      <w:pPr>
         <w:spacing w:after="40" w:before="0" w:line="324" w:lineRule="auto"/>
       </w:pPr>
       <w:r>
@@ -11943,6 +12710,81 @@
       </w:pPr>
     </w:p>
     <w:p>
+      <w:pPr>
+        <w:spacing w:after="0" w:before="0" w:line="324" w:lineRule="auto"/>
+        <w:ind w:left="113"/>
+      </w:pPr>
+      <w:r>
+        <w:rPr>
+          <w:rFonts w:ascii="맑은 고딕" w:hAnsi="맑은 고딕" w:eastAsia="맑은 고딕"/>
+          <w:b/>
+          <w:sz w:val="21"/>
+        </w:rPr>
+        <w:t>[도자재단-3] ∘ 최근 3년 임직원 비위·징계 처분 내역 (2024~2026. 10.)</w:t>
+      </w:r>
+    </w:p>
+    <w:p>
+      <w:pPr>
+        <w:spacing w:after="0" w:before="0" w:line="324" w:lineRule="auto"/>
+        <w:ind w:left="510"/>
+      </w:pPr>
+      <w:r>
+        <w:rPr>
+          <w:rFonts w:ascii="맑은 고딕" w:hAnsi="맑은 고딕" w:eastAsia="맑은 고딕"/>
+          <w:b w:val="0"/>
+          <w:sz w:val="20"/>
+        </w:rPr>
+        <w:t>- 사건별 비위 유형, 징계 요구 수위와 실제 처분, 감경·가중 사유</w:t>
+      </w:r>
+    </w:p>
+    <w:p>
+      <w:pPr>
+        <w:spacing w:after="0" w:before="0" w:line="324" w:lineRule="auto"/>
+        <w:ind w:left="510"/>
+      </w:pPr>
+      <w:r>
+        <w:rPr>
+          <w:rFonts w:ascii="맑은 고딕" w:hAnsi="맑은 고딕" w:eastAsia="맑은 고딕"/>
+          <w:b w:val="0"/>
+          <w:sz w:val="20"/>
+        </w:rPr>
+        <w:t>- 인사위원회·재심위원회 구성(외부위원 포함)과 회의록</w:t>
+      </w:r>
+    </w:p>
+    <w:p>
+      <w:pPr>
+        <w:spacing w:after="0" w:before="0" w:line="324" w:lineRule="auto"/>
+        <w:ind w:left="510"/>
+      </w:pPr>
+      <w:r>
+        <w:rPr>
+          <w:rFonts w:ascii="맑은 고딕" w:hAnsi="맑은 고딕" w:eastAsia="맑은 고딕"/>
+          <w:b w:val="0"/>
+          <w:sz w:val="20"/>
+        </w:rPr>
+        <w:t>- 재심에서 처분이 변경된 사례와 사유</w:t>
+      </w:r>
+    </w:p>
+    <w:p>
+      <w:pPr>
+        <w:spacing w:after="0" w:before="0" w:line="324" w:lineRule="auto"/>
+        <w:ind w:left="510"/>
+      </w:pPr>
+      <w:r>
+        <w:rPr>
+          <w:rFonts w:ascii="맑은 고딕" w:hAnsi="맑은 고딕" w:eastAsia="맑은 고딕"/>
+          <w:b w:val="0"/>
+          <w:sz w:val="20"/>
+        </w:rPr>
+        <w:t>- 비위 발생 부서의 후속 관리 조치(인사 조치, 교육, 제도 개선)</w:t>
+      </w:r>
+    </w:p>
+    <w:p>
+      <w:pPr>
+        <w:spacing w:after="40" w:before="0" w:line="324" w:lineRule="auto"/>
+      </w:pPr>
+    </w:p>
+    <w:p>
       <w:r>
         <w:br w:type="page"/>
       </w:r>
@@ -13092,6 +13934,150 @@
     </w:p>
     <w:p>
       <w:pPr>
+        <w:spacing w:after="20" w:before="0" w:line="324" w:lineRule="auto"/>
+        <w:ind w:left="113"/>
+      </w:pPr>
+      <w:r>
+        <w:rPr>
+          <w:rFonts w:ascii="맑은 고딕" w:hAnsi="맑은 고딕" w:eastAsia="맑은 고딕"/>
+          <w:b/>
+          <w:color w:val="B91C1C"/>
+          <w:sz w:val="21"/>
+        </w:rPr>
+        <w:t xml:space="preserve">9. 【중점】 </w:t>
+      </w:r>
+      <w:r>
+        <w:rPr>
+          <w:rFonts w:ascii="맑은 고딕" w:hAnsi="맑은 고딕" w:eastAsia="맑은 고딕"/>
+          <w:b/>
+          <w:sz w:val="21"/>
+        </w:rPr>
+        <w:t>민간 체육도장 지도자 관리·인권 사각지대</w:t>
+      </w:r>
+    </w:p>
+    <w:p>
+      <w:pPr>
+        <w:spacing w:after="20" w:before="0" w:line="324" w:lineRule="auto"/>
+        <w:ind w:left="454"/>
+      </w:pPr>
+      <w:r>
+        <w:rPr>
+          <w:rFonts w:ascii="맑은 고딕" w:hAnsi="맑은 고딕" w:eastAsia="맑은 고딕"/>
+          <w:b w:val="0"/>
+          <w:sz w:val="21"/>
+        </w:rPr>
+        <w:t>용인 태권도장에서 6,300여 회 불법촬영과 아동학대 사건이 잇따랐습니다. 피해 아동에는 5세도 있었고 영상은 해외로 유출됐습니다. 경기도체육회는 가맹 종목단체와 시군체육회를 통해 지도자 인권교육과 결격 확인을 하도록 돼 있는데, 사건이 난 민간 도장은 그 관리 범위 안에 있었습니까? 체육지도자 자격·취업제한 조회를 실제로 몇 건이나 했고, 도내 태권도 도장 중 몇 곳이 점검 대상에 들어갑니까?</w:t>
+      </w:r>
+    </w:p>
+    <w:p>
+      <w:pPr>
+        <w:spacing w:after="0" w:before="0" w:line="324" w:lineRule="auto"/>
+        <w:ind w:left="454"/>
+      </w:pPr>
+      <w:r>
+        <w:rPr>
+          <w:rFonts w:ascii="맑은 고딕" w:hAnsi="맑은 고딕" w:eastAsia="맑은 고딕"/>
+          <w:b w:val="0"/>
+          <w:color w:val="6B7280"/>
+          <w:sz w:val="19"/>
+        </w:rPr>
+        <w:t>· 배경: 용인 태권도장 관장 불법촬영 1심 징역 7년(2026.5.28)·2심 검찰 징역 10년 구형(9.17), 미성년 성착취물 제작 추가 송치(6.2), 별건 아동학대 피소(8.25) 보도</w:t>
+      </w:r>
+    </w:p>
+    <w:p>
+      <w:pPr>
+        <w:spacing w:after="0" w:before="0" w:line="324" w:lineRule="auto"/>
+        <w:ind w:left="454"/>
+      </w:pPr>
+      <w:r>
+        <w:rPr>
+          <w:rFonts w:ascii="맑은 고딕" w:hAnsi="맑은 고딕" w:eastAsia="맑은 고딕"/>
+          <w:b w:val="0"/>
+          <w:color w:val="6B7280"/>
+          <w:sz w:val="19"/>
+        </w:rPr>
+        <w:t>· 관련 자료요구: 도체육회-5</w:t>
+      </w:r>
+    </w:p>
+    <w:p>
+      <w:pPr>
+        <w:spacing w:after="60" w:before="0" w:line="324" w:lineRule="auto"/>
+      </w:pPr>
+    </w:p>
+    <w:p>
+      <w:pPr>
+        <w:spacing w:after="20" w:before="0" w:line="324" w:lineRule="auto"/>
+        <w:ind w:left="113"/>
+      </w:pPr>
+      <w:r>
+        <w:rPr>
+          <w:rFonts w:ascii="맑은 고딕" w:hAnsi="맑은 고딕" w:eastAsia="맑은 고딕"/>
+          <w:b/>
+          <w:color w:val="B91C1C"/>
+          <w:sz w:val="21"/>
+        </w:rPr>
+        <w:t xml:space="preserve">10. 【중점】 </w:t>
+      </w:r>
+      <w:r>
+        <w:rPr>
+          <w:rFonts w:ascii="맑은 고딕" w:hAnsi="맑은 고딕" w:eastAsia="맑은 고딕"/>
+          <w:b/>
+          <w:sz w:val="21"/>
+        </w:rPr>
+        <w:t>시군체육회·종목단체 보조금 정산과 세무 처리</w:t>
+      </w:r>
+    </w:p>
+    <w:p>
+      <w:pPr>
+        <w:spacing w:after="20" w:before="0" w:line="324" w:lineRule="auto"/>
+        <w:ind w:left="454"/>
+      </w:pPr>
+      <w:r>
+        <w:rPr>
+          <w:rFonts w:ascii="맑은 고딕" w:hAnsi="맑은 고딕" w:eastAsia="맑은 고딕"/>
+          <w:b w:val="0"/>
+          <w:sz w:val="21"/>
+        </w:rPr>
+        <w:t>10월에만 세종시체육회(야구협회가 10년간 심판수당을 원천징수하지 않음), 영월군체육회(공금 유용 의혹 조사), 부여군체육회(보조사업 18건 정산 지연)가 잇따라 지적됐습니다. 모두 상급 체육회의 관리·감독 부실이 공통 원인입니다. 경기도체육회는 31개 시군체육회와 가맹 종목단체의 보조금 정산과 심판수당 등 사례비 세무 처리를 어떤 주기로 점검합니까? 최근 3년 점검에서 적발한 건수와 환수·시정 내역을 밝혀 주십시오.</w:t>
+      </w:r>
+    </w:p>
+    <w:p>
+      <w:pPr>
+        <w:spacing w:after="0" w:before="0" w:line="324" w:lineRule="auto"/>
+        <w:ind w:left="454"/>
+      </w:pPr>
+      <w:r>
+        <w:rPr>
+          <w:rFonts w:ascii="맑은 고딕" w:hAnsi="맑은 고딕" w:eastAsia="맑은 고딕"/>
+          <w:b w:val="0"/>
+          <w:color w:val="6B7280"/>
+          <w:sz w:val="19"/>
+        </w:rPr>
+        <w:t>· 배경: 세종·영월·부여 체육회 관리 부실 보도(2026.10.14~15)</w:t>
+      </w:r>
+    </w:p>
+    <w:p>
+      <w:pPr>
+        <w:spacing w:after="0" w:before="0" w:line="324" w:lineRule="auto"/>
+        <w:ind w:left="454"/>
+      </w:pPr>
+      <w:r>
+        <w:rPr>
+          <w:rFonts w:ascii="맑은 고딕" w:hAnsi="맑은 고딕" w:eastAsia="맑은 고딕"/>
+          <w:b w:val="0"/>
+          <w:color w:val="6B7280"/>
+          <w:sz w:val="19"/>
+        </w:rPr>
+        <w:t>· 관련 자료요구: 도체육회-6</w:t>
+      </w:r>
+    </w:p>
+    <w:p>
+      <w:pPr>
+        <w:spacing w:after="60" w:before="0" w:line="324" w:lineRule="auto"/>
+      </w:pPr>
+    </w:p>
+    <w:p>
+      <w:pPr>
         <w:spacing w:after="40" w:before="0" w:line="324" w:lineRule="auto"/>
       </w:pPr>
       <w:r>
@@ -13271,6 +14257,184 @@
           <w:sz w:val="20"/>
         </w:rPr>
         <w:t>- 지정 유예 단체와 유예 사유, 도체육회 지도·점검 내역</w:t>
+      </w:r>
+    </w:p>
+    <w:p>
+      <w:pPr>
+        <w:spacing w:after="40" w:before="0" w:line="324" w:lineRule="auto"/>
+      </w:pPr>
+    </w:p>
+    <w:p>
+      <w:pPr>
+        <w:spacing w:after="0" w:before="0" w:line="324" w:lineRule="auto"/>
+        <w:ind w:left="113"/>
+      </w:pPr>
+      <w:r>
+        <w:rPr>
+          <w:rFonts w:ascii="맑은 고딕" w:hAnsi="맑은 고딕" w:eastAsia="맑은 고딕"/>
+          <w:b/>
+          <w:sz w:val="21"/>
+        </w:rPr>
+        <w:t>[도체육회-5] ∘ 민간 체육도장·종목단체 지도자 관리 현황 (2024~2026. 10.)</w:t>
+      </w:r>
+    </w:p>
+    <w:p>
+      <w:pPr>
+        <w:spacing w:after="0" w:before="0" w:line="324" w:lineRule="auto"/>
+        <w:ind w:left="510"/>
+      </w:pPr>
+      <w:r>
+        <w:rPr>
+          <w:rFonts w:ascii="맑은 고딕" w:hAnsi="맑은 고딕" w:eastAsia="맑은 고딕"/>
+          <w:b w:val="0"/>
+          <w:sz w:val="20"/>
+        </w:rPr>
+        <w:t>- 도내 태권도 등 민간 체육도장 현황과 체육회·시군체육회·종목단체 관리 범위(가맹·비가맹 구분)</w:t>
+      </w:r>
+    </w:p>
+    <w:p>
+      <w:pPr>
+        <w:spacing w:after="0" w:before="0" w:line="324" w:lineRule="auto"/>
+        <w:ind w:left="510"/>
+      </w:pPr>
+      <w:r>
+        <w:rPr>
+          <w:rFonts w:ascii="맑은 고딕" w:hAnsi="맑은 고딕" w:eastAsia="맑은 고딕"/>
+          <w:b w:val="0"/>
+          <w:sz w:val="20"/>
+        </w:rPr>
+        <w:t>- 체육지도자 자격 확인 및 성범죄·아동학대 관련 취업제한 조회 실시 건수와 적발·조치 내역</w:t>
+      </w:r>
+    </w:p>
+    <w:p>
+      <w:pPr>
+        <w:spacing w:after="0" w:before="0" w:line="324" w:lineRule="auto"/>
+        <w:ind w:left="510"/>
+      </w:pPr>
+      <w:r>
+        <w:rPr>
+          <w:rFonts w:ascii="맑은 고딕" w:hAnsi="맑은 고딕" w:eastAsia="맑은 고딕"/>
+          <w:b w:val="0"/>
+          <w:sz w:val="20"/>
+        </w:rPr>
+        <w:t>- 최근 3년 도장·종목단체에서 발생한 성범죄·아동학대 사건 접수와 처리 결과(스포츠윤리센터 이첩 포함)</w:t>
+      </w:r>
+    </w:p>
+    <w:p>
+      <w:pPr>
+        <w:spacing w:after="0" w:before="0" w:line="324" w:lineRule="auto"/>
+        <w:ind w:left="510"/>
+      </w:pPr>
+      <w:r>
+        <w:rPr>
+          <w:rFonts w:ascii="맑은 고딕" w:hAnsi="맑은 고딕" w:eastAsia="맑은 고딕"/>
+          <w:b w:val="0"/>
+          <w:sz w:val="20"/>
+        </w:rPr>
+        <w:t>- 지도자·관장 대상 인권교육 의무 여부, 대상 인원 대비 이수율</w:t>
+      </w:r>
+    </w:p>
+    <w:p>
+      <w:pPr>
+        <w:spacing w:after="0" w:before="0" w:line="324" w:lineRule="auto"/>
+        <w:ind w:left="510"/>
+      </w:pPr>
+      <w:r>
+        <w:rPr>
+          <w:rFonts w:ascii="맑은 고딕" w:hAnsi="맑은 고딕" w:eastAsia="맑은 고딕"/>
+          <w:b w:val="0"/>
+          <w:sz w:val="20"/>
+        </w:rPr>
+        <w:t>- 피해자 지원·상담 연계 절차와 실제 지원 실적</w:t>
+      </w:r>
+    </w:p>
+    <w:p>
+      <w:pPr>
+        <w:spacing w:after="0" w:before="0" w:line="324" w:lineRule="auto"/>
+        <w:ind w:left="510"/>
+      </w:pPr>
+      <w:r>
+        <w:rPr>
+          <w:rFonts w:ascii="맑은 고딕" w:hAnsi="맑은 고딕" w:eastAsia="맑은 고딕"/>
+          <w:b w:val="0"/>
+          <w:sz w:val="20"/>
+        </w:rPr>
+        <w:t>- 사건 발생 도장에 대한 시군체육회·종목단체의 조치(제명·자격정지 등) 내역</w:t>
+      </w:r>
+    </w:p>
+    <w:p>
+      <w:pPr>
+        <w:spacing w:after="40" w:before="0" w:line="324" w:lineRule="auto"/>
+      </w:pPr>
+    </w:p>
+    <w:p>
+      <w:pPr>
+        <w:spacing w:after="0" w:before="0" w:line="324" w:lineRule="auto"/>
+        <w:ind w:left="113"/>
+      </w:pPr>
+      <w:r>
+        <w:rPr>
+          <w:rFonts w:ascii="맑은 고딕" w:hAnsi="맑은 고딕" w:eastAsia="맑은 고딕"/>
+          <w:b/>
+          <w:sz w:val="21"/>
+        </w:rPr>
+        <w:t>[도체육회-6] ∘ 시군체육회·가맹단체 보조금 정산 및 사례비 세무 처리 점검 현황 (2024~2026. 10.)</w:t>
+      </w:r>
+    </w:p>
+    <w:p>
+      <w:pPr>
+        <w:spacing w:after="0" w:before="0" w:line="324" w:lineRule="auto"/>
+        <w:ind w:left="510"/>
+      </w:pPr>
+      <w:r>
+        <w:rPr>
+          <w:rFonts w:ascii="맑은 고딕" w:hAnsi="맑은 고딕" w:eastAsia="맑은 고딕"/>
+          <w:b w:val="0"/>
+          <w:sz w:val="20"/>
+        </w:rPr>
+        <w:t>- 시군체육회·종목단체별 보조금 교부액과 정산 완료·지연 현황</w:t>
+      </w:r>
+    </w:p>
+    <w:p>
+      <w:pPr>
+        <w:spacing w:after="0" w:before="0" w:line="324" w:lineRule="auto"/>
+        <w:ind w:left="510"/>
+      </w:pPr>
+      <w:r>
+        <w:rPr>
+          <w:rFonts w:ascii="맑은 고딕" w:hAnsi="맑은 고딕" w:eastAsia="맑은 고딕"/>
+          <w:b w:val="0"/>
+          <w:sz w:val="20"/>
+        </w:rPr>
+        <w:t>- 심판수당·강사료 등 사례비 지급 시 원천징수 이행 여부 점검 결과</w:t>
+      </w:r>
+    </w:p>
+    <w:p>
+      <w:pPr>
+        <w:spacing w:after="0" w:before="0" w:line="324" w:lineRule="auto"/>
+        <w:ind w:left="510"/>
+      </w:pPr>
+      <w:r>
+        <w:rPr>
+          <w:rFonts w:ascii="맑은 고딕" w:hAnsi="맑은 고딕" w:eastAsia="맑은 고딕"/>
+          <w:b w:val="0"/>
+          <w:sz w:val="20"/>
+        </w:rPr>
+        <w:t>- 점검에서 확인된 부적정 집행 건수와 환수·시정 조치 내역</w:t>
+      </w:r>
+    </w:p>
+    <w:p>
+      <w:pPr>
+        <w:spacing w:after="0" w:before="0" w:line="324" w:lineRule="auto"/>
+        <w:ind w:left="510"/>
+      </w:pPr>
+      <w:r>
+        <w:rPr>
+          <w:rFonts w:ascii="맑은 고딕" w:hAnsi="맑은 고딕" w:eastAsia="맑은 고딕"/>
+          <w:b w:val="0"/>
+          <w:sz w:val="20"/>
+        </w:rPr>
+        <w:t>- 정산 지연·미이행 단체에 대한 제재(교부 중단, 관리단체 지정 등) 기준과 적용 사례</w:t>
       </w:r>
     </w:p>
     <w:p>
